--- a/SmartHostel_Project_Report.docx
+++ b/SmartHostel_Project_Report.docx
@@ -394,7 +394,7 @@
     </w:p>
     <w:p>
       <w:pPr>
-        <w:spacing w:before="720"/>
+        <w:spacing w:before="800"/>
       </w:pPr>
     </w:p>
     <w:tbl>
@@ -473,7 +473,7 @@
     </w:tbl>
     <w:p>
       <w:pPr>
-        <w:spacing w:before="720"/>
+        <w:spacing w:before="800"/>
       </w:pPr>
     </w:p>
     <w:p>
@@ -492,7 +492,7 @@
     </w:p>
     <w:p>
       <w:pPr>
-        <w:spacing w:before="480"/>
+        <w:spacing w:before="600"/>
       </w:pPr>
     </w:p>
     <w:tbl>
@@ -1038,8 +1038,13 @@
       </w:r>
     </w:p>
     <w:p>
+      <w:r>
+        <w:br w:type="page"/>
+      </w:r>
+    </w:p>
+    <w:p>
       <w:pPr>
-        <w:spacing w:before="280" w:after="200" w:line="276" w:lineRule="auto"/>
+        <w:spacing w:before="0" w:after="200" w:line="276" w:lineRule="auto"/>
         <w:jc w:val="center"/>
       </w:pPr>
       <w:r>
@@ -3824,7 +3829,7 @@
           <w:i w:val="0"/>
           <w:sz w:val="24"/>
         </w:rPr>
-        <w:t>The application provides dual operational interfaces: a keyboard-driven console for high-efficiency terminal administrative workflows and an embedded lightweight HTTP server providing an interactive dashboard. Validation across a ten-case functional test matrix demonstrates 100% verification of transactional safety, polymorphic billing accuracy, and referential integrity, providing an extensible software foundation for institutional deployment.</w:t>
+        <w:t>The application provides dual operational interfaces: a keyboard-driven console for high-efficiency terminal administrative workflows and an embedded lightweight HTTP server providing an interactive dashboard. Validation across a comprehensive functional test matrix demonstrates 100% verification of transactional safety, polymorphic billing accuracy, and referential integrity, providing an extensible software foundation for institutional deployment.</w:t>
       </w:r>
     </w:p>
     <w:p>
@@ -4179,7 +4184,7 @@
               <w:rPr>
                 <w:rFonts w:ascii="Times New Roman" w:hAnsi="Times New Roman"/>
                 <w:b/>
-                <w:sz w:val="22"/>
+                <w:sz w:val="21"/>
               </w:rPr>
               <w:t>ABSTRACT</w:t>
             </w:r>
@@ -4199,7 +4204,7 @@
               <w:rPr>
                 <w:rFonts w:ascii="Times New Roman" w:hAnsi="Times New Roman"/>
                 <w:b/>
-                <w:sz w:val="22"/>
+                <w:sz w:val="21"/>
               </w:rPr>
               <w:t>vi</w:t>
             </w:r>
@@ -4220,7 +4225,7 @@
               <w:rPr>
                 <w:rFonts w:ascii="Times New Roman" w:hAnsi="Times New Roman"/>
                 <w:b/>
-                <w:sz w:val="22"/>
+                <w:sz w:val="21"/>
               </w:rPr>
               <w:t>ACKNOWLEDGEMENT</w:t>
             </w:r>
@@ -4240,7 +4245,7 @@
               <w:rPr>
                 <w:rFonts w:ascii="Times New Roman" w:hAnsi="Times New Roman"/>
                 <w:b/>
-                <w:sz w:val="22"/>
+                <w:sz w:val="21"/>
               </w:rPr>
               <w:t>vii</w:t>
             </w:r>
@@ -4260,7 +4265,7 @@
             <w:r>
               <w:rPr>
                 <w:rFonts w:ascii="Times New Roman" w:hAnsi="Times New Roman"/>
-                <w:sz w:val="22"/>
+                <w:sz w:val="21"/>
               </w:rPr>
               <w:t>LIST OF FIGURES</w:t>
             </w:r>
@@ -4279,7 +4284,7 @@
             <w:r>
               <w:rPr>
                 <w:rFonts w:ascii="Times New Roman" w:hAnsi="Times New Roman"/>
-                <w:sz w:val="22"/>
+                <w:sz w:val="21"/>
               </w:rPr>
               <w:t>x</w:t>
             </w:r>
@@ -4299,7 +4304,7 @@
             <w:r>
               <w:rPr>
                 <w:rFonts w:ascii="Times New Roman" w:hAnsi="Times New Roman"/>
-                <w:sz w:val="22"/>
+                <w:sz w:val="21"/>
               </w:rPr>
               <w:t>LIST OF TABLES</w:t>
             </w:r>
@@ -4318,7 +4323,7 @@
             <w:r>
               <w:rPr>
                 <w:rFonts w:ascii="Times New Roman" w:hAnsi="Times New Roman"/>
-                <w:sz w:val="22"/>
+                <w:sz w:val="21"/>
               </w:rPr>
               <w:t>x</w:t>
             </w:r>
@@ -4338,7 +4343,7 @@
             <w:r>
               <w:rPr>
                 <w:rFonts w:ascii="Times New Roman" w:hAnsi="Times New Roman"/>
-                <w:sz w:val="22"/>
+                <w:sz w:val="21"/>
               </w:rPr>
               <w:t>LIST OF ABBREVIATIONS</w:t>
             </w:r>
@@ -4357,7 +4362,7 @@
             <w:r>
               <w:rPr>
                 <w:rFonts w:ascii="Times New Roman" w:hAnsi="Times New Roman"/>
-                <w:sz w:val="22"/>
+                <w:sz w:val="21"/>
               </w:rPr>
               <w:t>xi</w:t>
             </w:r>
@@ -4378,7 +4383,7 @@
               <w:rPr>
                 <w:rFonts w:ascii="Times New Roman" w:hAnsi="Times New Roman"/>
                 <w:b/>
-                <w:sz w:val="22"/>
+                <w:sz w:val="21"/>
               </w:rPr>
               <w:t>CHAPTER 1: INTRODUCTION</w:t>
             </w:r>
@@ -4398,7 +4403,7 @@
               <w:rPr>
                 <w:rFonts w:ascii="Times New Roman" w:hAnsi="Times New Roman"/>
                 <w:b/>
-                <w:sz w:val="22"/>
+                <w:sz w:val="21"/>
               </w:rPr>
               <w:t>1</w:t>
             </w:r>
@@ -4418,7 +4423,7 @@
             <w:r>
               <w:rPr>
                 <w:rFonts w:ascii="Times New Roman" w:hAnsi="Times New Roman"/>
-                <w:sz w:val="22"/>
+                <w:sz w:val="21"/>
               </w:rPr>
               <w:t xml:space="preserve">    1.1 General</w:t>
             </w:r>
@@ -4437,7 +4442,7 @@
             <w:r>
               <w:rPr>
                 <w:rFonts w:ascii="Times New Roman" w:hAnsi="Times New Roman"/>
-                <w:sz w:val="22"/>
+                <w:sz w:val="21"/>
               </w:rPr>
               <w:t>1</w:t>
             </w:r>
@@ -4457,9 +4462,9 @@
             <w:r>
               <w:rPr>
                 <w:rFonts w:ascii="Times New Roman" w:hAnsi="Times New Roman"/>
-                <w:sz w:val="22"/>
-              </w:rPr>
-              <w:t xml:space="preserve">    1.2 Objectives</w:t>
+                <w:sz w:val="21"/>
+              </w:rPr>
+              <w:t xml:space="preserve">    1.2 Relational Concurrency in Campus Accommodation</w:t>
             </w:r>
           </w:p>
         </w:tc>
@@ -4476,7 +4481,7 @@
             <w:r>
               <w:rPr>
                 <w:rFonts w:ascii="Times New Roman" w:hAnsi="Times New Roman"/>
-                <w:sz w:val="22"/>
+                <w:sz w:val="21"/>
               </w:rPr>
               <w:t>3</w:t>
             </w:r>
@@ -4496,9 +4501,9 @@
             <w:r>
               <w:rPr>
                 <w:rFonts w:ascii="Times New Roman" w:hAnsi="Times New Roman"/>
-                <w:sz w:val="22"/>
-              </w:rPr>
-              <w:t xml:space="preserve">    1.3 Team Member Distribution of Work</w:t>
+                <w:sz w:val="21"/>
+              </w:rPr>
+              <w:t xml:space="preserve">    1.3 Objectives</w:t>
             </w:r>
           </w:p>
         </w:tc>
@@ -4515,7 +4520,7 @@
             <w:r>
               <w:rPr>
                 <w:rFonts w:ascii="Times New Roman" w:hAnsi="Times New Roman"/>
-                <w:sz w:val="22"/>
+                <w:sz w:val="21"/>
               </w:rPr>
               <w:t>4</w:t>
             </w:r>
@@ -4535,9 +4540,9 @@
             <w:r>
               <w:rPr>
                 <w:rFonts w:ascii="Times New Roman" w:hAnsi="Times New Roman"/>
-                <w:sz w:val="22"/>
-              </w:rPr>
-              <w:t xml:space="preserve">    1.4 Existing System</w:t>
+                <w:sz w:val="21"/>
+              </w:rPr>
+              <w:t xml:space="preserve">    1.4 Detailed System Scope and Operational Constraints</w:t>
             </w:r>
           </w:p>
         </w:tc>
@@ -4554,7 +4559,7 @@
             <w:r>
               <w:rPr>
                 <w:rFonts w:ascii="Times New Roman" w:hAnsi="Times New Roman"/>
-                <w:sz w:val="22"/>
+                <w:sz w:val="21"/>
               </w:rPr>
               <w:t>5</w:t>
             </w:r>
@@ -4574,9 +4579,9 @@
             <w:r>
               <w:rPr>
                 <w:rFonts w:ascii="Times New Roman" w:hAnsi="Times New Roman"/>
-                <w:sz w:val="22"/>
-              </w:rPr>
-              <w:t xml:space="preserve">    1.5 Proposed System</w:t>
+                <w:sz w:val="21"/>
+              </w:rPr>
+              <w:t xml:space="preserve">    1.5 Team Member Distribution of Work</w:t>
             </w:r>
           </w:p>
         </w:tc>
@@ -4593,7 +4598,7 @@
             <w:r>
               <w:rPr>
                 <w:rFonts w:ascii="Times New Roman" w:hAnsi="Times New Roman"/>
-                <w:sz w:val="22"/>
+                <w:sz w:val="21"/>
               </w:rPr>
               <w:t>6</w:t>
             </w:r>
@@ -4613,10 +4618,9 @@
             <w:r>
               <w:rPr>
                 <w:rFonts w:ascii="Times New Roman" w:hAnsi="Times New Roman"/>
-                <w:b/>
-                <w:sz w:val="22"/>
-              </w:rPr>
-              <w:t>CHAPTER 2: LITERATURE SURVEY</w:t>
+                <w:sz w:val="21"/>
+              </w:rPr>
+              <w:t xml:space="preserve">    1.6 Existing System</w:t>
             </w:r>
           </w:p>
         </w:tc>
@@ -4633,8 +4637,7 @@
             <w:r>
               <w:rPr>
                 <w:rFonts w:ascii="Times New Roman" w:hAnsi="Times New Roman"/>
-                <w:b/>
-                <w:sz w:val="22"/>
+                <w:sz w:val="21"/>
               </w:rPr>
               <w:t>7</w:t>
             </w:r>
@@ -4654,9 +4657,9 @@
             <w:r>
               <w:rPr>
                 <w:rFonts w:ascii="Times New Roman" w:hAnsi="Times New Roman"/>
-                <w:sz w:val="22"/>
-              </w:rPr>
-              <w:t xml:space="preserve">    2.1 Overview</w:t>
+                <w:sz w:val="21"/>
+              </w:rPr>
+              <w:t xml:space="preserve">    1.7 Proposed System</w:t>
             </w:r>
           </w:p>
         </w:tc>
@@ -4673,9 +4676,9 @@
             <w:r>
               <w:rPr>
                 <w:rFonts w:ascii="Times New Roman" w:hAnsi="Times New Roman"/>
-                <w:sz w:val="22"/>
-              </w:rPr>
-              <w:t>7</w:t>
+                <w:sz w:val="21"/>
+              </w:rPr>
+              <w:t>8</w:t>
             </w:r>
           </w:p>
         </w:tc>
@@ -4693,9 +4696,10 @@
             <w:r>
               <w:rPr>
                 <w:rFonts w:ascii="Times New Roman" w:hAnsi="Times New Roman"/>
-                <w:sz w:val="22"/>
-              </w:rPr>
-              <w:t xml:space="preserve">    2.2 Major Areas of Focus</w:t>
+                <w:b/>
+                <w:sz w:val="21"/>
+              </w:rPr>
+              <w:t>CHAPTER 2: LITERATURE SURVEY</w:t>
             </w:r>
           </w:p>
         </w:tc>
@@ -4712,9 +4716,10 @@
             <w:r>
               <w:rPr>
                 <w:rFonts w:ascii="Times New Roman" w:hAnsi="Times New Roman"/>
-                <w:sz w:val="22"/>
-              </w:rPr>
-              <w:t>7</w:t>
+                <w:b/>
+                <w:sz w:val="21"/>
+              </w:rPr>
+              <w:t>9</w:t>
             </w:r>
           </w:p>
         </w:tc>
@@ -4732,9 +4737,9 @@
             <w:r>
               <w:rPr>
                 <w:rFonts w:ascii="Times New Roman" w:hAnsi="Times New Roman"/>
-                <w:sz w:val="22"/>
-              </w:rPr>
-              <w:t xml:space="preserve">    2.3 Literature Survey Papers</w:t>
+                <w:sz w:val="21"/>
+              </w:rPr>
+              <w:t xml:space="preserve">    2.1 Overview</w:t>
             </w:r>
           </w:p>
         </w:tc>
@@ -4751,9 +4756,9 @@
             <w:r>
               <w:rPr>
                 <w:rFonts w:ascii="Times New Roman" w:hAnsi="Times New Roman"/>
-                <w:sz w:val="22"/>
-              </w:rPr>
-              <w:t>8</w:t>
+                <w:sz w:val="21"/>
+              </w:rPr>
+              <w:t>9</w:t>
             </w:r>
           </w:p>
         </w:tc>
@@ -4771,9 +4776,9 @@
             <w:r>
               <w:rPr>
                 <w:rFonts w:ascii="Times New Roman" w:hAnsi="Times New Roman"/>
-                <w:sz w:val="22"/>
-              </w:rPr>
-              <w:t xml:space="preserve">    2.4 Base Paper and Research Gap</w:t>
+                <w:sz w:val="21"/>
+              </w:rPr>
+              <w:t xml:space="preserve">    2.2 Major Areas of Focus</w:t>
             </w:r>
           </w:p>
         </w:tc>
@@ -4790,9 +4795,9 @@
             <w:r>
               <w:rPr>
                 <w:rFonts w:ascii="Times New Roman" w:hAnsi="Times New Roman"/>
-                <w:sz w:val="22"/>
-              </w:rPr>
-              <w:t>10</w:t>
+                <w:sz w:val="21"/>
+              </w:rPr>
+              <w:t>9</w:t>
             </w:r>
           </w:p>
         </w:tc>
@@ -4810,10 +4815,9 @@
             <w:r>
               <w:rPr>
                 <w:rFonts w:ascii="Times New Roman" w:hAnsi="Times New Roman"/>
-                <w:b/>
-                <w:sz w:val="22"/>
-              </w:rPr>
-              <w:t>CHAPTER 3: SYSTEM DESIGN</w:t>
+                <w:sz w:val="21"/>
+              </w:rPr>
+              <w:t xml:space="preserve">    2.3 Comprehensive Literature Review</w:t>
             </w:r>
           </w:p>
         </w:tc>
@@ -4830,10 +4834,9 @@
             <w:r>
               <w:rPr>
                 <w:rFonts w:ascii="Times New Roman" w:hAnsi="Times New Roman"/>
-                <w:b/>
-                <w:sz w:val="22"/>
-              </w:rPr>
-              <w:t>12</w:t>
+                <w:sz w:val="21"/>
+              </w:rPr>
+              <w:t>10</w:t>
             </w:r>
           </w:p>
         </w:tc>
@@ -4851,9 +4854,9 @@
             <w:r>
               <w:rPr>
                 <w:rFonts w:ascii="Times New Roman" w:hAnsi="Times New Roman"/>
-                <w:sz w:val="22"/>
-              </w:rPr>
-              <w:t xml:space="preserve">    3.1 Eight-Table Relational Schema Architecture</w:t>
+                <w:sz w:val="21"/>
+              </w:rPr>
+              <w:t xml:space="preserve">    2.4 Comparative Survey of Campus Housing Solutions</w:t>
             </w:r>
           </w:p>
         </w:tc>
@@ -4870,9 +4873,9 @@
             <w:r>
               <w:rPr>
                 <w:rFonts w:ascii="Times New Roman" w:hAnsi="Times New Roman"/>
-                <w:sz w:val="22"/>
-              </w:rPr>
-              <w:t>12</w:t>
+                <w:sz w:val="21"/>
+              </w:rPr>
+              <w:t>14</w:t>
             </w:r>
           </w:p>
         </w:tc>
@@ -4890,9 +4893,9 @@
             <w:r>
               <w:rPr>
                 <w:rFonts w:ascii="Times New Roman" w:hAnsi="Times New Roman"/>
-                <w:sz w:val="22"/>
-              </w:rPr>
-              <w:t xml:space="preserve">    3.2 Formal Normalization Analysis (1NF to 3NF)</w:t>
+                <w:sz w:val="21"/>
+              </w:rPr>
+              <w:t xml:space="preserve">    2.5 Base Paper and Research Gap</w:t>
             </w:r>
           </w:p>
         </w:tc>
@@ -4909,9 +4912,9 @@
             <w:r>
               <w:rPr>
                 <w:rFonts w:ascii="Times New Roman" w:hAnsi="Times New Roman"/>
-                <w:sz w:val="22"/>
-              </w:rPr>
-              <w:t>14</w:t>
+                <w:sz w:val="21"/>
+              </w:rPr>
+              <w:t>15</w:t>
             </w:r>
           </w:p>
         </w:tc>
@@ -4929,9 +4932,10 @@
             <w:r>
               <w:rPr>
                 <w:rFonts w:ascii="Times New Roman" w:hAnsi="Times New Roman"/>
-                <w:sz w:val="22"/>
-              </w:rPr>
-              <w:t xml:space="preserve">    3.3 Development Environment (Hardware &amp; Software)</w:t>
+                <w:b/>
+                <w:sz w:val="21"/>
+              </w:rPr>
+              <w:t>CHAPTER 3: SYSTEM DESIGN</w:t>
             </w:r>
           </w:p>
         </w:tc>
@@ -4948,9 +4952,10 @@
             <w:r>
               <w:rPr>
                 <w:rFonts w:ascii="Times New Roman" w:hAnsi="Times New Roman"/>
-                <w:sz w:val="22"/>
-              </w:rPr>
-              <w:t>15</w:t>
+                <w:b/>
+                <w:sz w:val="21"/>
+              </w:rPr>
+              <w:t>16</w:t>
             </w:r>
           </w:p>
         </w:tc>
@@ -4968,9 +4973,9 @@
             <w:r>
               <w:rPr>
                 <w:rFonts w:ascii="Times New Roman" w:hAnsi="Times New Roman"/>
-                <w:sz w:val="22"/>
-              </w:rPr>
-              <w:t xml:space="preserve">    3.4 System Architectural Flow</w:t>
+                <w:sz w:val="21"/>
+              </w:rPr>
+              <w:t xml:space="preserve">    3.1 Eight-Table Relational Schema Architecture</w:t>
             </w:r>
           </w:p>
         </w:tc>
@@ -4987,7 +4992,7 @@
             <w:r>
               <w:rPr>
                 <w:rFonts w:ascii="Times New Roman" w:hAnsi="Times New Roman"/>
-                <w:sz w:val="22"/>
+                <w:sz w:val="21"/>
               </w:rPr>
               <w:t>16</w:t>
             </w:r>
@@ -5007,9 +5012,9 @@
             <w:r>
               <w:rPr>
                 <w:rFonts w:ascii="Times New Roman" w:hAnsi="Times New Roman"/>
-                <w:sz w:val="22"/>
-              </w:rPr>
-              <w:t xml:space="preserve">    3.5 Entity-Relationship (ER) Modeling</w:t>
+                <w:sz w:val="21"/>
+              </w:rPr>
+              <w:t xml:space="preserve">    3.2 Mathematical Functional Dependency Analysis &amp; 3NF Proofs</w:t>
             </w:r>
           </w:p>
         </w:tc>
@@ -5026,7 +5031,7 @@
             <w:r>
               <w:rPr>
                 <w:rFonts w:ascii="Times New Roman" w:hAnsi="Times New Roman"/>
-                <w:sz w:val="22"/>
+                <w:sz w:val="21"/>
               </w:rPr>
               <w:t>18</w:t>
             </w:r>
@@ -5046,9 +5051,9 @@
             <w:r>
               <w:rPr>
                 <w:rFonts w:ascii="Times New Roman" w:hAnsi="Times New Roman"/>
-                <w:sz w:val="22"/>
-              </w:rPr>
-              <w:t xml:space="preserve">    3.6 UML Class Hierarchy Design</w:t>
+                <w:sz w:val="21"/>
+              </w:rPr>
+              <w:t xml:space="preserve">    3.3 Physical Relational Integrity Constraints and DDL</w:t>
             </w:r>
           </w:p>
         </w:tc>
@@ -5065,9 +5070,9 @@
             <w:r>
               <w:rPr>
                 <w:rFonts w:ascii="Times New Roman" w:hAnsi="Times New Roman"/>
-                <w:sz w:val="22"/>
-              </w:rPr>
-              <w:t>20</w:t>
+                <w:sz w:val="21"/>
+              </w:rPr>
+              <w:t>21</w:t>
             </w:r>
           </w:p>
         </w:tc>
@@ -5085,10 +5090,9 @@
             <w:r>
               <w:rPr>
                 <w:rFonts w:ascii="Times New Roman" w:hAnsi="Times New Roman"/>
-                <w:b/>
-                <w:sz w:val="22"/>
-              </w:rPr>
-              <w:t>CHAPTER 4: METHODOLOGY AND IMPLEMENTATION</w:t>
+                <w:sz w:val="21"/>
+              </w:rPr>
+              <w:t xml:space="preserve">    3.4 Development Environment (Hardware &amp; Software)</w:t>
             </w:r>
           </w:p>
         </w:tc>
@@ -5105,10 +5109,9 @@
             <w:r>
               <w:rPr>
                 <w:rFonts w:ascii="Times New Roman" w:hAnsi="Times New Roman"/>
-                <w:b/>
-                <w:sz w:val="22"/>
-              </w:rPr>
-              <w:t>22</w:t>
+                <w:sz w:val="21"/>
+              </w:rPr>
+              <w:t>23</w:t>
             </w:r>
           </w:p>
         </w:tc>
@@ -5126,9 +5129,9 @@
             <w:r>
               <w:rPr>
                 <w:rFonts w:ascii="Times New Roman" w:hAnsi="Times New Roman"/>
-                <w:sz w:val="22"/>
-              </w:rPr>
-              <w:t xml:space="preserve">    4.1 Module 1: User Identity and Student Enrollment (Roshan B)</w:t>
+                <w:sz w:val="21"/>
+              </w:rPr>
+              <w:t xml:space="preserve">    3.5 System Architectural Flow (Figure 3.1)</w:t>
             </w:r>
           </w:p>
         </w:tc>
@@ -5145,9 +5148,9 @@
             <w:r>
               <w:rPr>
                 <w:rFonts w:ascii="Times New Roman" w:hAnsi="Times New Roman"/>
-                <w:sz w:val="22"/>
-              </w:rPr>
-              <w:t>22</w:t>
+                <w:sz w:val="21"/>
+              </w:rPr>
+              <w:t>24</w:t>
             </w:r>
           </w:p>
         </w:tc>
@@ -5165,9 +5168,9 @@
             <w:r>
               <w:rPr>
                 <w:rFonts w:ascii="Times New Roman" w:hAnsi="Times New Roman"/>
-                <w:sz w:val="22"/>
-              </w:rPr>
-              <w:t xml:space="preserve">    4.2 Module 2: Hostel Infrastructure and Room Tariffs (Sai Srikar B)</w:t>
+                <w:sz w:val="21"/>
+              </w:rPr>
+              <w:t xml:space="preserve">    3.6 Entity-Relationship (ER) Modeling (Figure 3.2)</w:t>
             </w:r>
           </w:p>
         </w:tc>
@@ -5184,9 +5187,9 @@
             <w:r>
               <w:rPr>
                 <w:rFonts w:ascii="Times New Roman" w:hAnsi="Times New Roman"/>
-                <w:sz w:val="22"/>
-              </w:rPr>
-              <w:t>24</w:t>
+                <w:sz w:val="21"/>
+              </w:rPr>
+              <w:t>25</w:t>
             </w:r>
           </w:p>
         </w:tc>
@@ -5204,9 +5207,9 @@
             <w:r>
               <w:rPr>
                 <w:rFonts w:ascii="Times New Roman" w:hAnsi="Times New Roman"/>
-                <w:sz w:val="22"/>
-              </w:rPr>
-              <w:t xml:space="preserve">    4.3 Module 3: Staff Operations and ACID Allocations (Sanjana VS)</w:t>
+                <w:sz w:val="21"/>
+              </w:rPr>
+              <w:t xml:space="preserve">    3.7 UML Class Hierarchy Design (Figure 3.3)</w:t>
             </w:r>
           </w:p>
         </w:tc>
@@ -5223,7 +5226,7 @@
             <w:r>
               <w:rPr>
                 <w:rFonts w:ascii="Times New Roman" w:hAnsi="Times New Roman"/>
-                <w:sz w:val="22"/>
+                <w:sz w:val="21"/>
               </w:rPr>
               <w:t>26</w:t>
             </w:r>
@@ -5243,9 +5246,10 @@
             <w:r>
               <w:rPr>
                 <w:rFonts w:ascii="Times New Roman" w:hAnsi="Times New Roman"/>
-                <w:sz w:val="22"/>
-              </w:rPr>
-              <w:t xml:space="preserve">    4.4 Module 4: Fee Billing and Grievances (Sandhiya B)</w:t>
+                <w:b/>
+                <w:sz w:val="21"/>
+              </w:rPr>
+              <w:t>CHAPTER 4: METHODOLOGY AND IMPLEMENTATION</w:t>
             </w:r>
           </w:p>
         </w:tc>
@@ -5262,9 +5266,10 @@
             <w:r>
               <w:rPr>
                 <w:rFonts w:ascii="Times New Roman" w:hAnsi="Times New Roman"/>
-                <w:sz w:val="22"/>
-              </w:rPr>
-              <w:t>28</w:t>
+                <w:b/>
+                <w:sz w:val="21"/>
+              </w:rPr>
+              <w:t>27</w:t>
             </w:r>
           </w:p>
         </w:tc>
@@ -5282,9 +5287,9 @@
             <w:r>
               <w:rPr>
                 <w:rFonts w:ascii="Times New Roman" w:hAnsi="Times New Roman"/>
-                <w:sz w:val="22"/>
-              </w:rPr>
-              <w:t xml:space="preserve">    4.5 Dual Interface Implementation (CLI &amp; Web Dashboard)</w:t>
+                <w:sz w:val="21"/>
+              </w:rPr>
+              <w:t xml:space="preserve">    4.1 Module 1: User Identity and Student Enrollment (Roshan B)</w:t>
             </w:r>
           </w:p>
         </w:tc>
@@ -5301,9 +5306,9 @@
             <w:r>
               <w:rPr>
                 <w:rFonts w:ascii="Times New Roman" w:hAnsi="Times New Roman"/>
-                <w:sz w:val="22"/>
-              </w:rPr>
-              <w:t>30</w:t>
+                <w:sz w:val="21"/>
+              </w:rPr>
+              <w:t>27</w:t>
             </w:r>
           </w:p>
         </w:tc>
@@ -5321,10 +5326,9 @@
             <w:r>
               <w:rPr>
                 <w:rFonts w:ascii="Times New Roman" w:hAnsi="Times New Roman"/>
-                <w:b/>
-                <w:sz w:val="22"/>
-              </w:rPr>
-              <w:t>CHAPTER 5: RESULTS AND DISCUSSIONS</w:t>
+                <w:sz w:val="21"/>
+              </w:rPr>
+              <w:t xml:space="preserve">    4.2 Module 2: Hostel Infrastructure and Room Tariffs (Sai Srikar B)</w:t>
             </w:r>
           </w:p>
         </w:tc>
@@ -5341,10 +5345,9 @@
             <w:r>
               <w:rPr>
                 <w:rFonts w:ascii="Times New Roman" w:hAnsi="Times New Roman"/>
-                <w:b/>
-                <w:sz w:val="22"/>
-              </w:rPr>
-              <w:t>32</w:t>
+                <w:sz w:val="21"/>
+              </w:rPr>
+              <w:t>30</w:t>
             </w:r>
           </w:p>
         </w:tc>
@@ -5362,9 +5365,9 @@
             <w:r>
               <w:rPr>
                 <w:rFonts w:ascii="Times New Roman" w:hAnsi="Times New Roman"/>
-                <w:sz w:val="22"/>
-              </w:rPr>
-              <w:t xml:space="preserve">    5.1 Overview and Functional Verification</w:t>
+                <w:sz w:val="21"/>
+              </w:rPr>
+              <w:t xml:space="preserve">    4.3 Module 3: Staff Operations and ACID Allocations (Sanjana VS)</w:t>
             </w:r>
           </w:p>
         </w:tc>
@@ -5381,9 +5384,9 @@
             <w:r>
               <w:rPr>
                 <w:rFonts w:ascii="Times New Roman" w:hAnsi="Times New Roman"/>
-                <w:sz w:val="22"/>
-              </w:rPr>
-              <w:t>32</w:t>
+                <w:sz w:val="21"/>
+              </w:rPr>
+              <w:t>33</w:t>
             </w:r>
           </w:p>
         </w:tc>
@@ -5401,9 +5404,9 @@
             <w:r>
               <w:rPr>
                 <w:rFonts w:ascii="Times New Roman" w:hAnsi="Times New Roman"/>
-                <w:sz w:val="22"/>
-              </w:rPr>
-              <w:t xml:space="preserve">    5.2 Polymorphic Tariff Execution Analysis</w:t>
+                <w:sz w:val="21"/>
+              </w:rPr>
+              <w:t xml:space="preserve">    4.4 Module 4: Fee Billing and Grievances (Sandhiya B)</w:t>
             </w:r>
           </w:p>
         </w:tc>
@@ -5420,9 +5423,9 @@
             <w:r>
               <w:rPr>
                 <w:rFonts w:ascii="Times New Roman" w:hAnsi="Times New Roman"/>
-                <w:sz w:val="22"/>
-              </w:rPr>
-              <w:t>32</w:t>
+                <w:sz w:val="21"/>
+              </w:rPr>
+              <w:t>36</w:t>
             </w:r>
           </w:p>
         </w:tc>
@@ -5440,9 +5443,9 @@
             <w:r>
               <w:rPr>
                 <w:rFonts w:ascii="Times New Roman" w:hAnsi="Times New Roman"/>
-                <w:sz w:val="22"/>
-              </w:rPr>
-              <w:t xml:space="preserve">    5.3 ACID Concurrency and Rollback Verification</w:t>
+                <w:sz w:val="21"/>
+              </w:rPr>
+              <w:t xml:space="preserve">    4.5 Dual Interface Implementation (CLI &amp; Web Dashboard)</w:t>
             </w:r>
           </w:p>
         </w:tc>
@@ -5459,9 +5462,9 @@
             <w:r>
               <w:rPr>
                 <w:rFonts w:ascii="Times New Roman" w:hAnsi="Times New Roman"/>
-                <w:sz w:val="22"/>
-              </w:rPr>
-              <w:t>33</w:t>
+                <w:sz w:val="21"/>
+              </w:rPr>
+              <w:t>38</w:t>
             </w:r>
           </w:p>
         </w:tc>
@@ -5479,9 +5482,10 @@
             <w:r>
               <w:rPr>
                 <w:rFonts w:ascii="Times New Roman" w:hAnsi="Times New Roman"/>
-                <w:sz w:val="22"/>
-              </w:rPr>
-              <w:t xml:space="preserve">    5.4 Fee Ledger Reconciliation Results</w:t>
+                <w:b/>
+                <w:sz w:val="21"/>
+              </w:rPr>
+              <w:t>CHAPTER 5: RESULTS AND DISCUSSIONS</w:t>
             </w:r>
           </w:p>
         </w:tc>
@@ -5498,9 +5502,10 @@
             <w:r>
               <w:rPr>
                 <w:rFonts w:ascii="Times New Roman" w:hAnsi="Times New Roman"/>
-                <w:sz w:val="22"/>
-              </w:rPr>
-              <w:t>34</w:t>
+                <w:b/>
+                <w:sz w:val="21"/>
+              </w:rPr>
+              <w:t>40</w:t>
             </w:r>
           </w:p>
         </w:tc>
@@ -5518,9 +5523,9 @@
             <w:r>
               <w:rPr>
                 <w:rFonts w:ascii="Times New Roman" w:hAnsi="Times New Roman"/>
-                <w:sz w:val="22"/>
-              </w:rPr>
-              <w:t xml:space="preserve">    5.5 Comprehensive 10-Case Test Suite Matrix</w:t>
+                <w:sz w:val="21"/>
+              </w:rPr>
+              <w:t xml:space="preserve">    5.1 Overview and Functional Verification</w:t>
             </w:r>
           </w:p>
         </w:tc>
@@ -5537,9 +5542,9 @@
             <w:r>
               <w:rPr>
                 <w:rFonts w:ascii="Times New Roman" w:hAnsi="Times New Roman"/>
-                <w:sz w:val="22"/>
-              </w:rPr>
-              <w:t>35</w:t>
+                <w:sz w:val="21"/>
+              </w:rPr>
+              <w:t>40</w:t>
             </w:r>
           </w:p>
         </w:tc>
@@ -5557,9 +5562,9 @@
             <w:r>
               <w:rPr>
                 <w:rFonts w:ascii="Times New Roman" w:hAnsi="Times New Roman"/>
-                <w:sz w:val="22"/>
-              </w:rPr>
-              <w:t xml:space="preserve">    5.6 Comparative Discussion</w:t>
+                <w:sz w:val="21"/>
+              </w:rPr>
+              <w:t xml:space="preserve">    5.2 Polymorphic Tariff Execution Analysis</w:t>
             </w:r>
           </w:p>
         </w:tc>
@@ -5576,9 +5581,9 @@
             <w:r>
               <w:rPr>
                 <w:rFonts w:ascii="Times New Roman" w:hAnsi="Times New Roman"/>
-                <w:sz w:val="22"/>
-              </w:rPr>
-              <w:t>36</w:t>
+                <w:sz w:val="21"/>
+              </w:rPr>
+              <w:t>40</w:t>
             </w:r>
           </w:p>
         </w:tc>
@@ -5596,10 +5601,9 @@
             <w:r>
               <w:rPr>
                 <w:rFonts w:ascii="Times New Roman" w:hAnsi="Times New Roman"/>
-                <w:b/>
-                <w:sz w:val="22"/>
-              </w:rPr>
-              <w:t>CHAPTER 6: CONCLUSION</w:t>
+                <w:sz w:val="21"/>
+              </w:rPr>
+              <w:t xml:space="preserve">    5.3 ACID Concurrency and Rollback Verification</w:t>
             </w:r>
           </w:p>
         </w:tc>
@@ -5616,10 +5620,9 @@
             <w:r>
               <w:rPr>
                 <w:rFonts w:ascii="Times New Roman" w:hAnsi="Times New Roman"/>
-                <w:b/>
-                <w:sz w:val="22"/>
-              </w:rPr>
-              <w:t>37</w:t>
+                <w:sz w:val="21"/>
+              </w:rPr>
+              <w:t>41</w:t>
             </w:r>
           </w:p>
         </w:tc>
@@ -5637,10 +5640,9 @@
             <w:r>
               <w:rPr>
                 <w:rFonts w:ascii="Times New Roman" w:hAnsi="Times New Roman"/>
-                <w:b/>
-                <w:sz w:val="22"/>
-              </w:rPr>
-              <w:t>CHAPTER 7: FUTURE ENHANCEMENTS</w:t>
+                <w:sz w:val="21"/>
+              </w:rPr>
+              <w:t xml:space="preserve">    5.4 Fee Ledger Reconciliation Results</w:t>
             </w:r>
           </w:p>
         </w:tc>
@@ -5657,10 +5659,9 @@
             <w:r>
               <w:rPr>
                 <w:rFonts w:ascii="Times New Roman" w:hAnsi="Times New Roman"/>
-                <w:b/>
-                <w:sz w:val="22"/>
-              </w:rPr>
-              <w:t>38</w:t>
+                <w:sz w:val="21"/>
+              </w:rPr>
+              <w:t>41</w:t>
             </w:r>
           </w:p>
         </w:tc>
@@ -5678,10 +5679,9 @@
             <w:r>
               <w:rPr>
                 <w:rFonts w:ascii="Times New Roman" w:hAnsi="Times New Roman"/>
-                <w:b/>
-                <w:sz w:val="22"/>
-              </w:rPr>
-              <w:t>REFERENCES</w:t>
+                <w:sz w:val="21"/>
+              </w:rPr>
+              <w:t xml:space="preserve">    5.5 Comprehensive 20-Case Test Suite Matrix</w:t>
             </w:r>
           </w:p>
         </w:tc>
@@ -5698,10 +5698,210 @@
             <w:r>
               <w:rPr>
                 <w:rFonts w:ascii="Times New Roman" w:hAnsi="Times New Roman"/>
+                <w:sz w:val="21"/>
+              </w:rPr>
+              <w:t>42</w:t>
+            </w:r>
+          </w:p>
+        </w:tc>
+      </w:tr>
+      <w:tr>
+        <w:tc>
+          <w:tcPr>
+            <w:tcW w:type="dxa" w:w="7200"/>
+            <w:tcW w:w="7200" w:type="dxa"/>
+          </w:tcPr>
+          <w:p>
+            <w:pPr>
+              <w:spacing w:line="276" w:lineRule="auto" w:after="40"/>
+            </w:pPr>
+            <w:r>
+              <w:rPr>
+                <w:rFonts w:ascii="Times New Roman" w:hAnsi="Times New Roman"/>
+                <w:sz w:val="21"/>
+              </w:rPr>
+              <w:t xml:space="preserve">    5.6 System Performance and Scalability Benchmarking</w:t>
+            </w:r>
+          </w:p>
+        </w:tc>
+        <w:tc>
+          <w:tcPr>
+            <w:tcW w:type="dxa" w:w="1440"/>
+            <w:tcW w:w="1440" w:type="dxa"/>
+          </w:tcPr>
+          <w:p>
+            <w:pPr>
+              <w:spacing w:line="276" w:lineRule="auto" w:after="40"/>
+              <w:jc w:val="right"/>
+            </w:pPr>
+            <w:r>
+              <w:rPr>
+                <w:rFonts w:ascii="Times New Roman" w:hAnsi="Times New Roman"/>
+                <w:sz w:val="21"/>
+              </w:rPr>
+              <w:t>44</w:t>
+            </w:r>
+          </w:p>
+        </w:tc>
+      </w:tr>
+      <w:tr>
+        <w:tc>
+          <w:tcPr>
+            <w:tcW w:type="dxa" w:w="7200"/>
+            <w:tcW w:w="7200" w:type="dxa"/>
+          </w:tcPr>
+          <w:p>
+            <w:pPr>
+              <w:spacing w:line="276" w:lineRule="auto" w:after="40"/>
+            </w:pPr>
+            <w:r>
+              <w:rPr>
+                <w:rFonts w:ascii="Times New Roman" w:hAnsi="Times New Roman"/>
+                <w:sz w:val="21"/>
+              </w:rPr>
+              <w:t xml:space="preserve">    5.7 Comparative Discussion</w:t>
+            </w:r>
+          </w:p>
+        </w:tc>
+        <w:tc>
+          <w:tcPr>
+            <w:tcW w:type="dxa" w:w="1440"/>
+            <w:tcW w:w="1440" w:type="dxa"/>
+          </w:tcPr>
+          <w:p>
+            <w:pPr>
+              <w:spacing w:line="276" w:lineRule="auto" w:after="40"/>
+              <w:jc w:val="right"/>
+            </w:pPr>
+            <w:r>
+              <w:rPr>
+                <w:rFonts w:ascii="Times New Roman" w:hAnsi="Times New Roman"/>
+                <w:sz w:val="21"/>
+              </w:rPr>
+              <w:t>45</w:t>
+            </w:r>
+          </w:p>
+        </w:tc>
+      </w:tr>
+      <w:tr>
+        <w:tc>
+          <w:tcPr>
+            <w:tcW w:type="dxa" w:w="7200"/>
+            <w:tcW w:w="7200" w:type="dxa"/>
+          </w:tcPr>
+          <w:p>
+            <w:pPr>
+              <w:spacing w:line="276" w:lineRule="auto" w:after="40"/>
+            </w:pPr>
+            <w:r>
+              <w:rPr>
+                <w:rFonts w:ascii="Times New Roman" w:hAnsi="Times New Roman"/>
                 <w:b/>
-                <w:sz w:val="22"/>
-              </w:rPr>
-              <w:t>39</w:t>
+                <w:sz w:val="21"/>
+              </w:rPr>
+              <w:t>CHAPTER 6: CONCLUSION</w:t>
+            </w:r>
+          </w:p>
+        </w:tc>
+        <w:tc>
+          <w:tcPr>
+            <w:tcW w:type="dxa" w:w="1440"/>
+            <w:tcW w:w="1440" w:type="dxa"/>
+          </w:tcPr>
+          <w:p>
+            <w:pPr>
+              <w:spacing w:line="276" w:lineRule="auto" w:after="40"/>
+              <w:jc w:val="right"/>
+            </w:pPr>
+            <w:r>
+              <w:rPr>
+                <w:rFonts w:ascii="Times New Roman" w:hAnsi="Times New Roman"/>
+                <w:b/>
+                <w:sz w:val="21"/>
+              </w:rPr>
+              <w:t>46</w:t>
+            </w:r>
+          </w:p>
+        </w:tc>
+      </w:tr>
+      <w:tr>
+        <w:tc>
+          <w:tcPr>
+            <w:tcW w:type="dxa" w:w="7200"/>
+            <w:tcW w:w="7200" w:type="dxa"/>
+          </w:tcPr>
+          <w:p>
+            <w:pPr>
+              <w:spacing w:line="276" w:lineRule="auto" w:after="40"/>
+            </w:pPr>
+            <w:r>
+              <w:rPr>
+                <w:rFonts w:ascii="Times New Roman" w:hAnsi="Times New Roman"/>
+                <w:b/>
+                <w:sz w:val="21"/>
+              </w:rPr>
+              <w:t>CHAPTER 7: FUTURE ENHANCEMENTS</w:t>
+            </w:r>
+          </w:p>
+        </w:tc>
+        <w:tc>
+          <w:tcPr>
+            <w:tcW w:type="dxa" w:w="1440"/>
+            <w:tcW w:w="1440" w:type="dxa"/>
+          </w:tcPr>
+          <w:p>
+            <w:pPr>
+              <w:spacing w:line="276" w:lineRule="auto" w:after="40"/>
+              <w:jc w:val="right"/>
+            </w:pPr>
+            <w:r>
+              <w:rPr>
+                <w:rFonts w:ascii="Times New Roman" w:hAnsi="Times New Roman"/>
+                <w:b/>
+                <w:sz w:val="21"/>
+              </w:rPr>
+              <w:t>47</w:t>
+            </w:r>
+          </w:p>
+        </w:tc>
+      </w:tr>
+      <w:tr>
+        <w:tc>
+          <w:tcPr>
+            <w:tcW w:type="dxa" w:w="7200"/>
+            <w:tcW w:w="7200" w:type="dxa"/>
+          </w:tcPr>
+          <w:p>
+            <w:pPr>
+              <w:spacing w:line="276" w:lineRule="auto" w:after="40"/>
+            </w:pPr>
+            <w:r>
+              <w:rPr>
+                <w:rFonts w:ascii="Times New Roman" w:hAnsi="Times New Roman"/>
+                <w:b/>
+                <w:sz w:val="21"/>
+              </w:rPr>
+              <w:t>REFERENCES</w:t>
+            </w:r>
+          </w:p>
+        </w:tc>
+        <w:tc>
+          <w:tcPr>
+            <w:tcW w:type="dxa" w:w="1440"/>
+            <w:tcW w:w="1440" w:type="dxa"/>
+          </w:tcPr>
+          <w:p>
+            <w:pPr>
+              <w:spacing w:line="276" w:lineRule="auto" w:after="40"/>
+              <w:jc w:val="right"/>
+            </w:pPr>
+            <w:r>
+              <w:rPr>
+                <w:rFonts w:ascii="Times New Roman" w:hAnsi="Times New Roman"/>
+                <w:b/>
+                <w:sz w:val="21"/>
+              </w:rPr>
+              <w:t>48</w:t>
             </w:r>
           </w:p>
         </w:tc>
@@ -5765,7 +5965,7 @@
               <w:rPr>
                 <w:rFonts w:ascii="Times New Roman" w:hAnsi="Times New Roman"/>
               </w:rPr>
-              <w:t>17</w:t>
+              <w:t>24</w:t>
             </w:r>
           </w:p>
         </w:tc>
@@ -5798,7 +5998,7 @@
               <w:rPr>
                 <w:rFonts w:ascii="Times New Roman" w:hAnsi="Times New Roman"/>
               </w:rPr>
-              <w:t>19</w:t>
+              <w:t>25</w:t>
             </w:r>
           </w:p>
         </w:tc>
@@ -5831,7 +6031,7 @@
               <w:rPr>
                 <w:rFonts w:ascii="Times New Roman" w:hAnsi="Times New Roman"/>
               </w:rPr>
-              <w:t>21</w:t>
+              <w:t>26</w:t>
             </w:r>
           </w:p>
         </w:tc>
@@ -5864,7 +6064,7 @@
               <w:rPr>
                 <w:rFonts w:ascii="Times New Roman" w:hAnsi="Times New Roman"/>
               </w:rPr>
-              <w:t>27</w:t>
+              <w:t>34</w:t>
             </w:r>
           </w:p>
         </w:tc>
@@ -5897,7 +6097,7 @@
               <w:rPr>
                 <w:rFonts w:ascii="Times New Roman" w:hAnsi="Times New Roman"/>
               </w:rPr>
-              <w:t>29</w:t>
+              <w:t>37</w:t>
             </w:r>
           </w:p>
         </w:tc>
@@ -5930,7 +6130,7 @@
               <w:rPr>
                 <w:rFonts w:ascii="Times New Roman" w:hAnsi="Times New Roman"/>
               </w:rPr>
-              <w:t>31</w:t>
+              <w:t>39</w:t>
             </w:r>
           </w:p>
         </w:tc>
@@ -5989,7 +6189,7 @@
               <w:rPr>
                 <w:rFonts w:ascii="Times New Roman" w:hAnsi="Times New Roman"/>
               </w:rPr>
-              <w:t>4</w:t>
+              <w:t>6</w:t>
             </w:r>
           </w:p>
         </w:tc>
@@ -6005,7 +6205,7 @@
               <w:rPr>
                 <w:rFonts w:ascii="Times New Roman" w:hAnsi="Times New Roman"/>
               </w:rPr>
-              <w:t>Table 3.1: Eight-Table Relational Schema Data Dictionary</w:t>
+              <w:t>Table 2.1: Comparative Analysis of Institutional Hostel Solutions</w:t>
             </w:r>
           </w:p>
         </w:tc>
@@ -6022,7 +6222,7 @@
               <w:rPr>
                 <w:rFonts w:ascii="Times New Roman" w:hAnsi="Times New Roman"/>
               </w:rPr>
-              <w:t>13</w:t>
+              <w:t>14</w:t>
             </w:r>
           </w:p>
         </w:tc>
@@ -6038,7 +6238,7 @@
               <w:rPr>
                 <w:rFonts w:ascii="Times New Roman" w:hAnsi="Times New Roman"/>
               </w:rPr>
-              <w:t>Table 3.2: Hardware Development Environment Specifications</w:t>
+              <w:t>Table 3.1: Eight-Table Relational Schema Data Dictionary</w:t>
             </w:r>
           </w:p>
         </w:tc>
@@ -6055,7 +6255,7 @@
               <w:rPr>
                 <w:rFonts w:ascii="Times New Roman" w:hAnsi="Times New Roman"/>
               </w:rPr>
-              <w:t>15</w:t>
+              <w:t>17</w:t>
             </w:r>
           </w:p>
         </w:tc>
@@ -6071,7 +6271,7 @@
               <w:rPr>
                 <w:rFonts w:ascii="Times New Roman" w:hAnsi="Times New Roman"/>
               </w:rPr>
-              <w:t>Table 3.3: Software Development Environment Specifications</w:t>
+              <w:t>Table 3.2: Hardware Development Environment Specifications</w:t>
             </w:r>
           </w:p>
         </w:tc>
@@ -6088,7 +6288,7 @@
               <w:rPr>
                 <w:rFonts w:ascii="Times New Roman" w:hAnsi="Times New Roman"/>
               </w:rPr>
-              <w:t>15</w:t>
+              <w:t>23</w:t>
             </w:r>
           </w:p>
         </w:tc>
@@ -6104,7 +6304,7 @@
               <w:rPr>
                 <w:rFonts w:ascii="Times New Roman" w:hAnsi="Times New Roman"/>
               </w:rPr>
-              <w:t>Table 5.1: Polymorphic Room Rent Calculation Benchmark</w:t>
+              <w:t>Table 3.3: Software Development Environment Specifications</w:t>
             </w:r>
           </w:p>
         </w:tc>
@@ -6121,7 +6321,7 @@
               <w:rPr>
                 <w:rFonts w:ascii="Times New Roman" w:hAnsi="Times New Roman"/>
               </w:rPr>
-              <w:t>33</w:t>
+              <w:t>23</w:t>
             </w:r>
           </w:p>
         </w:tc>
@@ -6137,7 +6337,7 @@
               <w:rPr>
                 <w:rFonts w:ascii="Times New Roman" w:hAnsi="Times New Roman"/>
               </w:rPr>
-              <w:t>Table 5.2: Comprehensive 10-Case Functional Verification Matrix</w:t>
+              <w:t>Table 5.1: Polymorphic Room Rent Calculation Benchmark</w:t>
             </w:r>
           </w:p>
         </w:tc>
@@ -6154,7 +6354,7 @@
               <w:rPr>
                 <w:rFonts w:ascii="Times New Roman" w:hAnsi="Times New Roman"/>
               </w:rPr>
-              <w:t>35</w:t>
+              <w:t>40</w:t>
             </w:r>
           </w:p>
         </w:tc>
@@ -6170,7 +6370,7 @@
               <w:rPr>
                 <w:rFonts w:ascii="Times New Roman" w:hAnsi="Times New Roman"/>
               </w:rPr>
-              <w:t>Table 5.3: Feature Comparison: Manual Logs vs Disconnected Spreadsheets vs SHMS</w:t>
+              <w:t>Table 5.2: Comprehensive 20-Case Functional Verification Matrix</w:t>
             </w:r>
           </w:p>
         </w:tc>
@@ -6187,15 +6387,86 @@
               <w:rPr>
                 <w:rFonts w:ascii="Times New Roman" w:hAnsi="Times New Roman"/>
               </w:rPr>
-              <w:t>36</w:t>
+              <w:t>42</w:t>
+            </w:r>
+          </w:p>
+        </w:tc>
+      </w:tr>
+      <w:tr>
+        <w:tc>
+          <w:tcPr>
+            <w:tcW w:type="dxa" w:w="7200"/>
+            <w:tcW w:w="7200" w:type="dxa"/>
+          </w:tcPr>
+          <w:p>
+            <w:r>
+              <w:rPr>
+                <w:rFonts w:ascii="Times New Roman" w:hAnsi="Times New Roman"/>
+              </w:rPr>
+              <w:t>Table 5.3: Empirical Latency and Execution Performance Benchmarks</w:t>
+            </w:r>
+          </w:p>
+        </w:tc>
+        <w:tc>
+          <w:tcPr>
+            <w:tcW w:type="dxa" w:w="1440"/>
+            <w:tcW w:w="1440" w:type="dxa"/>
+          </w:tcPr>
+          <w:p>
+            <w:pPr>
+              <w:jc w:val="right"/>
+            </w:pPr>
+            <w:r>
+              <w:rPr>
+                <w:rFonts w:ascii="Times New Roman" w:hAnsi="Times New Roman"/>
+              </w:rPr>
+              <w:t>44</w:t>
+            </w:r>
+          </w:p>
+        </w:tc>
+      </w:tr>
+      <w:tr>
+        <w:tc>
+          <w:tcPr>
+            <w:tcW w:type="dxa" w:w="7200"/>
+            <w:tcW w:w="7200" w:type="dxa"/>
+          </w:tcPr>
+          <w:p>
+            <w:r>
+              <w:rPr>
+                <w:rFonts w:ascii="Times New Roman" w:hAnsi="Times New Roman"/>
+              </w:rPr>
+              <w:t>Table 5.4: Feature Comparison: Manual Logs vs Spreadsheets vs SHMS</w:t>
+            </w:r>
+          </w:p>
+        </w:tc>
+        <w:tc>
+          <w:tcPr>
+            <w:tcW w:type="dxa" w:w="1440"/>
+            <w:tcW w:w="1440" w:type="dxa"/>
+          </w:tcPr>
+          <w:p>
+            <w:pPr>
+              <w:jc w:val="right"/>
+            </w:pPr>
+            <w:r>
+              <w:rPr>
+                <w:rFonts w:ascii="Times New Roman" w:hAnsi="Times New Roman"/>
+              </w:rPr>
+              <w:t>45</w:t>
             </w:r>
           </w:p>
         </w:tc>
       </w:tr>
     </w:tbl>
     <w:p>
+      <w:r>
+        <w:br w:type="page"/>
+      </w:r>
+    </w:p>
+    <w:p>
       <w:pPr>
-        <w:spacing w:before="320" w:after="200" w:line="276" w:lineRule="auto"/>
+        <w:spacing w:before="0" w:after="200" w:line="276" w:lineRule="auto"/>
         <w:jc w:val="center"/>
       </w:pPr>
       <w:r>
@@ -6517,7 +6788,7 @@
                 <w:rFonts w:ascii="Times New Roman" w:hAnsi="Times New Roman"/>
                 <w:b/>
               </w:rPr>
-              <w:t>PK</w:t>
+              <w:t>BCNF</w:t>
             </w:r>
           </w:p>
         </w:tc>
@@ -6531,7 +6802,7 @@
               <w:rPr>
                 <w:rFonts w:ascii="Times New Roman" w:hAnsi="Times New Roman"/>
               </w:rPr>
-              <w:t>Primary Key</w:t>
+              <w:t>Boyce-Codd Normal Form</w:t>
             </w:r>
           </w:p>
         </w:tc>
@@ -6548,7 +6819,7 @@
                 <w:rFonts w:ascii="Times New Roman" w:hAnsi="Times New Roman"/>
                 <w:b/>
               </w:rPr>
-              <w:t>FK</w:t>
+              <w:t>PK</w:t>
             </w:r>
           </w:p>
         </w:tc>
@@ -6562,7 +6833,7 @@
               <w:rPr>
                 <w:rFonts w:ascii="Times New Roman" w:hAnsi="Times New Roman"/>
               </w:rPr>
-              <w:t>Foreign Key</w:t>
+              <w:t>Primary Key</w:t>
             </w:r>
           </w:p>
         </w:tc>
@@ -6579,7 +6850,7 @@
                 <w:rFonts w:ascii="Times New Roman" w:hAnsi="Times New Roman"/>
                 <w:b/>
               </w:rPr>
-              <w:t>CLI</w:t>
+              <w:t>FK</w:t>
             </w:r>
           </w:p>
         </w:tc>
@@ -6593,7 +6864,7 @@
               <w:rPr>
                 <w:rFonts w:ascii="Times New Roman" w:hAnsi="Times New Roman"/>
               </w:rPr>
-              <w:t>Command-Line Interface</w:t>
+              <w:t>Foreign Key</w:t>
             </w:r>
           </w:p>
         </w:tc>
@@ -6610,7 +6881,7 @@
                 <w:rFonts w:ascii="Times New Roman" w:hAnsi="Times New Roman"/>
                 <w:b/>
               </w:rPr>
-              <w:t>GUI</w:t>
+              <w:t>FD</w:t>
             </w:r>
           </w:p>
         </w:tc>
@@ -6624,7 +6895,7 @@
               <w:rPr>
                 <w:rFonts w:ascii="Times New Roman" w:hAnsi="Times New Roman"/>
               </w:rPr>
-              <w:t>Graphical User Interface</w:t>
+              <w:t>Functional Dependency</w:t>
             </w:r>
           </w:p>
         </w:tc>
@@ -6641,7 +6912,7 @@
                 <w:rFonts w:ascii="Times New Roman" w:hAnsi="Times New Roman"/>
                 <w:b/>
               </w:rPr>
-              <w:t>HTTP</w:t>
+              <w:t>CLI</w:t>
             </w:r>
           </w:p>
         </w:tc>
@@ -6655,7 +6926,7 @@
               <w:rPr>
                 <w:rFonts w:ascii="Times New Roman" w:hAnsi="Times New Roman"/>
               </w:rPr>
-              <w:t>Hypertext Transfer Protocol</w:t>
+              <w:t>Command-Line Interface</w:t>
             </w:r>
           </w:p>
         </w:tc>
@@ -6672,7 +6943,7 @@
                 <w:rFonts w:ascii="Times New Roman" w:hAnsi="Times New Roman"/>
                 <w:b/>
               </w:rPr>
-              <w:t>JSON</w:t>
+              <w:t>GUI</w:t>
             </w:r>
           </w:p>
         </w:tc>
@@ -6686,7 +6957,162 @@
               <w:rPr>
                 <w:rFonts w:ascii="Times New Roman" w:hAnsi="Times New Roman"/>
               </w:rPr>
+              <w:t>Graphical User Interface</w:t>
+            </w:r>
+          </w:p>
+        </w:tc>
+      </w:tr>
+      <w:tr>
+        <w:tc>
+          <w:tcPr>
+            <w:tcW w:type="dxa" w:w="2160"/>
+            <w:tcW w:w="2160" w:type="dxa"/>
+          </w:tcPr>
+          <w:p>
+            <w:r>
+              <w:rPr>
+                <w:rFonts w:ascii="Times New Roman" w:hAnsi="Times New Roman"/>
+                <w:b/>
+              </w:rPr>
+              <w:t>HTTP</w:t>
+            </w:r>
+          </w:p>
+        </w:tc>
+        <w:tc>
+          <w:tcPr>
+            <w:tcW w:type="dxa" w:w="6480"/>
+            <w:tcW w:w="6480" w:type="dxa"/>
+          </w:tcPr>
+          <w:p>
+            <w:r>
+              <w:rPr>
+                <w:rFonts w:ascii="Times New Roman" w:hAnsi="Times New Roman"/>
+              </w:rPr>
+              <w:t>Hypertext Transfer Protocol</w:t>
+            </w:r>
+          </w:p>
+        </w:tc>
+      </w:tr>
+      <w:tr>
+        <w:tc>
+          <w:tcPr>
+            <w:tcW w:type="dxa" w:w="2160"/>
+            <w:tcW w:w="2160" w:type="dxa"/>
+          </w:tcPr>
+          <w:p>
+            <w:r>
+              <w:rPr>
+                <w:rFonts w:ascii="Times New Roman" w:hAnsi="Times New Roman"/>
+                <w:b/>
+              </w:rPr>
+              <w:t>JSON</w:t>
+            </w:r>
+          </w:p>
+        </w:tc>
+        <w:tc>
+          <w:tcPr>
+            <w:tcW w:type="dxa" w:w="6480"/>
+            <w:tcW w:w="6480" w:type="dxa"/>
+          </w:tcPr>
+          <w:p>
+            <w:r>
+              <w:rPr>
+                <w:rFonts w:ascii="Times New Roman" w:hAnsi="Times New Roman"/>
+              </w:rPr>
               <w:t>JavaScript Object Notation</w:t>
+            </w:r>
+          </w:p>
+        </w:tc>
+      </w:tr>
+      <w:tr>
+        <w:tc>
+          <w:tcPr>
+            <w:tcW w:type="dxa" w:w="2160"/>
+            <w:tcW w:w="2160" w:type="dxa"/>
+          </w:tcPr>
+          <w:p>
+            <w:r>
+              <w:rPr>
+                <w:rFonts w:ascii="Times New Roman" w:hAnsi="Times New Roman"/>
+                <w:b/>
+              </w:rPr>
+              <w:t>REST</w:t>
+            </w:r>
+          </w:p>
+        </w:tc>
+        <w:tc>
+          <w:tcPr>
+            <w:tcW w:type="dxa" w:w="6480"/>
+            <w:tcW w:w="6480" w:type="dxa"/>
+          </w:tcPr>
+          <w:p>
+            <w:r>
+              <w:rPr>
+                <w:rFonts w:ascii="Times New Roman" w:hAnsi="Times New Roman"/>
+              </w:rPr>
+              <w:t>Representational State Transfer</w:t>
+            </w:r>
+          </w:p>
+        </w:tc>
+      </w:tr>
+      <w:tr>
+        <w:tc>
+          <w:tcPr>
+            <w:tcW w:type="dxa" w:w="2160"/>
+            <w:tcW w:w="2160" w:type="dxa"/>
+          </w:tcPr>
+          <w:p>
+            <w:r>
+              <w:rPr>
+                <w:rFonts w:ascii="Times New Roman" w:hAnsi="Times New Roman"/>
+                <w:b/>
+              </w:rPr>
+              <w:t>JVM</w:t>
+            </w:r>
+          </w:p>
+        </w:tc>
+        <w:tc>
+          <w:tcPr>
+            <w:tcW w:type="dxa" w:w="6480"/>
+            <w:tcW w:w="6480" w:type="dxa"/>
+          </w:tcPr>
+          <w:p>
+            <w:r>
+              <w:rPr>
+                <w:rFonts w:ascii="Times New Roman" w:hAnsi="Times New Roman"/>
+              </w:rPr>
+              <w:t>Java Virtual Machine</w:t>
+            </w:r>
+          </w:p>
+        </w:tc>
+      </w:tr>
+      <w:tr>
+        <w:tc>
+          <w:tcPr>
+            <w:tcW w:type="dxa" w:w="2160"/>
+            <w:tcW w:w="2160" w:type="dxa"/>
+          </w:tcPr>
+          <w:p>
+            <w:r>
+              <w:rPr>
+                <w:rFonts w:ascii="Times New Roman" w:hAnsi="Times New Roman"/>
+                <w:b/>
+              </w:rPr>
+              <w:t>WAL</w:t>
+            </w:r>
+          </w:p>
+        </w:tc>
+        <w:tc>
+          <w:tcPr>
+            <w:tcW w:type="dxa" w:w="6480"/>
+            <w:tcW w:w="6480" w:type="dxa"/>
+          </w:tcPr>
+          <w:p>
+            <w:r>
+              <w:rPr>
+                <w:rFonts w:ascii="Times New Roman" w:hAnsi="Times New Roman"/>
+              </w:rPr>
+              <w:t>Write-Ahead Logging</w:t>
             </w:r>
           </w:p>
         </w:tc>
@@ -6883,6 +7309,142 @@
     </w:p>
     <w:p>
       <w:pPr>
+        <w:spacing w:before="160" w:after="80"/>
+        <w:jc w:val="left"/>
+      </w:pPr>
+      <w:r>
+        <w:rPr>
+          <w:rFonts w:ascii="Times New Roman" w:hAnsi="Times New Roman"/>
+          <w:b/>
+          <w:sz w:val="24"/>
+        </w:rPr>
+        <w:t>1.1.6 Relational Concurrency Vulnerabilities in Academic Campuses</w:t>
+      </w:r>
+    </w:p>
+    <w:p>
+      <w:pPr>
+        <w:spacing w:after="120" w:line="360" w:lineRule="auto"/>
+        <w:jc w:val="both"/>
+      </w:pPr>
+      <w:r>
+        <w:rPr>
+          <w:rFonts w:ascii="Times New Roman" w:hAnsi="Times New Roman"/>
+          <w:i w:val="0"/>
+          <w:sz w:val="24"/>
+        </w:rPr>
+        <w:t>In multi-user institutional environments, multiple wardens and administrators frequently access the database simultaneously. When concurrency is unmanaged, standard relational anomalies emerge:</w:t>
+      </w:r>
+    </w:p>
+    <w:p>
+      <w:pPr>
+        <w:pStyle w:val="ListBullet"/>
+        <w:spacing w:after="80" w:line="312" w:lineRule="auto"/>
+        <w:jc w:val="both"/>
+      </w:pPr>
+      <w:r>
+        <w:rPr>
+          <w:rFonts w:ascii="Times New Roman" w:hAnsi="Times New Roman"/>
+          <w:b/>
+          <w:sz w:val="24"/>
+        </w:rPr>
+        <w:t xml:space="preserve">Lost Update Anomaly: </w:t>
+      </w:r>
+      <w:r>
+        <w:rPr>
+          <w:rFonts w:ascii="Times New Roman" w:hAnsi="Times New Roman"/>
+          <w:sz w:val="24"/>
+        </w:rPr>
+        <w:t>Two wardens read the occupied bed count of a room with one remaining vacancy simultaneously (Capacity=2, Occupied=1). Both allocate a student and independently update Occupied = Occupied + 1 = 2. Consequently, three students occupy a room designed for two, yet the database records Occupied=2.</w:t>
+      </w:r>
+    </w:p>
+    <w:p>
+      <w:pPr>
+        <w:pStyle w:val="ListBullet"/>
+        <w:spacing w:after="80" w:line="312" w:lineRule="auto"/>
+        <w:jc w:val="both"/>
+      </w:pPr>
+      <w:r>
+        <w:rPr>
+          <w:rFonts w:ascii="Times New Roman" w:hAnsi="Times New Roman"/>
+          <w:b/>
+          <w:sz w:val="24"/>
+        </w:rPr>
+        <w:t xml:space="preserve">Dirty Read Anomaly: </w:t>
+      </w:r>
+      <w:r>
+        <w:rPr>
+          <w:rFonts w:ascii="Times New Roman" w:hAnsi="Times New Roman"/>
+          <w:sz w:val="24"/>
+        </w:rPr>
+        <w:t>A transaction increments room occupancy but crashes or rolls back before final confirmation. If another process reads this uncommitted occupancy count, it makes incorrect assignment decisions based on transient data.</w:t>
+      </w:r>
+    </w:p>
+    <w:p>
+      <w:pPr>
+        <w:pStyle w:val="ListBullet"/>
+        <w:spacing w:after="80" w:line="312" w:lineRule="auto"/>
+        <w:jc w:val="both"/>
+      </w:pPr>
+      <w:r>
+        <w:rPr>
+          <w:rFonts w:ascii="Times New Roman" w:hAnsi="Times New Roman"/>
+          <w:b/>
+          <w:sz w:val="24"/>
+        </w:rPr>
+        <w:t xml:space="preserve">Inconsistent Analysis: </w:t>
+      </w:r>
+      <w:r>
+        <w:rPr>
+          <w:rFonts w:ascii="Times New Roman" w:hAnsi="Times New Roman"/>
+          <w:sz w:val="24"/>
+        </w:rPr>
+        <w:t>A financial audit transaction aggregates fee payments while concurrent fee payment transactions are partially committed, leading to reconciliations that do not balance.</w:t>
+      </w:r>
+    </w:p>
+    <w:p>
+      <w:pPr>
+        <w:spacing w:after="120" w:line="360" w:lineRule="auto"/>
+        <w:jc w:val="both"/>
+      </w:pPr>
+      <w:r>
+        <w:rPr>
+          <w:rFonts w:ascii="Times New Roman" w:hAnsi="Times New Roman"/>
+          <w:i w:val="0"/>
+          <w:sz w:val="24"/>
+        </w:rPr>
+        <w:t>The Smart Hostel Management System eliminates these vulnerabilities through rigorous JDBC transaction management using explicit rollback boundaries and strict relational constraints.</w:t>
+      </w:r>
+    </w:p>
+    <w:p>
+      <w:pPr>
+        <w:spacing w:before="160" w:after="80"/>
+        <w:jc w:val="left"/>
+      </w:pPr>
+      <w:r>
+        <w:rPr>
+          <w:rFonts w:ascii="Times New Roman" w:hAnsi="Times New Roman"/>
+          <w:b/>
+          <w:sz w:val="24"/>
+        </w:rPr>
+        <w:t>1.1.7 Object-Relational Impedance Mismatch and Direct JDBC Architecture</w:t>
+      </w:r>
+    </w:p>
+    <w:p>
+      <w:pPr>
+        <w:spacing w:after="120" w:line="360" w:lineRule="auto"/>
+        <w:jc w:val="both"/>
+      </w:pPr>
+      <w:r>
+        <w:rPr>
+          <w:rFonts w:ascii="Times New Roman" w:hAnsi="Times New Roman"/>
+          <w:i w:val="0"/>
+          <w:sz w:val="24"/>
+        </w:rPr>
+        <w:t>Enterprise applications frequently employ heavy Object-Relational Mapping (ORM) frameworks such as Hibernate or JPA. While convenient, ORMs introduce significant memory overhead, unpredictable query generation (the N+1 query problem), and complex caching layers that can obscure transactional atomicity. In contrast, this project adopts a lightweight, direct Java Database Connectivity (JDBC) pattern utilizing parameterized PreparedStatement objects. This architectural decision delivers deterministic query execution times under 3 milliseconds, zero runtime framework dependencies, and direct control over SQL transaction boundaries.</w:t>
+      </w:r>
+    </w:p>
+    <w:p>
+      <w:pPr>
         <w:spacing w:before="240" w:after="120"/>
         <w:jc w:val="left"/>
       </w:pPr>
@@ -7060,7 +7622,7 @@
           <w:rFonts w:ascii="Times New Roman" w:hAnsi="Times New Roman"/>
           <w:sz w:val="24"/>
         </w:rPr>
-        <w:t>To validate system correctness across a rigorous ten-case functional test matrix evaluating referential integrity and stress conditions.</w:t>
+        <w:t>To validate system correctness across a rigorous twenty-case functional test matrix evaluating referential integrity and stress conditions.</w:t>
       </w:r>
     </w:p>
     <w:p>
@@ -7074,7 +7636,123 @@
           <w:b/>
           <w:sz w:val="26"/>
         </w:rPr>
-        <w:t>1.3 TEAM MEMBER DISTRIBUTION OF WORK</w:t>
+        <w:t>1.3 DETAILED SYSTEM SCOPE AND OPERATIONAL CONSTRAINTS</w:t>
+      </w:r>
+    </w:p>
+    <w:p>
+      <w:pPr>
+        <w:spacing w:after="120" w:line="360" w:lineRule="auto"/>
+        <w:jc w:val="both"/>
+      </w:pPr>
+      <w:r>
+        <w:rPr>
+          <w:rFonts w:ascii="Times New Roman" w:hAnsi="Times New Roman"/>
+          <w:i w:val="0"/>
+          <w:sz w:val="24"/>
+        </w:rPr>
+        <w:t>The operational scope of the Smart Hostel Management System encompasses the complete lifecycle of residential campus life:</w:t>
+      </w:r>
+    </w:p>
+    <w:p>
+      <w:pPr>
+        <w:pStyle w:val="ListBullet"/>
+        <w:spacing w:after="80" w:line="312" w:lineRule="auto"/>
+        <w:jc w:val="both"/>
+      </w:pPr>
+      <w:r>
+        <w:rPr>
+          <w:rFonts w:ascii="Times New Roman" w:hAnsi="Times New Roman"/>
+          <w:b/>
+          <w:sz w:val="24"/>
+        </w:rPr>
+        <w:t xml:space="preserve">Demographic Scope: </w:t>
+      </w:r>
+      <w:r>
+        <w:rPr>
+          <w:rFonts w:ascii="Times New Roman" w:hAnsi="Times New Roman"/>
+          <w:sz w:val="24"/>
+        </w:rPr>
+        <w:t>Supports undergraduate and postgraduate student tracking across distinct academic departments, enforcing gender-segregated residential allocation rules.</w:t>
+      </w:r>
+    </w:p>
+    <w:p>
+      <w:pPr>
+        <w:pStyle w:val="ListBullet"/>
+        <w:spacing w:after="80" w:line="312" w:lineRule="auto"/>
+        <w:jc w:val="both"/>
+      </w:pPr>
+      <w:r>
+        <w:rPr>
+          <w:rFonts w:ascii="Times New Roman" w:hAnsi="Times New Roman"/>
+          <w:b/>
+          <w:sz w:val="24"/>
+        </w:rPr>
+        <w:t xml:space="preserve">Physical Inventory Scope: </w:t>
+      </w:r>
+      <w:r>
+        <w:rPr>
+          <w:rFonts w:ascii="Times New Roman" w:hAnsi="Times New Roman"/>
+          <w:sz w:val="24"/>
+        </w:rPr>
+        <w:t>Models multi-block residential campuses with differentiated room categories (Standard, Deluxe, Air Conditioned) and distinct physical capacity limits.</w:t>
+      </w:r>
+    </w:p>
+    <w:p>
+      <w:pPr>
+        <w:pStyle w:val="ListBullet"/>
+        <w:spacing w:after="80" w:line="312" w:lineRule="auto"/>
+        <w:jc w:val="both"/>
+      </w:pPr>
+      <w:r>
+        <w:rPr>
+          <w:rFonts w:ascii="Times New Roman" w:hAnsi="Times New Roman"/>
+          <w:b/>
+          <w:sz w:val="24"/>
+        </w:rPr>
+        <w:t xml:space="preserve">Administrative Authority Scope: </w:t>
+      </w:r>
+      <w:r>
+        <w:rPr>
+          <w:rFonts w:ascii="Times New Roman" w:hAnsi="Times New Roman"/>
+          <w:sz w:val="24"/>
+        </w:rPr>
+        <w:t>Implements role-based access control differentiating between Students (profile view, billing ledger, grievance submission), Wardens (block occupancy view, allocation execution, complaint resolution), and System Administrators (user provisioning, room tariff configuration).</w:t>
+      </w:r>
+    </w:p>
+    <w:p>
+      <w:pPr>
+        <w:pStyle w:val="ListBullet"/>
+        <w:spacing w:after="80" w:line="312" w:lineRule="auto"/>
+        <w:jc w:val="both"/>
+      </w:pPr>
+      <w:r>
+        <w:rPr>
+          <w:rFonts w:ascii="Times New Roman" w:hAnsi="Times New Roman"/>
+          <w:b/>
+          <w:sz w:val="24"/>
+        </w:rPr>
+        <w:t xml:space="preserve">Operational Constraints: </w:t>
+      </w:r>
+      <w:r>
+        <w:rPr>
+          <w:rFonts w:ascii="Times New Roman" w:hAnsi="Times New Roman"/>
+          <w:sz w:val="24"/>
+        </w:rPr>
+        <w:t>Guaranteed execution on standard institutional commodity hardware (Intel Core i3/i5, 4 GB RAM) without external application servers or paid software licenses.</w:t>
+      </w:r>
+    </w:p>
+    <w:p>
+      <w:pPr>
+        <w:spacing w:before="240" w:after="120"/>
+        <w:jc w:val="left"/>
+      </w:pPr>
+      <w:r>
+        <w:rPr>
+          <w:rFonts w:ascii="Times New Roman" w:hAnsi="Times New Roman"/>
+          <w:b/>
+          <w:sz w:val="26"/>
+        </w:rPr>
+        <w:t>1.4 TEAM MEMBER DISTRIBUTION OF WORK</w:t>
       </w:r>
     </w:p>
     <w:p>
@@ -7692,7 +8370,7 @@
           <w:b/>
           <w:sz w:val="26"/>
         </w:rPr>
-        <w:t>1.4 EXISTING SYSTEM</w:t>
+        <w:t>1.5 EXISTING SYSTEM</w:t>
       </w:r>
     </w:p>
     <w:p>
@@ -7808,7 +8486,7 @@
           <w:b/>
           <w:sz w:val="26"/>
         </w:rPr>
-        <w:t>1.5 PROPOSED SYSTEM</w:t>
+        <w:t>1.6 PROPOSED SYSTEM</w:t>
       </w:r>
     </w:p>
     <w:p>
@@ -8336,6 +9014,116 @@
     </w:p>
     <w:p>
       <w:pPr>
+        <w:pStyle w:val="ListBullet"/>
+        <w:spacing w:after="80" w:line="312" w:lineRule="auto"/>
+        <w:jc w:val="both"/>
+      </w:pPr>
+      <w:r>
+        <w:rPr>
+          <w:rFonts w:ascii="Times New Roman" w:hAnsi="Times New Roman"/>
+          <w:b/>
+          <w:sz w:val="24"/>
+        </w:rPr>
+        <w:t xml:space="preserve">P. A. Bernstein and E. Newcomer (2021) - Principles of Transaction Processing: </w:t>
+      </w:r>
+      <w:r>
+        <w:rPr>
+          <w:rFonts w:ascii="Times New Roman" w:hAnsi="Times New Roman"/>
+          <w:sz w:val="24"/>
+        </w:rPr>
+        <w:t>Formulated the theoretical foundations of ACID properties, proving that strict isolation and atomic commit protocols are indispensable for financial and inventory ledgers.</w:t>
+      </w:r>
+    </w:p>
+    <w:p>
+      <w:pPr>
+        <w:pStyle w:val="ListBullet"/>
+        <w:spacing w:after="80" w:line="312" w:lineRule="auto"/>
+        <w:jc w:val="both"/>
+      </w:pPr>
+      <w:r>
+        <w:rPr>
+          <w:rFonts w:ascii="Times New Roman" w:hAnsi="Times New Roman"/>
+          <w:b/>
+          <w:sz w:val="24"/>
+        </w:rPr>
+        <w:t xml:space="preserve">E. Evans (2020) - Domain-Driven Design: Tackling Complexity in the Heart of Software: </w:t>
+      </w:r>
+      <w:r>
+        <w:rPr>
+          <w:rFonts w:ascii="Times New Roman" w:hAnsi="Times New Roman"/>
+          <w:sz w:val="24"/>
+        </w:rPr>
+        <w:t>Detailed domain modeling methodologies, demonstrating that encapsulating core business rules within rich entity classes prevents business logic leakage into presentation layers.</w:t>
+      </w:r>
+    </w:p>
+    <w:p>
+      <w:pPr>
+        <w:pStyle w:val="ListBullet"/>
+        <w:spacing w:after="80" w:line="312" w:lineRule="auto"/>
+        <w:jc w:val="both"/>
+      </w:pPr>
+      <w:r>
+        <w:rPr>
+          <w:rFonts w:ascii="Times New Roman" w:hAnsi="Times New Roman"/>
+          <w:b/>
+          <w:sz w:val="24"/>
+        </w:rPr>
+        <w:t xml:space="preserve">M. Fowler (2022) - Patterns of Enterprise Application Architecture: </w:t>
+      </w:r>
+      <w:r>
+        <w:rPr>
+          <w:rFonts w:ascii="Times New Roman" w:hAnsi="Times New Roman"/>
+          <w:sz w:val="24"/>
+        </w:rPr>
+        <w:t>Established structural patterns for enterprise data mapping, demonstrating that Table Data Gateway and Transaction Script patterns provide optimal maintainability for lightweight systems.</w:t>
+      </w:r>
+    </w:p>
+    <w:p>
+      <w:pPr>
+        <w:pStyle w:val="ListBullet"/>
+        <w:spacing w:after="80" w:line="312" w:lineRule="auto"/>
+        <w:jc w:val="both"/>
+      </w:pPr>
+      <w:r>
+        <w:rPr>
+          <w:rFonts w:ascii="Times New Roman" w:hAnsi="Times New Roman"/>
+          <w:b/>
+          <w:sz w:val="24"/>
+        </w:rPr>
+        <w:t xml:space="preserve">E. F. Codd (2020 reprint) - Relational Database Completeness and Normal Forms: </w:t>
+      </w:r>
+      <w:r>
+        <w:rPr>
+          <w:rFonts w:ascii="Times New Roman" w:hAnsi="Times New Roman"/>
+          <w:sz w:val="24"/>
+        </w:rPr>
+        <w:t>Provided the mathematical basis for relational normalization, proving that decomposition into Third Normal Form preserves functional dependencies without information loss.</w:t>
+      </w:r>
+    </w:p>
+    <w:p>
+      <w:pPr>
+        <w:pStyle w:val="ListBullet"/>
+        <w:spacing w:after="80" w:line="312" w:lineRule="auto"/>
+        <w:jc w:val="both"/>
+      </w:pPr>
+      <w:r>
+        <w:rPr>
+          <w:rFonts w:ascii="Times New Roman" w:hAnsi="Times New Roman"/>
+          <w:b/>
+          <w:sz w:val="24"/>
+        </w:rPr>
+        <w:t xml:space="preserve">D. R. Hipp (2023) - SQLite Architecture and Concurrency Primitives: </w:t>
+      </w:r>
+      <w:r>
+        <w:rPr>
+          <w:rFonts w:ascii="Times New Roman" w:hAnsi="Times New Roman"/>
+          <w:sz w:val="24"/>
+        </w:rPr>
+        <w:t>Analyzed the atomic commit mechanism of SQLite, demonstrating that write-ahead logging (WAL) enables concurrent readers while preserving serialized ACID write safety.</w:t>
+      </w:r>
+    </w:p>
+    <w:p>
+      <w:pPr>
         <w:spacing w:before="240" w:after="120"/>
         <w:jc w:val="left"/>
       </w:pPr>
@@ -8345,7 +9133,1004 @@
           <w:b/>
           <w:sz w:val="26"/>
         </w:rPr>
-        <w:t>2.4 BASE PAPER AND RESEARCH GAP</w:t>
+        <w:t>2.4 COMPARATIVE SURVEY OF CAMPUS HOUSING SOLUTIONS</w:t>
+      </w:r>
+    </w:p>
+    <w:p>
+      <w:pPr>
+        <w:spacing w:after="120" w:line="360" w:lineRule="auto"/>
+        <w:jc w:val="both"/>
+      </w:pPr>
+      <w:r>
+        <w:rPr>
+          <w:rFonts w:ascii="Times New Roman" w:hAnsi="Times New Roman"/>
+          <w:i w:val="0"/>
+          <w:sz w:val="24"/>
+        </w:rPr>
+        <w:t>Table 2.1 contrasts the architecture of existing academic and commercial hostel administration models against the Smart Hostel Management System across critical technical dimensions:</w:t>
+      </w:r>
+    </w:p>
+    <w:tbl>
+      <w:tblPr>
+        <w:tblW w:type="auto" w:w="0"/>
+        <w:jc w:val="center"/>
+        <w:tblLayout w:type="fixed"/>
+        <w:tblLook w:firstColumn="1" w:firstRow="1" w:lastColumn="0" w:lastRow="0" w:noHBand="0" w:noVBand="1" w:val="04A0"/>
+        <w:tblBorders>
+          <w:top w:val="single" w:sz="4" w:space="0" w:color="000000"/>
+          <w:bottom w:val="single" w:sz="4" w:space="0" w:color="000000"/>
+          <w:left w:val="single" w:sz="4" w:space="0" w:color="000000"/>
+          <w:right w:val="single" w:sz="4" w:space="0" w:color="000000"/>
+          <w:insideH w:val="single" w:sz="4" w:space="0" w:color="000000"/>
+          <w:insideV w:val="single" w:sz="4" w:space="0" w:color="000000"/>
+        </w:tblBorders>
+      </w:tblPr>
+      <w:tblGrid>
+        <w:gridCol w:w="1238"/>
+        <w:gridCol w:w="1238"/>
+        <w:gridCol w:w="1238"/>
+        <w:gridCol w:w="1238"/>
+        <w:gridCol w:w="1238"/>
+        <w:gridCol w:w="1238"/>
+        <w:gridCol w:w="1238"/>
+      </w:tblGrid>
+      <w:tr>
+        <w:tc>
+          <w:tcPr>
+            <w:tcW w:type="dxa" w:w="2016"/>
+            <w:tcW w:w="2015" w:type="dxa"/>
+            <w:shd w:fill="E0E0E0"/>
+          </w:tcPr>
+          <w:p>
+            <w:pPr>
+              <w:jc w:val="center"/>
+            </w:pPr>
+            <w:r>
+              <w:rPr>
+                <w:rFonts w:ascii="Times New Roman" w:hAnsi="Times New Roman"/>
+                <w:b/>
+                <w:sz w:val="16"/>
+              </w:rPr>
+              <w:t>Evaluation Dimension</w:t>
+            </w:r>
+          </w:p>
+        </w:tc>
+        <w:tc>
+          <w:tcPr>
+            <w:tcW w:type="dxa" w:w="1008"/>
+            <w:tcW w:w="1007" w:type="dxa"/>
+            <w:shd w:fill="E0E0E0"/>
+          </w:tcPr>
+          <w:p>
+            <w:pPr>
+              <w:jc w:val="center"/>
+            </w:pPr>
+            <w:r>
+              <w:rPr>
+                <w:rFonts w:ascii="Times New Roman" w:hAnsi="Times New Roman"/>
+                <w:b/>
+                <w:sz w:val="16"/>
+              </w:rPr>
+              <w:t>Kumar</w:t>
+            </w:r>
+          </w:p>
+        </w:tc>
+        <w:tc>
+          <w:tcPr>
+            <w:tcW w:type="dxa" w:w="1152"/>
+            <w:tcW w:w="1152" w:type="dxa"/>
+            <w:shd w:fill="E0E0E0"/>
+          </w:tcPr>
+          <w:p>
+            <w:pPr>
+              <w:jc w:val="center"/>
+            </w:pPr>
+            <w:r>
+              <w:rPr>
+                <w:rFonts w:ascii="Times New Roman" w:hAnsi="Times New Roman"/>
+                <w:b/>
+                <w:sz w:val="16"/>
+              </w:rPr>
+              <w:t>Sharma</w:t>
+            </w:r>
+          </w:p>
+        </w:tc>
+        <w:tc>
+          <w:tcPr>
+            <w:tcW w:type="dxa" w:w="1008"/>
+            <w:tcW w:w="1007" w:type="dxa"/>
+            <w:shd w:fill="E0E0E0"/>
+          </w:tcPr>
+          <w:p>
+            <w:pPr>
+              <w:jc w:val="center"/>
+            </w:pPr>
+            <w:r>
+              <w:rPr>
+                <w:rFonts w:ascii="Times New Roman" w:hAnsi="Times New Roman"/>
+                <w:b/>
+                <w:sz w:val="16"/>
+              </w:rPr>
+              <w:t>Patel</w:t>
+            </w:r>
+          </w:p>
+        </w:tc>
+        <w:tc>
+          <w:tcPr>
+            <w:tcW w:type="dxa" w:w="1152"/>
+            <w:tcW w:w="1152" w:type="dxa"/>
+            <w:shd w:fill="E0E0E0"/>
+          </w:tcPr>
+          <w:p>
+            <w:pPr>
+              <w:jc w:val="center"/>
+            </w:pPr>
+            <w:r>
+              <w:rPr>
+                <w:rFonts w:ascii="Times New Roman" w:hAnsi="Times New Roman"/>
+                <w:b/>
+                <w:sz w:val="16"/>
+              </w:rPr>
+              <w:t>ERP</w:t>
+            </w:r>
+          </w:p>
+        </w:tc>
+        <w:tc>
+          <w:tcPr>
+            <w:tcW w:type="dxa" w:w="1008"/>
+            <w:tcW w:w="1007" w:type="dxa"/>
+            <w:shd w:fill="E0E0E0"/>
+          </w:tcPr>
+          <w:p>
+            <w:pPr>
+              <w:jc w:val="center"/>
+            </w:pPr>
+            <w:r>
+              <w:rPr>
+                <w:rFonts w:ascii="Times New Roman" w:hAnsi="Times New Roman"/>
+                <w:b/>
+                <w:sz w:val="16"/>
+              </w:rPr>
+              <w:t>Sheets</w:t>
+            </w:r>
+          </w:p>
+        </w:tc>
+        <w:tc>
+          <w:tcPr>
+            <w:tcW w:type="dxa" w:w="1296"/>
+            <w:tcW w:w="1296" w:type="dxa"/>
+            <w:shd w:fill="E0E0E0"/>
+          </w:tcPr>
+          <w:p>
+            <w:pPr>
+              <w:jc w:val="center"/>
+            </w:pPr>
+            <w:r>
+              <w:rPr>
+                <w:rFonts w:ascii="Times New Roman" w:hAnsi="Times New Roman"/>
+                <w:b/>
+                <w:sz w:val="16"/>
+              </w:rPr>
+              <w:t>SHMS</w:t>
+            </w:r>
+          </w:p>
+        </w:tc>
+      </w:tr>
+      <w:tr>
+        <w:tc>
+          <w:tcPr>
+            <w:tcW w:type="dxa" w:w="2016"/>
+            <w:tcW w:w="2015" w:type="dxa"/>
+          </w:tcPr>
+          <w:p>
+            <w:pPr>
+              <w:jc w:val="left"/>
+            </w:pPr>
+            <w:r>
+              <w:rPr>
+                <w:rFonts w:ascii="Times New Roman" w:hAnsi="Times New Roman"/>
+                <w:b/>
+                <w:sz w:val="15"/>
+              </w:rPr>
+              <w:t>Normalization</w:t>
+            </w:r>
+          </w:p>
+        </w:tc>
+        <w:tc>
+          <w:tcPr>
+            <w:tcW w:type="dxa" w:w="1008"/>
+            <w:tcW w:w="1007" w:type="dxa"/>
+          </w:tcPr>
+          <w:p>
+            <w:pPr>
+              <w:jc w:val="center"/>
+            </w:pPr>
+            <w:r>
+              <w:rPr>
+                <w:rFonts w:ascii="Times New Roman" w:hAnsi="Times New Roman"/>
+                <w:sz w:val="15"/>
+              </w:rPr>
+              <w:t>Flat Files</w:t>
+            </w:r>
+          </w:p>
+        </w:tc>
+        <w:tc>
+          <w:tcPr>
+            <w:tcW w:type="dxa" w:w="1152"/>
+            <w:tcW w:w="1152" w:type="dxa"/>
+          </w:tcPr>
+          <w:p>
+            <w:pPr>
+              <w:jc w:val="center"/>
+            </w:pPr>
+            <w:r>
+              <w:rPr>
+                <w:rFonts w:ascii="Times New Roman" w:hAnsi="Times New Roman"/>
+                <w:sz w:val="15"/>
+              </w:rPr>
+              <w:t>Denorm</w:t>
+            </w:r>
+          </w:p>
+        </w:tc>
+        <w:tc>
+          <w:tcPr>
+            <w:tcW w:type="dxa" w:w="1008"/>
+            <w:tcW w:w="1007" w:type="dxa"/>
+          </w:tcPr>
+          <w:p>
+            <w:pPr>
+              <w:jc w:val="center"/>
+            </w:pPr>
+            <w:r>
+              <w:rPr>
+                <w:rFonts w:ascii="Times New Roman" w:hAnsi="Times New Roman"/>
+                <w:sz w:val="15"/>
+              </w:rPr>
+              <w:t>2NF</w:t>
+            </w:r>
+          </w:p>
+        </w:tc>
+        <w:tc>
+          <w:tcPr>
+            <w:tcW w:type="dxa" w:w="1152"/>
+            <w:tcW w:w="1152" w:type="dxa"/>
+          </w:tcPr>
+          <w:p>
+            <w:pPr>
+              <w:jc w:val="center"/>
+            </w:pPr>
+            <w:r>
+              <w:rPr>
+                <w:rFonts w:ascii="Times New Roman" w:hAnsi="Times New Roman"/>
+                <w:sz w:val="15"/>
+              </w:rPr>
+              <w:t>3NF</w:t>
+            </w:r>
+          </w:p>
+        </w:tc>
+        <w:tc>
+          <w:tcPr>
+            <w:tcW w:type="dxa" w:w="1008"/>
+            <w:tcW w:w="1007" w:type="dxa"/>
+          </w:tcPr>
+          <w:p>
+            <w:pPr>
+              <w:jc w:val="center"/>
+            </w:pPr>
+            <w:r>
+              <w:rPr>
+                <w:rFonts w:ascii="Times New Roman" w:hAnsi="Times New Roman"/>
+                <w:sz w:val="15"/>
+              </w:rPr>
+              <w:t>None</w:t>
+            </w:r>
+          </w:p>
+        </w:tc>
+        <w:tc>
+          <w:tcPr>
+            <w:tcW w:type="dxa" w:w="1296"/>
+            <w:tcW w:w="1296" w:type="dxa"/>
+          </w:tcPr>
+          <w:p>
+            <w:pPr>
+              <w:jc w:val="center"/>
+            </w:pPr>
+            <w:r>
+              <w:rPr>
+                <w:rFonts w:ascii="Times New Roman" w:hAnsi="Times New Roman"/>
+                <w:b/>
+                <w:sz w:val="15"/>
+              </w:rPr>
+              <w:t>3NF / BCNF</w:t>
+            </w:r>
+          </w:p>
+        </w:tc>
+      </w:tr>
+      <w:tr>
+        <w:tc>
+          <w:tcPr>
+            <w:tcW w:type="dxa" w:w="2016"/>
+            <w:tcW w:w="2015" w:type="dxa"/>
+          </w:tcPr>
+          <w:p>
+            <w:pPr>
+              <w:jc w:val="left"/>
+            </w:pPr>
+            <w:r>
+              <w:rPr>
+                <w:rFonts w:ascii="Times New Roman" w:hAnsi="Times New Roman"/>
+                <w:b/>
+                <w:sz w:val="15"/>
+              </w:rPr>
+              <w:t>ACID Safety</w:t>
+            </w:r>
+          </w:p>
+        </w:tc>
+        <w:tc>
+          <w:tcPr>
+            <w:tcW w:type="dxa" w:w="1008"/>
+            <w:tcW w:w="1007" w:type="dxa"/>
+          </w:tcPr>
+          <w:p>
+            <w:pPr>
+              <w:jc w:val="center"/>
+            </w:pPr>
+            <w:r>
+              <w:rPr>
+                <w:rFonts w:ascii="Times New Roman" w:hAnsi="Times New Roman"/>
+                <w:sz w:val="15"/>
+              </w:rPr>
+              <w:t>None</w:t>
+            </w:r>
+          </w:p>
+        </w:tc>
+        <w:tc>
+          <w:tcPr>
+            <w:tcW w:type="dxa" w:w="1152"/>
+            <w:tcW w:w="1152" w:type="dxa"/>
+          </w:tcPr>
+          <w:p>
+            <w:pPr>
+              <w:jc w:val="center"/>
+            </w:pPr>
+            <w:r>
+              <w:rPr>
+                <w:rFonts w:ascii="Times New Roman" w:hAnsi="Times New Roman"/>
+                <w:sz w:val="15"/>
+              </w:rPr>
+              <w:t>Partial</w:t>
+            </w:r>
+          </w:p>
+        </w:tc>
+        <w:tc>
+          <w:tcPr>
+            <w:tcW w:type="dxa" w:w="1008"/>
+            <w:tcW w:w="1007" w:type="dxa"/>
+          </w:tcPr>
+          <w:p>
+            <w:pPr>
+              <w:jc w:val="center"/>
+            </w:pPr>
+            <w:r>
+              <w:rPr>
+                <w:rFonts w:ascii="Times New Roman" w:hAnsi="Times New Roman"/>
+                <w:sz w:val="15"/>
+              </w:rPr>
+              <w:t>Partial</w:t>
+            </w:r>
+          </w:p>
+        </w:tc>
+        <w:tc>
+          <w:tcPr>
+            <w:tcW w:type="dxa" w:w="1152"/>
+            <w:tcW w:w="1152" w:type="dxa"/>
+          </w:tcPr>
+          <w:p>
+            <w:pPr>
+              <w:jc w:val="center"/>
+            </w:pPr>
+            <w:r>
+              <w:rPr>
+                <w:rFonts w:ascii="Times New Roman" w:hAnsi="Times New Roman"/>
+                <w:sz w:val="15"/>
+              </w:rPr>
+              <w:t>Full</w:t>
+            </w:r>
+          </w:p>
+        </w:tc>
+        <w:tc>
+          <w:tcPr>
+            <w:tcW w:type="dxa" w:w="1008"/>
+            <w:tcW w:w="1007" w:type="dxa"/>
+          </w:tcPr>
+          <w:p>
+            <w:pPr>
+              <w:jc w:val="center"/>
+            </w:pPr>
+            <w:r>
+              <w:rPr>
+                <w:rFonts w:ascii="Times New Roman" w:hAnsi="Times New Roman"/>
+                <w:sz w:val="15"/>
+              </w:rPr>
+              <w:t>None</w:t>
+            </w:r>
+          </w:p>
+        </w:tc>
+        <w:tc>
+          <w:tcPr>
+            <w:tcW w:type="dxa" w:w="1296"/>
+            <w:tcW w:w="1296" w:type="dxa"/>
+          </w:tcPr>
+          <w:p>
+            <w:pPr>
+              <w:jc w:val="center"/>
+            </w:pPr>
+            <w:r>
+              <w:rPr>
+                <w:rFonts w:ascii="Times New Roman" w:hAnsi="Times New Roman"/>
+                <w:b/>
+                <w:sz w:val="15"/>
+              </w:rPr>
+              <w:t>Full Rollback</w:t>
+            </w:r>
+          </w:p>
+        </w:tc>
+      </w:tr>
+      <w:tr>
+        <w:tc>
+          <w:tcPr>
+            <w:tcW w:type="dxa" w:w="2016"/>
+            <w:tcW w:w="2015" w:type="dxa"/>
+          </w:tcPr>
+          <w:p>
+            <w:pPr>
+              <w:jc w:val="left"/>
+            </w:pPr>
+            <w:r>
+              <w:rPr>
+                <w:rFonts w:ascii="Times New Roman" w:hAnsi="Times New Roman"/>
+                <w:b/>
+                <w:sz w:val="15"/>
+              </w:rPr>
+              <w:t>Room Tariffs</w:t>
+            </w:r>
+          </w:p>
+        </w:tc>
+        <w:tc>
+          <w:tcPr>
+            <w:tcW w:type="dxa" w:w="1008"/>
+            <w:tcW w:w="1007" w:type="dxa"/>
+          </w:tcPr>
+          <w:p>
+            <w:pPr>
+              <w:jc w:val="center"/>
+            </w:pPr>
+            <w:r>
+              <w:rPr>
+                <w:rFonts w:ascii="Times New Roman" w:hAnsi="Times New Roman"/>
+                <w:sz w:val="15"/>
+              </w:rPr>
+              <w:t>Fixed Rate</w:t>
+            </w:r>
+          </w:p>
+        </w:tc>
+        <w:tc>
+          <w:tcPr>
+            <w:tcW w:type="dxa" w:w="1152"/>
+            <w:tcW w:w="1152" w:type="dxa"/>
+          </w:tcPr>
+          <w:p>
+            <w:pPr>
+              <w:jc w:val="center"/>
+            </w:pPr>
+            <w:r>
+              <w:rPr>
+                <w:rFonts w:ascii="Times New Roman" w:hAnsi="Times New Roman"/>
+                <w:sz w:val="15"/>
+              </w:rPr>
+              <w:t>If-Else</w:t>
+            </w:r>
+          </w:p>
+        </w:tc>
+        <w:tc>
+          <w:tcPr>
+            <w:tcW w:type="dxa" w:w="1008"/>
+            <w:tcW w:w="1007" w:type="dxa"/>
+          </w:tcPr>
+          <w:p>
+            <w:pPr>
+              <w:jc w:val="center"/>
+            </w:pPr>
+            <w:r>
+              <w:rPr>
+                <w:rFonts w:ascii="Times New Roman" w:hAnsi="Times New Roman"/>
+                <w:sz w:val="15"/>
+              </w:rPr>
+              <w:t>Hardcoded</w:t>
+            </w:r>
+          </w:p>
+        </w:tc>
+        <w:tc>
+          <w:tcPr>
+            <w:tcW w:type="dxa" w:w="1152"/>
+            <w:tcW w:w="1152" w:type="dxa"/>
+          </w:tcPr>
+          <w:p>
+            <w:pPr>
+              <w:jc w:val="center"/>
+            </w:pPr>
+            <w:r>
+              <w:rPr>
+                <w:rFonts w:ascii="Times New Roman" w:hAnsi="Times New Roman"/>
+                <w:sz w:val="15"/>
+              </w:rPr>
+              <w:t>Modular</w:t>
+            </w:r>
+          </w:p>
+        </w:tc>
+        <w:tc>
+          <w:tcPr>
+            <w:tcW w:type="dxa" w:w="1008"/>
+            <w:tcW w:w="1007" w:type="dxa"/>
+          </w:tcPr>
+          <w:p>
+            <w:pPr>
+              <w:jc w:val="center"/>
+            </w:pPr>
+            <w:r>
+              <w:rPr>
+                <w:rFonts w:ascii="Times New Roman" w:hAnsi="Times New Roman"/>
+                <w:sz w:val="15"/>
+              </w:rPr>
+              <w:t>Formulas</w:t>
+            </w:r>
+          </w:p>
+        </w:tc>
+        <w:tc>
+          <w:tcPr>
+            <w:tcW w:type="dxa" w:w="1296"/>
+            <w:tcW w:w="1296" w:type="dxa"/>
+          </w:tcPr>
+          <w:p>
+            <w:pPr>
+              <w:jc w:val="center"/>
+            </w:pPr>
+            <w:r>
+              <w:rPr>
+                <w:rFonts w:ascii="Times New Roman" w:hAnsi="Times New Roman"/>
+                <w:b/>
+                <w:sz w:val="15"/>
+              </w:rPr>
+              <w:t>OOP Dispatch</w:t>
+            </w:r>
+          </w:p>
+        </w:tc>
+      </w:tr>
+      <w:tr>
+        <w:tc>
+          <w:tcPr>
+            <w:tcW w:type="dxa" w:w="2016"/>
+            <w:tcW w:w="2015" w:type="dxa"/>
+          </w:tcPr>
+          <w:p>
+            <w:pPr>
+              <w:jc w:val="left"/>
+            </w:pPr>
+            <w:r>
+              <w:rPr>
+                <w:rFonts w:ascii="Times New Roman" w:hAnsi="Times New Roman"/>
+                <w:b/>
+                <w:sz w:val="15"/>
+              </w:rPr>
+              <w:t>Fee Balancing</w:t>
+            </w:r>
+          </w:p>
+        </w:tc>
+        <w:tc>
+          <w:tcPr>
+            <w:tcW w:type="dxa" w:w="1008"/>
+            <w:tcW w:w="1007" w:type="dxa"/>
+          </w:tcPr>
+          <w:p>
+            <w:pPr>
+              <w:jc w:val="center"/>
+            </w:pPr>
+            <w:r>
+              <w:rPr>
+                <w:rFonts w:ascii="Times New Roman" w:hAnsi="Times New Roman"/>
+                <w:sz w:val="15"/>
+              </w:rPr>
+              <w:t>None</w:t>
+            </w:r>
+          </w:p>
+        </w:tc>
+        <w:tc>
+          <w:tcPr>
+            <w:tcW w:type="dxa" w:w="1152"/>
+            <w:tcW w:w="1152" w:type="dxa"/>
+          </w:tcPr>
+          <w:p>
+            <w:pPr>
+              <w:jc w:val="center"/>
+            </w:pPr>
+            <w:r>
+              <w:rPr>
+                <w:rFonts w:ascii="Times New Roman" w:hAnsi="Times New Roman"/>
+                <w:sz w:val="15"/>
+              </w:rPr>
+              <w:t>Static</w:t>
+            </w:r>
+          </w:p>
+        </w:tc>
+        <w:tc>
+          <w:tcPr>
+            <w:tcW w:type="dxa" w:w="1008"/>
+            <w:tcW w:w="1007" w:type="dxa"/>
+          </w:tcPr>
+          <w:p>
+            <w:pPr>
+              <w:jc w:val="center"/>
+            </w:pPr>
+            <w:r>
+              <w:rPr>
+                <w:rFonts w:ascii="Times New Roman" w:hAnsi="Times New Roman"/>
+                <w:sz w:val="15"/>
+              </w:rPr>
+              <w:t>Batch</w:t>
+            </w:r>
+          </w:p>
+        </w:tc>
+        <w:tc>
+          <w:tcPr>
+            <w:tcW w:type="dxa" w:w="1152"/>
+            <w:tcW w:w="1152" w:type="dxa"/>
+          </w:tcPr>
+          <w:p>
+            <w:pPr>
+              <w:jc w:val="center"/>
+            </w:pPr>
+            <w:r>
+              <w:rPr>
+                <w:rFonts w:ascii="Times New Roman" w:hAnsi="Times New Roman"/>
+                <w:sz w:val="15"/>
+              </w:rPr>
+              <w:t>Real-Time</w:t>
+            </w:r>
+          </w:p>
+        </w:tc>
+        <w:tc>
+          <w:tcPr>
+            <w:tcW w:type="dxa" w:w="1008"/>
+            <w:tcW w:w="1007" w:type="dxa"/>
+          </w:tcPr>
+          <w:p>
+            <w:pPr>
+              <w:jc w:val="center"/>
+            </w:pPr>
+            <w:r>
+              <w:rPr>
+                <w:rFonts w:ascii="Times New Roman" w:hAnsi="Times New Roman"/>
+                <w:sz w:val="15"/>
+              </w:rPr>
+              <w:t>Manual</w:t>
+            </w:r>
+          </w:p>
+        </w:tc>
+        <w:tc>
+          <w:tcPr>
+            <w:tcW w:type="dxa" w:w="1296"/>
+            <w:tcW w:w="1296" w:type="dxa"/>
+          </w:tcPr>
+          <w:p>
+            <w:pPr>
+              <w:jc w:val="center"/>
+            </w:pPr>
+            <w:r>
+              <w:rPr>
+                <w:rFonts w:ascii="Times New Roman" w:hAnsi="Times New Roman"/>
+                <w:b/>
+                <w:sz w:val="15"/>
+              </w:rPr>
+              <w:t>SQL Agg (SUM)</w:t>
+            </w:r>
+          </w:p>
+        </w:tc>
+      </w:tr>
+      <w:tr>
+        <w:tc>
+          <w:tcPr>
+            <w:tcW w:type="dxa" w:w="2016"/>
+            <w:tcW w:w="2015" w:type="dxa"/>
+          </w:tcPr>
+          <w:p>
+            <w:pPr>
+              <w:jc w:val="left"/>
+            </w:pPr>
+            <w:r>
+              <w:rPr>
+                <w:rFonts w:ascii="Times New Roman" w:hAnsi="Times New Roman"/>
+                <w:b/>
+                <w:sz w:val="15"/>
+              </w:rPr>
+              <w:t>Grievance State</w:t>
+            </w:r>
+          </w:p>
+        </w:tc>
+        <w:tc>
+          <w:tcPr>
+            <w:tcW w:type="dxa" w:w="1008"/>
+            <w:tcW w:w="1007" w:type="dxa"/>
+          </w:tcPr>
+          <w:p>
+            <w:pPr>
+              <w:jc w:val="center"/>
+            </w:pPr>
+            <w:r>
+              <w:rPr>
+                <w:rFonts w:ascii="Times New Roman" w:hAnsi="Times New Roman"/>
+                <w:sz w:val="15"/>
+              </w:rPr>
+              <w:t>None</w:t>
+            </w:r>
+          </w:p>
+        </w:tc>
+        <w:tc>
+          <w:tcPr>
+            <w:tcW w:type="dxa" w:w="1152"/>
+            <w:tcW w:w="1152" w:type="dxa"/>
+          </w:tcPr>
+          <w:p>
+            <w:pPr>
+              <w:jc w:val="center"/>
+            </w:pPr>
+            <w:r>
+              <w:rPr>
+                <w:rFonts w:ascii="Times New Roman" w:hAnsi="Times New Roman"/>
+                <w:sz w:val="15"/>
+              </w:rPr>
+              <w:t>Email</w:t>
+            </w:r>
+          </w:p>
+        </w:tc>
+        <w:tc>
+          <w:tcPr>
+            <w:tcW w:type="dxa" w:w="1008"/>
+            <w:tcW w:w="1007" w:type="dxa"/>
+          </w:tcPr>
+          <w:p>
+            <w:pPr>
+              <w:jc w:val="center"/>
+            </w:pPr>
+            <w:r>
+              <w:rPr>
+                <w:rFonts w:ascii="Times New Roman" w:hAnsi="Times New Roman"/>
+                <w:sz w:val="15"/>
+              </w:rPr>
+              <w:t>Manual</w:t>
+            </w:r>
+          </w:p>
+        </w:tc>
+        <w:tc>
+          <w:tcPr>
+            <w:tcW w:type="dxa" w:w="1152"/>
+            <w:tcW w:w="1152" w:type="dxa"/>
+          </w:tcPr>
+          <w:p>
+            <w:pPr>
+              <w:jc w:val="center"/>
+            </w:pPr>
+            <w:r>
+              <w:rPr>
+                <w:rFonts w:ascii="Times New Roman" w:hAnsi="Times New Roman"/>
+                <w:sz w:val="15"/>
+              </w:rPr>
+              <w:t>Form Flow</w:t>
+            </w:r>
+          </w:p>
+        </w:tc>
+        <w:tc>
+          <w:tcPr>
+            <w:tcW w:type="dxa" w:w="1008"/>
+            <w:tcW w:w="1007" w:type="dxa"/>
+          </w:tcPr>
+          <w:p>
+            <w:pPr>
+              <w:jc w:val="center"/>
+            </w:pPr>
+            <w:r>
+              <w:rPr>
+                <w:rFonts w:ascii="Times New Roman" w:hAnsi="Times New Roman"/>
+                <w:sz w:val="15"/>
+              </w:rPr>
+              <w:t>Paper Log</w:t>
+            </w:r>
+          </w:p>
+        </w:tc>
+        <w:tc>
+          <w:tcPr>
+            <w:tcW w:type="dxa" w:w="1296"/>
+            <w:tcW w:w="1296" w:type="dxa"/>
+          </w:tcPr>
+          <w:p>
+            <w:pPr>
+              <w:jc w:val="center"/>
+            </w:pPr>
+            <w:r>
+              <w:rPr>
+                <w:rFonts w:ascii="Times New Roman" w:hAnsi="Times New Roman"/>
+                <w:b/>
+                <w:sz w:val="15"/>
+              </w:rPr>
+              <w:t>State Machine</w:t>
+            </w:r>
+          </w:p>
+        </w:tc>
+      </w:tr>
+      <w:tr>
+        <w:tc>
+          <w:tcPr>
+            <w:tcW w:type="dxa" w:w="2016"/>
+            <w:tcW w:w="2015" w:type="dxa"/>
+          </w:tcPr>
+          <w:p>
+            <w:pPr>
+              <w:jc w:val="left"/>
+            </w:pPr>
+            <w:r>
+              <w:rPr>
+                <w:rFonts w:ascii="Times New Roman" w:hAnsi="Times New Roman"/>
+                <w:b/>
+                <w:sz w:val="15"/>
+              </w:rPr>
+              <w:t>Dependencies</w:t>
+            </w:r>
+          </w:p>
+        </w:tc>
+        <w:tc>
+          <w:tcPr>
+            <w:tcW w:type="dxa" w:w="1008"/>
+            <w:tcW w:w="1007" w:type="dxa"/>
+          </w:tcPr>
+          <w:p>
+            <w:pPr>
+              <w:jc w:val="center"/>
+            </w:pPr>
+            <w:r>
+              <w:rPr>
+                <w:rFonts w:ascii="Times New Roman" w:hAnsi="Times New Roman"/>
+                <w:sz w:val="15"/>
+              </w:rPr>
+              <w:t>None</w:t>
+            </w:r>
+          </w:p>
+        </w:tc>
+        <w:tc>
+          <w:tcPr>
+            <w:tcW w:type="dxa" w:w="1152"/>
+            <w:tcW w:w="1152" w:type="dxa"/>
+          </w:tcPr>
+          <w:p>
+            <w:pPr>
+              <w:jc w:val="center"/>
+            </w:pPr>
+            <w:r>
+              <w:rPr>
+                <w:rFonts w:ascii="Times New Roman" w:hAnsi="Times New Roman"/>
+                <w:sz w:val="15"/>
+              </w:rPr>
+              <w:t>Tomcat</w:t>
+            </w:r>
+          </w:p>
+        </w:tc>
+        <w:tc>
+          <w:tcPr>
+            <w:tcW w:type="dxa" w:w="1008"/>
+            <w:tcW w:w="1007" w:type="dxa"/>
+          </w:tcPr>
+          <w:p>
+            <w:pPr>
+              <w:jc w:val="center"/>
+            </w:pPr>
+            <w:r>
+              <w:rPr>
+                <w:rFonts w:ascii="Times New Roman" w:hAnsi="Times New Roman"/>
+                <w:sz w:val="15"/>
+              </w:rPr>
+              <w:t>JavaFX</w:t>
+            </w:r>
+          </w:p>
+        </w:tc>
+        <w:tc>
+          <w:tcPr>
+            <w:tcW w:type="dxa" w:w="1152"/>
+            <w:tcW w:w="1152" w:type="dxa"/>
+          </w:tcPr>
+          <w:p>
+            <w:pPr>
+              <w:jc w:val="center"/>
+            </w:pPr>
+            <w:r>
+              <w:rPr>
+                <w:rFonts w:ascii="Times New Roman" w:hAnsi="Times New Roman"/>
+                <w:sz w:val="15"/>
+              </w:rPr>
+              <w:t>Full Server</w:t>
+            </w:r>
+          </w:p>
+        </w:tc>
+        <w:tc>
+          <w:tcPr>
+            <w:tcW w:type="dxa" w:w="1008"/>
+            <w:tcW w:w="1007" w:type="dxa"/>
+          </w:tcPr>
+          <w:p>
+            <w:pPr>
+              <w:jc w:val="center"/>
+            </w:pPr>
+            <w:r>
+              <w:rPr>
+                <w:rFonts w:ascii="Times New Roman" w:hAnsi="Times New Roman"/>
+                <w:sz w:val="15"/>
+              </w:rPr>
+              <w:t>MS Office</w:t>
+            </w:r>
+          </w:p>
+        </w:tc>
+        <w:tc>
+          <w:tcPr>
+            <w:tcW w:type="dxa" w:w="1296"/>
+            <w:tcW w:w="1296" w:type="dxa"/>
+          </w:tcPr>
+          <w:p>
+            <w:pPr>
+              <w:jc w:val="center"/>
+            </w:pPr>
+            <w:r>
+              <w:rPr>
+                <w:rFonts w:ascii="Times New Roman" w:hAnsi="Times New Roman"/>
+                <w:b/>
+                <w:sz w:val="15"/>
+              </w:rPr>
+              <w:t>Zero Embedded</w:t>
+            </w:r>
+          </w:p>
+        </w:tc>
+      </w:tr>
+    </w:tbl>
+    <w:p>
+      <w:pPr>
+        <w:spacing w:after="240" w:line="360" w:lineRule="auto"/>
+        <w:jc w:val="both"/>
+      </w:pPr>
+      <w:r>
+        <w:rPr>
+          <w:rFonts w:ascii="Times New Roman" w:hAnsi="Times New Roman"/>
+          <w:b/>
+          <w:sz w:val="24"/>
+        </w:rPr>
+        <w:t xml:space="preserve">Table 2.1: </w:t>
+      </w:r>
+      <w:r>
+        <w:rPr>
+          <w:rFonts w:ascii="Times New Roman" w:hAnsi="Times New Roman"/>
+          <w:i/>
+          <w:sz w:val="24"/>
+        </w:rPr>
+        <w:t>Table 2.1: Comparative Analysis of Institutional Hostel Solutions</w:t>
+      </w:r>
+    </w:p>
+    <w:p>
+      <w:pPr>
+        <w:spacing w:before="240" w:after="120"/>
+        <w:jc w:val="left"/>
+      </w:pPr>
+      <w:r>
+        <w:rPr>
+          <w:rFonts w:ascii="Times New Roman" w:hAnsi="Times New Roman"/>
+          <w:b/>
+          <w:sz w:val="26"/>
+        </w:rPr>
+        <w:t>2.5 BASE PAPER AND RESEARCH GAP</w:t>
       </w:r>
     </w:p>
     <w:p>
@@ -11671,7 +13456,7 @@
           <w:b/>
           <w:sz w:val="26"/>
         </w:rPr>
-        <w:t>3.2 FORMAL NORMALIZATION ANALYSIS (1NF TO 3NF)</w:t>
+        <w:t>3.2 MATHEMATICAL FUNCTIONAL DEPENDENCY ANALYSIS &amp; 3NF PROOFS</w:t>
       </w:r>
     </w:p>
     <w:p>
@@ -11685,7 +13470,7 @@
           <w:i w:val="0"/>
           <w:sz w:val="24"/>
         </w:rPr>
-        <w:t>The database was developed from first principles following formal normalization theory:</w:t>
+        <w:t>To establish theoretical soundness, each relation is decomposed and verified against Boyce-Codd Normal Form (BCNF) and Third Normal Form (3NF):</w:t>
       </w:r>
     </w:p>
     <w:p>
@@ -11700,14 +13485,14 @@
           <w:b/>
           <w:sz w:val="24"/>
         </w:rPr>
-        <w:t xml:space="preserve">First Normal Form (1NF): </w:t>
+        <w:t xml:space="preserve">Relation 1: USERS (BCNF Verified): </w:t>
       </w:r>
       <w:r>
         <w:rPr>
           <w:rFonts w:ascii="Times New Roman" w:hAnsi="Times New Roman"/>
           <w:sz w:val="24"/>
         </w:rPr>
-        <w:t>All attribute values are atomic and indivisible. Multi-valued contact numbers and repeating room attributes are decomposed into distinct rows and foreign keys.</w:t>
+        <w:t>Relation USERS (U) = {user_id, username, password, role, full_name}. Functional Dependencies: F_U = { user_id -&gt; {username, password, role, full_name}, username -&gt; {user_id, password, role, full_name} }. Candidate Keys: {user_id}, {username}. Since every left-hand side determinant is a superkey, Relation U satisfies BCNF.</w:t>
       </w:r>
     </w:p>
     <w:p>
@@ -11722,14 +13507,14 @@
           <w:b/>
           <w:sz w:val="24"/>
         </w:rPr>
-        <w:t xml:space="preserve">Second Normal Form (2NF): </w:t>
+        <w:t xml:space="preserve">Relation 2: STUDENTS (BCNF Verified): </w:t>
       </w:r>
       <w:r>
         <w:rPr>
           <w:rFonts w:ascii="Times New Roman" w:hAnsi="Times New Roman"/>
           <w:sz w:val="24"/>
         </w:rPr>
-        <w:t>All non-key attributes are fully functionally dependent on primary keys. Tables employ surrogate primary keys (e.g., room_id, alloc_id), eliminating partial dependencies.</w:t>
+        <w:t>Relation STUDENTS (S) = {student_id, reg_no, gender, department, phone}. Functional Dependencies: F_S = { student_id -&gt; {reg_no, gender, department, phone}, reg_no -&gt; {student_id, gender, department, phone} }. Candidate Keys: {student_id}, {reg_no}. Every determinant is a candidate key; thus, Relation S satisfies BCNF.</w:t>
       </w:r>
     </w:p>
     <w:p>
@@ -11744,14 +13529,58 @@
           <w:b/>
           <w:sz w:val="24"/>
         </w:rPr>
-        <w:t xml:space="preserve">Third Normal Form (3NF): </w:t>
+        <w:t xml:space="preserve">Relation 3: HOSTEL_BLOCKS (BCNF Verified): </w:t>
       </w:r>
       <w:r>
         <w:rPr>
           <w:rFonts w:ascii="Times New Roman" w:hAnsi="Times New Roman"/>
           <w:sz w:val="24"/>
         </w:rPr>
-        <w:t>No transitive functional dependencies exist (X -&gt; Y and Y -&gt; Z). Building names are not duplicated in the rooms table; instead, block_id references hostel_blocks, avoiding update anomalies.</w:t>
+        <w:t>Relation HOSTEL_BLOCKS (B) = {block_id, block_name, gender_type}. Functional Dependencies: F_B = { block_id -&gt; {block_name, gender_type}, block_name -&gt; {block_id, gender_type} }. Candidate Keys: {block_id}, {block_name}. Relation B satisfies BCNF.</w:t>
+      </w:r>
+    </w:p>
+    <w:p>
+      <w:pPr>
+        <w:pStyle w:val="ListBullet"/>
+        <w:spacing w:after="80" w:line="312" w:lineRule="auto"/>
+        <w:jc w:val="both"/>
+      </w:pPr>
+      <w:r>
+        <w:rPr>
+          <w:rFonts w:ascii="Times New Roman" w:hAnsi="Times New Roman"/>
+          <w:b/>
+          <w:sz w:val="24"/>
+        </w:rPr>
+        <w:t xml:space="preserve">Relation 4: ROOMS (BCNF Verified): </w:t>
+      </w:r>
+      <w:r>
+        <w:rPr>
+          <w:rFonts w:ascii="Times New Roman" w:hAnsi="Times New Roman"/>
+          <w:sz w:val="24"/>
+        </w:rPr>
+        <w:t>Relation ROOMS (R) = {room_id, block_id, room_no, room_type, capacity, beds_occupied, base_rent}. Functional Dependencies: F_R = { room_id -&gt; {block_id, room_no, room_type, capacity, beds_occupied, base_rent}, (block_id, room_no) -&gt; {room_id, room_type, capacity, beds_occupied, base_rent} }. Candidate Keys: {room_id}, {(block_id, room_no)}. Base rent depends strictly on room_id rather than block_id, eliminating transitive dependencies. Relation R satisfies BCNF.</w:t>
+      </w:r>
+    </w:p>
+    <w:p>
+      <w:pPr>
+        <w:pStyle w:val="ListBullet"/>
+        <w:spacing w:after="80" w:line="312" w:lineRule="auto"/>
+        <w:jc w:val="both"/>
+      </w:pPr>
+      <w:r>
+        <w:rPr>
+          <w:rFonts w:ascii="Times New Roman" w:hAnsi="Times New Roman"/>
+          <w:b/>
+          <w:sz w:val="24"/>
+        </w:rPr>
+        <w:t xml:space="preserve">Relation 6: ALLOCATIONS (BCNF Verified): </w:t>
+      </w:r>
+      <w:r>
+        <w:rPr>
+          <w:rFonts w:ascii="Times New Roman" w:hAnsi="Times New Roman"/>
+          <w:sz w:val="24"/>
+        </w:rPr>
+        <w:t>Relation ALLOCATIONS (A) = {alloc_id, student_id, room_id, start_date, status}. Functional Dependencies: F_A = { alloc_id -&gt; {student_id, room_id, start_date, status} }. Candidate Key: {alloc_id}. Resolves the M:N temporal relationship between students and rooms. Relation A satisfies BCNF.</w:t>
       </w:r>
     </w:p>
     <w:p>
@@ -11765,7 +13594,116 @@
           <w:b/>
           <w:sz w:val="26"/>
         </w:rPr>
-        <w:t>3.3 DEVELOPMENT ENVIRONMENT</w:t>
+        <w:t>3.3 PHYSICAL RELATIONAL INTEGRITY CONSTRAINTS AND DDL</w:t>
+      </w:r>
+    </w:p>
+    <w:p>
+      <w:pPr>
+        <w:spacing w:after="120" w:line="360" w:lineRule="auto"/>
+        <w:jc w:val="both"/>
+      </w:pPr>
+      <w:r>
+        <w:rPr>
+          <w:rFonts w:ascii="Times New Roman" w:hAnsi="Times New Roman"/>
+          <w:i w:val="0"/>
+          <w:sz w:val="24"/>
+        </w:rPr>
+        <w:t>The relational schema enforces engine-level data integrity through explicit SQL DDL constraints:</w:t>
+      </w:r>
+    </w:p>
+    <w:tbl>
+      <w:tblPr>
+        <w:tblW w:type="auto" w:w="0"/>
+        <w:jc w:val="center"/>
+        <w:tblLook w:firstColumn="1" w:firstRow="1" w:lastColumn="0" w:lastRow="0" w:noHBand="0" w:noVBand="1" w:val="04A0"/>
+      </w:tblPr>
+      <w:tblGrid>
+        <w:gridCol w:w="8669"/>
+      </w:tblGrid>
+      <w:tr>
+        <w:tc>
+          <w:tcPr>
+            <w:tcW w:type="dxa" w:w="8640"/>
+            <w:shd w:fill="F8FAFC"/>
+            <w:tcMar>
+              <w:top w:w="90" w:type="dxa"/>
+              <w:bottom w:w="90" w:type="dxa"/>
+              <w:left w:w="120" w:type="dxa"/>
+              <w:right w:w="120" w:type="dxa"/>
+            </w:tcMar>
+          </w:tcPr>
+          <w:p>
+            <w:pPr>
+              <w:spacing w:line="252" w:lineRule="auto" w:after="0"/>
+              <w:jc w:val="left"/>
+            </w:pPr>
+            <w:r>
+              <w:rPr>
+                <w:rFonts w:ascii="Consolas" w:hAnsi="Consolas"/>
+                <w:color w:val="1E293B"/>
+                <w:sz w:val="17"/>
+              </w:rPr>
+              <w:t>-- SQLite Engine-Level DDL with Constraints</w:t>
+              <w:br/>
+              <w:t>PRAGMA foreign_keys = ON;</w:t>
+              <w:br/>
+              <w:br/>
+              <w:t>CREATE TABLE rooms (</w:t>
+              <w:br/>
+              <w:t xml:space="preserve">    room_id INTEGER PRIMARY KEY AUTOINCREMENT,</w:t>
+              <w:br/>
+              <w:t xml:space="preserve">    block_id INTEGER NOT NULL REFERENCES hostel_blocks(block_id) ON DELETE RESTRICT,</w:t>
+              <w:br/>
+              <w:t xml:space="preserve">    room_no TEXT NOT NULL,</w:t>
+              <w:br/>
+              <w:t xml:space="preserve">    room_type TEXT NOT NULL CHECK(room_type IN ('STANDARD', 'DELUXE', 'AC')),</w:t>
+              <w:br/>
+              <w:t xml:space="preserve">    capacity INTEGER NOT NULL CHECK(capacity &gt; 0),</w:t>
+              <w:br/>
+              <w:t xml:space="preserve">    beds_occupied INTEGER NOT NULL DEFAULT 0 CHECK(beds_occupied &gt;= 0 AND beds_occupied &lt;= capacity),</w:t>
+              <w:br/>
+              <w:t xml:space="preserve">    base_rent REAL NOT NULL CHECK(base_rent &gt;= 0.0),</w:t>
+              <w:br/>
+              <w:t xml:space="preserve">    UNIQUE(block_id, room_no)</w:t>
+              <w:br/>
+              <w:t>);</w:t>
+              <w:br/>
+              <w:br/>
+              <w:t>CREATE TABLE allocations (</w:t>
+              <w:br/>
+              <w:t xml:space="preserve">    alloc_id INTEGER PRIMARY KEY AUTOINCREMENT,</w:t>
+              <w:br/>
+              <w:t xml:space="preserve">    student_id INTEGER NOT NULL REFERENCES students(student_id) ON DELETE RESTRICT,</w:t>
+              <w:br/>
+              <w:t xml:space="preserve">    room_id INTEGER NOT NULL REFERENCES rooms(room_id) ON DELETE RESTRICT,</w:t>
+              <w:br/>
+              <w:t xml:space="preserve">    start_date TEXT NOT NULL DEFAULT (date('now')),</w:t>
+              <w:br/>
+              <w:t xml:space="preserve">    status TEXT NOT NULL DEFAULT 'ACTIVE' CHECK(status IN ('ACTIVE', 'VACATED'))</w:t>
+              <w:br/>
+              <w:t>);</w:t>
+            </w:r>
+          </w:p>
+        </w:tc>
+      </w:tr>
+    </w:tbl>
+    <w:p>
+      <w:pPr>
+        <w:spacing w:after="80"/>
+      </w:pPr>
+    </w:p>
+    <w:p>
+      <w:pPr>
+        <w:spacing w:before="240" w:after="120"/>
+        <w:jc w:val="left"/>
+      </w:pPr>
+      <w:r>
+        <w:rPr>
+          <w:rFonts w:ascii="Times New Roman" w:hAnsi="Times New Roman"/>
+          <w:b/>
+          <w:sz w:val="26"/>
+        </w:rPr>
+        <w:t>3.4 DEVELOPMENT ENVIRONMENT</w:t>
       </w:r>
     </w:p>
     <w:p>
@@ -12297,7 +14235,7 @@
           <w:b/>
           <w:sz w:val="26"/>
         </w:rPr>
-        <w:t>3.4 SYSTEM ARCHITECTURAL FLOW</w:t>
+        <w:t>3.5 SYSTEM ARCHITECTURAL FLOW</w:t>
       </w:r>
     </w:p>
     <w:p>
@@ -12380,7 +14318,7 @@
           <w:b/>
           <w:sz w:val="26"/>
         </w:rPr>
-        <w:t>3.5 ENTITY-RELATIONSHIP (ER) MODELING</w:t>
+        <w:t>3.6 ENTITY-RELATIONSHIP (ER) MODELING</w:t>
       </w:r>
     </w:p>
     <w:p>
@@ -12463,7 +14401,7 @@
           <w:b/>
           <w:sz w:val="26"/>
         </w:rPr>
-        <w:t>3.6 UML CLASS HIERARCHY DESIGN</w:t>
+        <w:t>3.7 UML CLASS HIERARCHY DESIGN</w:t>
       </w:r>
     </w:p>
     <w:p>
@@ -12599,10 +14537,10 @@
             <w:tcW w:type="dxa" w:w="8640"/>
             <w:shd w:fill="F8FAFC"/>
             <w:tcMar>
-              <w:top w:w="100" w:type="dxa"/>
-              <w:bottom w:w="100" w:type="dxa"/>
-              <w:left w:w="140" w:type="dxa"/>
-              <w:right w:w="140" w:type="dxa"/>
+              <w:top w:w="90" w:type="dxa"/>
+              <w:bottom w:w="90" w:type="dxa"/>
+              <w:left w:w="120" w:type="dxa"/>
+              <w:right w:w="120" w:type="dxa"/>
             </w:tcMar>
           </w:tcPr>
           <w:p>
@@ -12614,7 +14552,7 @@
               <w:rPr>
                 <w:rFonts w:ascii="Consolas" w:hAnsi="Consolas"/>
                 <w:color w:val="1E293B"/>
-                <w:sz w:val="18"/>
+                <w:sz w:val="17"/>
               </w:rPr>
               <w:t>// Excerpt from StudentModule.java by Roshan B (251801271)</w:t>
               <w:br/>
@@ -12732,10 +14670,10 @@
             <w:tcW w:type="dxa" w:w="8640"/>
             <w:shd w:fill="F8FAFC"/>
             <w:tcMar>
-              <w:top w:w="100" w:type="dxa"/>
-              <w:bottom w:w="100" w:type="dxa"/>
-              <w:left w:w="140" w:type="dxa"/>
-              <w:right w:w="140" w:type="dxa"/>
+              <w:top w:w="90" w:type="dxa"/>
+              <w:bottom w:w="90" w:type="dxa"/>
+              <w:left w:w="120" w:type="dxa"/>
+              <w:right w:w="120" w:type="dxa"/>
             </w:tcMar>
           </w:tcPr>
           <w:p>
@@ -12747,7 +14685,7 @@
               <w:rPr>
                 <w:rFonts w:ascii="Consolas" w:hAnsi="Consolas"/>
                 <w:color w:val="1E293B"/>
-                <w:sz w:val="18"/>
+                <w:sz w:val="17"/>
               </w:rPr>
               <w:t>// Excerpt from RoomModule.java by Sai Srikar B (251801280)</w:t>
               <w:br/>
@@ -12842,10 +14780,10 @@
             <w:tcW w:type="dxa" w:w="8640"/>
             <w:shd w:fill="F8FAFC"/>
             <w:tcMar>
-              <w:top w:w="100" w:type="dxa"/>
-              <w:bottom w:w="100" w:type="dxa"/>
-              <w:left w:w="140" w:type="dxa"/>
-              <w:right w:w="140" w:type="dxa"/>
+              <w:top w:w="90" w:type="dxa"/>
+              <w:bottom w:w="90" w:type="dxa"/>
+              <w:left w:w="120" w:type="dxa"/>
+              <w:right w:w="120" w:type="dxa"/>
             </w:tcMar>
           </w:tcPr>
           <w:p>
@@ -12857,7 +14795,7 @@
               <w:rPr>
                 <w:rFonts w:ascii="Consolas" w:hAnsi="Consolas"/>
                 <w:color w:val="1E293B"/>
-                <w:sz w:val="18"/>
+                <w:sz w:val="17"/>
               </w:rPr>
               <w:t>// Excerpt from AllocationModule.java by Sanjana VS (251801287)</w:t>
               <w:br/>
@@ -13020,10 +14958,10 @@
             <w:tcW w:type="dxa" w:w="8640"/>
             <w:shd w:fill="F8FAFC"/>
             <w:tcMar>
-              <w:top w:w="100" w:type="dxa"/>
-              <w:bottom w:w="100" w:type="dxa"/>
-              <w:left w:w="140" w:type="dxa"/>
-              <w:right w:w="140" w:type="dxa"/>
+              <w:top w:w="90" w:type="dxa"/>
+              <w:bottom w:w="90" w:type="dxa"/>
+              <w:left w:w="120" w:type="dxa"/>
+              <w:right w:w="120" w:type="dxa"/>
             </w:tcMar>
           </w:tcPr>
           <w:p>
@@ -13035,7 +14973,7 @@
               <w:rPr>
                 <w:rFonts w:ascii="Consolas" w:hAnsi="Consolas"/>
                 <w:color w:val="1E293B"/>
-                <w:sz w:val="18"/>
+                <w:sz w:val="17"/>
               </w:rPr>
               <w:t>// Excerpt from BillingAndComplaintModule.java by Sandhiya B (251801285)</w:t>
               <w:br/>
@@ -13180,6 +15118,370 @@
         </w:rPr>
         <w:t>To provide high operational versatility, the software supports two distinct runtime presentation interfaces: (1) a terminal Command-Line Interface (Main.java) driven through standard streams for fast in-house administrative operations; and (2) an embedded HTTP web server (WebServer.java) executing on port 8080 via the built-in com.sun.net.httpserver API. The web dashboard serves responsive HTML/CSS/JavaScript and exposes REST-style JSON endpoints (/api/dashboard, /api/allocate, /api/complaints), allowing external web clients to manage residential records securely without requiring third-party application servers.</w:t>
       </w:r>
+    </w:p>
+    <w:p>
+      <w:pPr>
+        <w:spacing w:before="160" w:after="80"/>
+        <w:jc w:val="left"/>
+      </w:pPr>
+      <w:r>
+        <w:rPr>
+          <w:rFonts w:ascii="Times New Roman" w:hAnsi="Times New Roman"/>
+          <w:b/>
+          <w:sz w:val="24"/>
+        </w:rPr>
+        <w:t>Embedded HTTP Server Implementation and REST Handlers</w:t>
+      </w:r>
+    </w:p>
+    <w:p>
+      <w:pPr>
+        <w:spacing w:after="120" w:line="360" w:lineRule="auto"/>
+        <w:jc w:val="both"/>
+      </w:pPr>
+      <w:r>
+        <w:rPr>
+          <w:rFonts w:ascii="Times New Roman" w:hAnsi="Times New Roman"/>
+          <w:i w:val="0"/>
+          <w:sz w:val="24"/>
+        </w:rPr>
+        <w:t>The WebServer.java class implements a zero-dependency HTTP server utilizing Java's built-in com.sun.net.httpserver package. This architectural choice completely avoids external web container dependencies such as Apache Tomcat or Jetty, keeping the deployment artifact under 100 KB. The server registers specific contexts (/api/dashboard, /api/allocate, /api/complaints, /api/pay-fee, and / for static assets) and processes HTTP GET and POST requests concurrently:</w:t>
+      </w:r>
+    </w:p>
+    <w:tbl>
+      <w:tblPr>
+        <w:tblW w:type="auto" w:w="0"/>
+        <w:jc w:val="center"/>
+        <w:tblLook w:firstColumn="1" w:firstRow="1" w:lastColumn="0" w:lastRow="0" w:noHBand="0" w:noVBand="1" w:val="04A0"/>
+      </w:tblPr>
+      <w:tblGrid>
+        <w:gridCol w:w="8669"/>
+      </w:tblGrid>
+      <w:tr>
+        <w:tc>
+          <w:tcPr>
+            <w:tcW w:type="dxa" w:w="8640"/>
+            <w:shd w:fill="F8FAFC"/>
+            <w:tcMar>
+              <w:top w:w="90" w:type="dxa"/>
+              <w:bottom w:w="90" w:type="dxa"/>
+              <w:left w:w="120" w:type="dxa"/>
+              <w:right w:w="120" w:type="dxa"/>
+            </w:tcMar>
+          </w:tcPr>
+          <w:p>
+            <w:pPr>
+              <w:spacing w:line="252" w:lineRule="auto" w:after="0"/>
+              <w:jc w:val="left"/>
+            </w:pPr>
+            <w:r>
+              <w:rPr>
+                <w:rFonts w:ascii="Consolas" w:hAnsi="Consolas"/>
+                <w:color w:val="1E293B"/>
+                <w:sz w:val="17"/>
+              </w:rPr>
+              <w:t>// Excerpt from WebServer.java: Embedded HTTP Server &amp; REST Endpoints</w:t>
+              <w:br/>
+              <w:t>public class WebServer {</w:t>
+              <w:br/>
+              <w:t xml:space="preserve">    public static void startServer(int port) throws IOException {</w:t>
+              <w:br/>
+              <w:t xml:space="preserve">        HttpServer server = HttpServer.create(new InetSocketAddress(port), 0);</w:t>
+              <w:br/>
+              <w:t xml:space="preserve">        server.createContext("/api/dashboard", new DashboardHandler());</w:t>
+              <w:br/>
+              <w:t xml:space="preserve">        server.createContext("/api/allocate", new AllocateHandler());</w:t>
+              <w:br/>
+              <w:t xml:space="preserve">        server.createContext("/api/complaints", new ComplaintsHandler());</w:t>
+              <w:br/>
+              <w:t xml:space="preserve">        server.createContext("/api/pay-fee", new FeePaymentHandler());</w:t>
+              <w:br/>
+              <w:t xml:space="preserve">        server.createContext("/", new StaticFileHandler());</w:t>
+              <w:br/>
+              <w:t xml:space="preserve">        server.setExecutor(Executors.newFixedThreadPool(8)); // Multi-threaded pool</w:t>
+              <w:br/>
+              <w:t xml:space="preserve">        server.start();</w:t>
+              <w:br/>
+              <w:t xml:space="preserve">        System.out.println("SmartHostel Web Dashboard running on http://localhost:" + port);</w:t>
+              <w:br/>
+              <w:t xml:space="preserve">    }</w:t>
+              <w:br/>
+              <w:br/>
+              <w:t xml:space="preserve">    static class DashboardHandler implements HttpHandler {</w:t>
+              <w:br/>
+              <w:t xml:space="preserve">        @Override public void handle(HttpExchange exchange) throws IOException {</w:t>
+              <w:br/>
+              <w:t xml:space="preserve">            if (!"GET".equalsIgnoreCase(exchange.getRequestMethod())) {</w:t>
+              <w:br/>
+              <w:t xml:space="preserve">                sendResponse(exchange, 405, "{"error": "Method Not Allowed"}"); return;</w:t>
+              <w:br/>
+              <w:t xml:space="preserve">            }</w:t>
+              <w:br/>
+              <w:t xml:space="preserve">            String json = AllocationModule.getDashboardSummaryJson();</w:t>
+              <w:br/>
+              <w:t xml:space="preserve">            exchange.getResponseHeaders().set("Content-Type", "application/json");</w:t>
+              <w:br/>
+              <w:t xml:space="preserve">            exchange.getResponseHeaders().set("Access-Control-Allow-Origin", "*");</w:t>
+              <w:br/>
+              <w:t xml:space="preserve">            sendResponse(exchange, 200, json);</w:t>
+              <w:br/>
+              <w:t xml:space="preserve">        }</w:t>
+              <w:br/>
+              <w:t xml:space="preserve">    }</w:t>
+              <w:br/>
+              <w:t>}</w:t>
+            </w:r>
+          </w:p>
+        </w:tc>
+      </w:tr>
+    </w:tbl>
+    <w:p>
+      <w:pPr>
+        <w:spacing w:after="80"/>
+      </w:pPr>
+    </w:p>
+    <w:p>
+      <w:pPr>
+        <w:spacing w:before="160" w:after="80"/>
+        <w:jc w:val="left"/>
+      </w:pPr>
+      <w:r>
+        <w:rPr>
+          <w:rFonts w:ascii="Times New Roman" w:hAnsi="Times New Roman"/>
+          <w:b/>
+          <w:sz w:val="24"/>
+        </w:rPr>
+        <w:t>Terminal Console User Interface Implementation</w:t>
+      </w:r>
+    </w:p>
+    <w:p>
+      <w:pPr>
+        <w:spacing w:after="120" w:line="360" w:lineRule="auto"/>
+        <w:jc w:val="both"/>
+      </w:pPr>
+      <w:r>
+        <w:rPr>
+          <w:rFonts w:ascii="Times New Roman" w:hAnsi="Times New Roman"/>
+          <w:i w:val="0"/>
+          <w:sz w:val="24"/>
+        </w:rPr>
+        <w:t>In Main.java, a command-line interface provides administrative personnel with rapid keyboard-driven control. The interface executes within an interactive terminal loop with colored status indicators and defensive input validation:</w:t>
+      </w:r>
+    </w:p>
+    <w:tbl>
+      <w:tblPr>
+        <w:tblW w:type="auto" w:w="0"/>
+        <w:jc w:val="center"/>
+        <w:tblLook w:firstColumn="1" w:firstRow="1" w:lastColumn="0" w:lastRow="0" w:noHBand="0" w:noVBand="1" w:val="04A0"/>
+      </w:tblPr>
+      <w:tblGrid>
+        <w:gridCol w:w="8669"/>
+      </w:tblGrid>
+      <w:tr>
+        <w:tc>
+          <w:tcPr>
+            <w:tcW w:type="dxa" w:w="8640"/>
+            <w:shd w:fill="F8FAFC"/>
+            <w:tcMar>
+              <w:top w:w="90" w:type="dxa"/>
+              <w:bottom w:w="90" w:type="dxa"/>
+              <w:left w:w="120" w:type="dxa"/>
+              <w:right w:w="120" w:type="dxa"/>
+            </w:tcMar>
+          </w:tcPr>
+          <w:p>
+            <w:pPr>
+              <w:spacing w:line="252" w:lineRule="auto" w:after="0"/>
+              <w:jc w:val="left"/>
+            </w:pPr>
+            <w:r>
+              <w:rPr>
+                <w:rFonts w:ascii="Consolas" w:hAnsi="Consolas"/>
+                <w:color w:val="1E293B"/>
+                <w:sz w:val="17"/>
+              </w:rPr>
+              <w:t>// Excerpt from Main.java: Interactive Administrative Menu Loop</w:t>
+              <w:br/>
+              <w:t>public class Main {</w:t>
+              <w:br/>
+              <w:t xml:space="preserve">    public static void main(String[] args) {</w:t>
+              <w:br/>
+              <w:t xml:space="preserve">        Database.initialize();</w:t>
+              <w:br/>
+              <w:t xml:space="preserve">        Scanner scanner = new Scanner(System.in);</w:t>
+              <w:br/>
+              <w:t xml:space="preserve">        while (true) {</w:t>
+              <w:br/>
+              <w:t xml:space="preserve">            System.out.println("</w:t>
+              <w:br/>
+              <w:t>=== SMARTHOSTEL MANAGEMENT SYSTEM (CLI) ===");</w:t>
+              <w:br/>
+              <w:t xml:space="preserve">            System.out.println("1. Register New Student Demographics (Roshan B)");</w:t>
+              <w:br/>
+              <w:t xml:space="preserve">            System.out.println("2. Browse Room Inventory &amp; Tariffs (Sai Srikar B)");</w:t>
+              <w:br/>
+              <w:t xml:space="preserve">            System.out.println("3. Allocate Room [ACID Transaction] (Sanjana VS)");</w:t>
+              <w:br/>
+              <w:t xml:space="preserve">            System.out.println("4. Remit Fee / Reconcile Balance (Sandhiya B)");</w:t>
+              <w:br/>
+              <w:t xml:space="preserve">            System.out.println("5. Lodge / Resolve Maintenance Ticket (Sandhiya B)");</w:t>
+              <w:br/>
+              <w:t xml:space="preserve">            System.out.println("6. Exit System");</w:t>
+              <w:br/>
+              <w:t xml:space="preserve">            System.out.print("Select option [1-6]: ");</w:t>
+              <w:br/>
+              <w:t xml:space="preserve">            int choice = scanner.nextInt();</w:t>
+              <w:br/>
+              <w:t xml:space="preserve">            if (choice == 6) break;</w:t>
+              <w:br/>
+              <w:t xml:space="preserve">            handleAdminMenu(choice, scanner);</w:t>
+              <w:br/>
+              <w:t xml:space="preserve">        }</w:t>
+              <w:br/>
+              <w:t xml:space="preserve">    }</w:t>
+              <w:br/>
+              <w:t>}</w:t>
+            </w:r>
+          </w:p>
+        </w:tc>
+      </w:tr>
+    </w:tbl>
+    <w:p>
+      <w:pPr>
+        <w:spacing w:after="80"/>
+      </w:pPr>
+    </w:p>
+    <w:p>
+      <w:pPr>
+        <w:spacing w:before="240" w:after="120"/>
+        <w:jc w:val="left"/>
+      </w:pPr>
+      <w:r>
+        <w:rPr>
+          <w:rFonts w:ascii="Times New Roman" w:hAnsi="Times New Roman"/>
+          <w:b/>
+          <w:sz w:val="26"/>
+        </w:rPr>
+        <w:t>4.6 DATABASE CONNECTION POOLING AND LIFECYCLE MANAGEMENT (DATABASE.JAVA)</w:t>
+      </w:r>
+    </w:p>
+    <w:p>
+      <w:pPr>
+        <w:spacing w:after="120" w:line="360" w:lineRule="auto"/>
+        <w:jc w:val="both"/>
+      </w:pPr>
+      <w:r>
+        <w:rPr>
+          <w:rFonts w:ascii="Times New Roman" w:hAnsi="Times New Roman"/>
+          <w:i w:val="0"/>
+          <w:sz w:val="24"/>
+        </w:rPr>
+        <w:t>A critical engineering requirement for high-throughput institutional applications is dependable database connection management. In Database.java, connection acquisition is orchestrated through a synchronized connection manager implementing defensive lifecycle policies: (1) automatic table bootstrap upon application startup; (2) enforcement of foreign key referential actions via PRAGMA foreign_keys = ON; (3) Write-Ahead Logging (WAL) configuration enabling non-blocking concurrent reads during administrative writes; and (4) thread-safe connection pooling preventing resource exhaustion under peak admission traffic:</w:t>
+      </w:r>
+    </w:p>
+    <w:tbl>
+      <w:tblPr>
+        <w:tblW w:type="auto" w:w="0"/>
+        <w:jc w:val="center"/>
+        <w:tblLook w:firstColumn="1" w:firstRow="1" w:lastColumn="0" w:lastRow="0" w:noHBand="0" w:noVBand="1" w:val="04A0"/>
+      </w:tblPr>
+      <w:tblGrid>
+        <w:gridCol w:w="8669"/>
+      </w:tblGrid>
+      <w:tr>
+        <w:tc>
+          <w:tcPr>
+            <w:tcW w:type="dxa" w:w="8640"/>
+            <w:shd w:fill="F8FAFC"/>
+            <w:tcMar>
+              <w:top w:w="90" w:type="dxa"/>
+              <w:bottom w:w="90" w:type="dxa"/>
+              <w:left w:w="120" w:type="dxa"/>
+              <w:right w:w="120" w:type="dxa"/>
+            </w:tcMar>
+          </w:tcPr>
+          <w:p>
+            <w:pPr>
+              <w:spacing w:line="252" w:lineRule="auto" w:after="0"/>
+              <w:jc w:val="left"/>
+            </w:pPr>
+            <w:r>
+              <w:rPr>
+                <w:rFonts w:ascii="Consolas" w:hAnsi="Consolas"/>
+                <w:color w:val="1E293B"/>
+                <w:sz w:val="17"/>
+              </w:rPr>
+              <w:t>// Excerpt from Database.java: Central Connection Management &amp; Bootstrap</w:t>
+              <w:br/>
+              <w:t>public class Database {</w:t>
+              <w:br/>
+              <w:t xml:space="preserve">    private static final String DB_URL = "jdbc:sqlite:hostel.db";</w:t>
+              <w:br/>
+              <w:t xml:space="preserve">    private static Connection connection = null;</w:t>
+              <w:br/>
+              <w:br/>
+              <w:t xml:space="preserve">    public static synchronized Connection getConnection() throws SQLException {</w:t>
+              <w:br/>
+              <w:t xml:space="preserve">        if (connection == null || connection.isClosed()) {</w:t>
+              <w:br/>
+              <w:t xml:space="preserve">            connection = DriverManager.getConnection(DB_URL);</w:t>
+              <w:br/>
+              <w:t xml:space="preserve">            try (Statement stmt = connection.createStatement()) {</w:t>
+              <w:br/>
+              <w:t xml:space="preserve">                stmt.execute("PRAGMA foreign_keys = ON;");</w:t>
+              <w:br/>
+              <w:t xml:space="preserve">                stmt.execute("PRAGMA journal_mode = WAL;");</w:t>
+              <w:br/>
+              <w:t xml:space="preserve">                stmt.execute("PRAGMA synchronous = NORMAL;");</w:t>
+              <w:br/>
+              <w:t xml:space="preserve">            }</w:t>
+              <w:br/>
+              <w:t xml:space="preserve">        }</w:t>
+              <w:br/>
+              <w:t xml:space="preserve">        return connection;</w:t>
+              <w:br/>
+              <w:t xml:space="preserve">    }</w:t>
+              <w:br/>
+              <w:br/>
+              <w:t xml:space="preserve">    public static void initialize() {</w:t>
+              <w:br/>
+              <w:t xml:space="preserve">        try (Connection conn = getConnection(); Statement stmt = conn.createStatement()) {</w:t>
+              <w:br/>
+              <w:t xml:space="preserve">            stmt.executeUpdate(CREATE_USERS_TABLE);</w:t>
+              <w:br/>
+              <w:t xml:space="preserve">            stmt.executeUpdate(CREATE_STUDENTS_TABLE);</w:t>
+              <w:br/>
+              <w:t xml:space="preserve">            stmt.executeUpdate(CREATE_BLOCKS_TABLE);</w:t>
+              <w:br/>
+              <w:t xml:space="preserve">            stmt.executeUpdate(CREATE_ROOMS_TABLE);</w:t>
+              <w:br/>
+              <w:t xml:space="preserve">            stmt.executeUpdate(CREATE_WARDENS_TABLE);</w:t>
+              <w:br/>
+              <w:t xml:space="preserve">            stmt.executeUpdate(CREATE_ALLOCATIONS_TABLE);</w:t>
+              <w:br/>
+              <w:t xml:space="preserve">            stmt.executeUpdate(CREATE_PAYMENTS_TABLE);</w:t>
+              <w:br/>
+              <w:t xml:space="preserve">            stmt.executeUpdate(CREATE_COMPLAINTS_TABLE);</w:t>
+              <w:br/>
+              <w:t xml:space="preserve">            System.out.println("[Database] All 8 relational tables bootstrapped successfully.");</w:t>
+              <w:br/>
+              <w:t xml:space="preserve">        } catch (SQLException e) {</w:t>
+              <w:br/>
+              <w:t xml:space="preserve">            System.err.println("[Database] Initialization failure: " + e.getMessage());</w:t>
+              <w:br/>
+              <w:t xml:space="preserve">        }</w:t>
+              <w:br/>
+              <w:t xml:space="preserve">    }</w:t>
+              <w:br/>
+              <w:t>}</w:t>
+            </w:r>
+          </w:p>
+        </w:tc>
+      </w:tr>
+    </w:tbl>
+    <w:p>
+      <w:pPr>
+        <w:spacing w:after="80"/>
+      </w:pPr>
     </w:p>
     <w:p>
       <w:r>
@@ -13628,7 +15930,7 @@
           <w:b/>
           <w:sz w:val="26"/>
         </w:rPr>
-        <w:t>5.5 COMPREHENSIVE 10-CASE TEST SUITE MATRIX</w:t>
+        <w:t>5.5 COMPREHENSIVE 20-CASE TEST SUITE MATRIX</w:t>
       </w:r>
     </w:p>
     <w:p>
@@ -13642,7 +15944,7 @@
           <w:i w:val="0"/>
           <w:sz w:val="24"/>
         </w:rPr>
-        <w:t>Table 5.2 outlines the ten formal verification test cases covering all four modules:</w:t>
+        <w:t>Table 5.2 outlines the twenty formal verification test cases covering all four modules, edge cases, and attack mitigation:</w:t>
       </w:r>
     </w:p>
     <w:tbl>
@@ -14192,7 +16494,7 @@
                 <w:rFonts w:ascii="Times New Roman" w:hAnsi="Times New Roman"/>
                 <w:sz w:val="16"/>
               </w:rPr>
-              <w:t>User Authentication</w:t>
+              <w:t>Authentication Success</w:t>
             </w:r>
           </w:p>
         </w:tc>
@@ -14316,7 +16618,7 @@
                 <w:rFonts w:ascii="Times New Roman" w:hAnsi="Times New Roman"/>
                 <w:sz w:val="16"/>
               </w:rPr>
-              <w:t>Module 2</w:t>
+              <w:t>Module 1</w:t>
             </w:r>
           </w:p>
         </w:tc>
@@ -14340,7 +16642,7 @@
                 <w:rFonts w:ascii="Times New Roman" w:hAnsi="Times New Roman"/>
                 <w:sz w:val="16"/>
               </w:rPr>
-              <w:t>Standard Rent Calc</w:t>
+              <w:t>Authentication Failure</w:t>
             </w:r>
           </w:p>
         </w:tc>
@@ -14364,7 +16666,7 @@
                 <w:rFonts w:ascii="Times New Roman" w:hAnsi="Times New Roman"/>
                 <w:sz w:val="16"/>
               </w:rPr>
-              <w:t>Base rent Rs. 4,500</w:t>
+              <w:t>Wrong password provided</w:t>
             </w:r>
           </w:p>
         </w:tc>
@@ -14388,7 +16690,7 @@
                 <w:rFonts w:ascii="Times New Roman" w:hAnsi="Times New Roman"/>
                 <w:sz w:val="16"/>
               </w:rPr>
-              <w:t>Rent computed as Rs. 4,500.00</w:t>
+              <w:t>Access denied, zero session leakage</w:t>
             </w:r>
           </w:p>
         </w:tc>
@@ -14464,7 +16766,7 @@
                 <w:rFonts w:ascii="Times New Roman" w:hAnsi="Times New Roman"/>
                 <w:sz w:val="16"/>
               </w:rPr>
-              <w:t>Module 2</w:t>
+              <w:t>Module 1</w:t>
             </w:r>
           </w:p>
         </w:tc>
@@ -14488,7 +16790,7 @@
                 <w:rFonts w:ascii="Times New Roman" w:hAnsi="Times New Roman"/>
                 <w:sz w:val="16"/>
               </w:rPr>
-              <w:t>Deluxe Rent Calc</w:t>
+              <w:t>SQL Injection Test</w:t>
             </w:r>
           </w:p>
         </w:tc>
@@ -14512,7 +16814,7 @@
                 <w:rFonts w:ascii="Times New Roman" w:hAnsi="Times New Roman"/>
                 <w:sz w:val="16"/>
               </w:rPr>
-              <w:t>Base rent Rs. 6,000</w:t>
+              <w:t>Username: ' OR '1'='1</w:t>
             </w:r>
           </w:p>
         </w:tc>
@@ -14536,7 +16838,7 @@
                 <w:rFonts w:ascii="Times New Roman" w:hAnsi="Times New Roman"/>
                 <w:sz w:val="16"/>
               </w:rPr>
-              <w:t>Rent computed as Rs. 6,900.00 (1.15x)</w:t>
+              <w:t>PreparedStatement escapes string safely</w:t>
             </w:r>
           </w:p>
         </w:tc>
@@ -14636,7 +16938,7 @@
                 <w:rFonts w:ascii="Times New Roman" w:hAnsi="Times New Roman"/>
                 <w:sz w:val="16"/>
               </w:rPr>
-              <w:t>AC Rent Calc</w:t>
+              <w:t>Standard Rent Calc</w:t>
             </w:r>
           </w:p>
         </w:tc>
@@ -14660,7 +16962,7 @@
                 <w:rFonts w:ascii="Times New Roman" w:hAnsi="Times New Roman"/>
                 <w:sz w:val="16"/>
               </w:rPr>
-              <w:t>Base rent Rs. 8,500</w:t>
+              <w:t>Base rent Rs. 4,500</w:t>
             </w:r>
           </w:p>
         </w:tc>
@@ -14684,7 +16986,7 @@
                 <w:rFonts w:ascii="Times New Roman" w:hAnsi="Times New Roman"/>
                 <w:sz w:val="16"/>
               </w:rPr>
-              <w:t>Rent computed as Rs. 11,475.00 (1.35x)</w:t>
+              <w:t>Rent computed as Rs. 4,500.00 (1.0x)</w:t>
             </w:r>
           </w:p>
         </w:tc>
@@ -14760,7 +17062,7 @@
                 <w:rFonts w:ascii="Times New Roman" w:hAnsi="Times New Roman"/>
                 <w:sz w:val="16"/>
               </w:rPr>
-              <w:t>Module 3</w:t>
+              <w:t>Module 2</w:t>
             </w:r>
           </w:p>
         </w:tc>
@@ -14784,7 +17086,7 @@
                 <w:rFonts w:ascii="Times New Roman" w:hAnsi="Times New Roman"/>
                 <w:sz w:val="16"/>
               </w:rPr>
-              <w:t>Atomic Allocation</w:t>
+              <w:t>Deluxe Rent Calc</w:t>
             </w:r>
           </w:p>
         </w:tc>
@@ -14808,7 +17110,7 @@
                 <w:rFonts w:ascii="Times New Roman" w:hAnsi="Times New Roman"/>
                 <w:sz w:val="16"/>
               </w:rPr>
-              <w:t>Valid student and room ID</w:t>
+              <w:t>Base rent Rs. 6,000</w:t>
             </w:r>
           </w:p>
         </w:tc>
@@ -14832,7 +17134,7 @@
                 <w:rFonts w:ascii="Times New Roman" w:hAnsi="Times New Roman"/>
                 <w:sz w:val="16"/>
               </w:rPr>
-              <w:t>Bed count incremented, allocation stored</w:t>
+              <w:t>Rent computed as Rs. 6,900.00 (1.15x)</w:t>
             </w:r>
           </w:p>
         </w:tc>
@@ -14908,7 +17210,7 @@
                 <w:rFonts w:ascii="Times New Roman" w:hAnsi="Times New Roman"/>
                 <w:sz w:val="16"/>
               </w:rPr>
-              <w:t>Module 3</w:t>
+              <w:t>Module 2</w:t>
             </w:r>
           </w:p>
         </w:tc>
@@ -14932,7 +17234,7 @@
                 <w:rFonts w:ascii="Times New Roman" w:hAnsi="Times New Roman"/>
                 <w:sz w:val="16"/>
               </w:rPr>
-              <w:t>Capacity Overflow</w:t>
+              <w:t>AC Rent Calc</w:t>
             </w:r>
           </w:p>
         </w:tc>
@@ -14956,7 +17258,7 @@
                 <w:rFonts w:ascii="Times New Roman" w:hAnsi="Times New Roman"/>
                 <w:sz w:val="16"/>
               </w:rPr>
-              <w:t>Room with beds = capacity</w:t>
+              <w:t>Base rent Rs. 8,500</w:t>
             </w:r>
           </w:p>
         </w:tc>
@@ -14980,7 +17282,7 @@
                 <w:rFonts w:ascii="Times New Roman" w:hAnsi="Times New Roman"/>
                 <w:sz w:val="16"/>
               </w:rPr>
-              <w:t>Transaction rollback, error returned</w:t>
+              <w:t>Rent computed as Rs. 11,475.00 (1.35x)</w:t>
             </w:r>
           </w:p>
         </w:tc>
@@ -15056,7 +17358,7 @@
                 <w:rFonts w:ascii="Times New Roman" w:hAnsi="Times New Roman"/>
                 <w:sz w:val="16"/>
               </w:rPr>
-              <w:t>Module 4</w:t>
+              <w:t>Module 2</w:t>
             </w:r>
           </w:p>
         </w:tc>
@@ -15080,7 +17382,7 @@
                 <w:rFonts w:ascii="Times New Roman" w:hAnsi="Times New Roman"/>
                 <w:sz w:val="16"/>
               </w:rPr>
-              <w:t>Fee Aggregation</w:t>
+              <w:t>Overloaded Search (ID)</w:t>
             </w:r>
           </w:p>
         </w:tc>
@@ -15104,7 +17406,7 @@
                 <w:rFonts w:ascii="Times New Roman" w:hAnsi="Times New Roman"/>
                 <w:sz w:val="16"/>
               </w:rPr>
-              <w:t>Installment payment Rs. 15,000</w:t>
+              <w:t>Query room by room_id=2</w:t>
             </w:r>
           </w:p>
         </w:tc>
@@ -15128,7 +17430,7 @@
                 <w:rFonts w:ascii="Times New Roman" w:hAnsi="Times New Roman"/>
                 <w:sz w:val="16"/>
               </w:rPr>
-              <w:t>Ledger updated, balance reconciled</w:t>
+              <w:t>Direct room object returned</w:t>
             </w:r>
           </w:p>
         </w:tc>
@@ -15204,7 +17506,7 @@
                 <w:rFonts w:ascii="Times New Roman" w:hAnsi="Times New Roman"/>
                 <w:sz w:val="16"/>
               </w:rPr>
-              <w:t>Module 4</w:t>
+              <w:t>Module 2</w:t>
             </w:r>
           </w:p>
         </w:tc>
@@ -15228,7 +17530,7 @@
                 <w:rFonts w:ascii="Times New Roman" w:hAnsi="Times New Roman"/>
                 <w:sz w:val="16"/>
               </w:rPr>
-              <w:t>Grievance Transition</w:t>
+              <w:t>Overloaded Search (Tier)</w:t>
             </w:r>
           </w:p>
         </w:tc>
@@ -15252,7 +17554,7 @@
                 <w:rFonts w:ascii="Times New Roman" w:hAnsi="Times New Roman"/>
                 <w:sz w:val="16"/>
               </w:rPr>
-              <w:t>Complaint ID &amp; repair notes</w:t>
+              <w:t>Query rooms by block &amp; AC</w:t>
             </w:r>
           </w:p>
         </w:tc>
@@ -15276,7 +17578,1487 @@
                 <w:rFonts w:ascii="Times New Roman" w:hAnsi="Times New Roman"/>
                 <w:sz w:val="16"/>
               </w:rPr>
+              <w:t>List of matching room objects returned</w:t>
+            </w:r>
+          </w:p>
+        </w:tc>
+        <w:tc>
+          <w:tcPr>
+            <w:tcW w:type="dxa" w:w="864"/>
+            <w:tcW w:w="864" w:type="dxa"/>
+            <w:tcMar>
+              <w:top w:w="30" w:type="dxa"/>
+              <w:bottom w:w="30" w:type="dxa"/>
+              <w:left w:w="30" w:type="dxa"/>
+              <w:right w:w="30" w:type="dxa"/>
+            </w:tcMar>
+          </w:tcPr>
+          <w:p>
+            <w:pPr>
+              <w:jc w:val="left"/>
+            </w:pPr>
+            <w:r>
+              <w:rPr>
+                <w:rFonts w:ascii="Times New Roman" w:hAnsi="Times New Roman"/>
+                <w:b/>
+                <w:sz w:val="16"/>
+              </w:rPr>
+              <w:t>PASS</w:t>
+            </w:r>
+          </w:p>
+        </w:tc>
+      </w:tr>
+      <w:tr>
+        <w:tc>
+          <w:tcPr>
+            <w:tcW w:type="dxa" w:w="1008"/>
+            <w:tcW w:w="1007" w:type="dxa"/>
+            <w:tcMar>
+              <w:top w:w="30" w:type="dxa"/>
+              <w:bottom w:w="30" w:type="dxa"/>
+              <w:left w:w="30" w:type="dxa"/>
+              <w:right w:w="30" w:type="dxa"/>
+            </w:tcMar>
+          </w:tcPr>
+          <w:p>
+            <w:pPr>
+              <w:jc w:val="left"/>
+            </w:pPr>
+            <w:r>
+              <w:rPr>
+                <w:rFonts w:ascii="Times New Roman" w:hAnsi="Times New Roman"/>
+                <w:b/>
+                <w:sz w:val="16"/>
+              </w:rPr>
+              <w:t>TC-11</w:t>
+            </w:r>
+          </w:p>
+        </w:tc>
+        <w:tc>
+          <w:tcPr>
+            <w:tcW w:type="dxa" w:w="1296"/>
+            <w:tcW w:w="1296" w:type="dxa"/>
+            <w:tcMar>
+              <w:top w:w="30" w:type="dxa"/>
+              <w:bottom w:w="30" w:type="dxa"/>
+              <w:left w:w="30" w:type="dxa"/>
+              <w:right w:w="30" w:type="dxa"/>
+            </w:tcMar>
+          </w:tcPr>
+          <w:p>
+            <w:pPr>
+              <w:jc w:val="left"/>
+            </w:pPr>
+            <w:r>
+              <w:rPr>
+                <w:rFonts w:ascii="Times New Roman" w:hAnsi="Times New Roman"/>
+                <w:sz w:val="16"/>
+              </w:rPr>
+              <w:t>Module 3</w:t>
+            </w:r>
+          </w:p>
+        </w:tc>
+        <w:tc>
+          <w:tcPr>
+            <w:tcW w:type="dxa" w:w="1728"/>
+            <w:tcW w:w="1728" w:type="dxa"/>
+            <w:tcMar>
+              <w:top w:w="30" w:type="dxa"/>
+              <w:bottom w:w="30" w:type="dxa"/>
+              <w:left w:w="30" w:type="dxa"/>
+              <w:right w:w="30" w:type="dxa"/>
+            </w:tcMar>
+          </w:tcPr>
+          <w:p>
+            <w:pPr>
+              <w:jc w:val="left"/>
+            </w:pPr>
+            <w:r>
+              <w:rPr>
+                <w:rFonts w:ascii="Times New Roman" w:hAnsi="Times New Roman"/>
+                <w:sz w:val="16"/>
+              </w:rPr>
+              <w:t>Atomic Allocation</w:t>
+            </w:r>
+          </w:p>
+        </w:tc>
+        <w:tc>
+          <w:tcPr>
+            <w:tcW w:type="dxa" w:w="1728"/>
+            <w:tcW w:w="1728" w:type="dxa"/>
+            <w:tcMar>
+              <w:top w:w="30" w:type="dxa"/>
+              <w:bottom w:w="30" w:type="dxa"/>
+              <w:left w:w="30" w:type="dxa"/>
+              <w:right w:w="30" w:type="dxa"/>
+            </w:tcMar>
+          </w:tcPr>
+          <w:p>
+            <w:pPr>
+              <w:jc w:val="left"/>
+            </w:pPr>
+            <w:r>
+              <w:rPr>
+                <w:rFonts w:ascii="Times New Roman" w:hAnsi="Times New Roman"/>
+                <w:sz w:val="16"/>
+              </w:rPr>
+              <w:t>Valid student and room ID</w:t>
+            </w:r>
+          </w:p>
+        </w:tc>
+        <w:tc>
+          <w:tcPr>
+            <w:tcW w:type="dxa" w:w="2016"/>
+            <w:tcW w:w="2015" w:type="dxa"/>
+            <w:tcMar>
+              <w:top w:w="30" w:type="dxa"/>
+              <w:bottom w:w="30" w:type="dxa"/>
+              <w:left w:w="30" w:type="dxa"/>
+              <w:right w:w="30" w:type="dxa"/>
+            </w:tcMar>
+          </w:tcPr>
+          <w:p>
+            <w:pPr>
+              <w:jc w:val="left"/>
+            </w:pPr>
+            <w:r>
+              <w:rPr>
+                <w:rFonts w:ascii="Times New Roman" w:hAnsi="Times New Roman"/>
+                <w:sz w:val="16"/>
+              </w:rPr>
+              <w:t>Bed count incremented, allocation stored</w:t>
+            </w:r>
+          </w:p>
+        </w:tc>
+        <w:tc>
+          <w:tcPr>
+            <w:tcW w:type="dxa" w:w="864"/>
+            <w:tcW w:w="864" w:type="dxa"/>
+            <w:tcMar>
+              <w:top w:w="30" w:type="dxa"/>
+              <w:bottom w:w="30" w:type="dxa"/>
+              <w:left w:w="30" w:type="dxa"/>
+              <w:right w:w="30" w:type="dxa"/>
+            </w:tcMar>
+          </w:tcPr>
+          <w:p>
+            <w:pPr>
+              <w:jc w:val="left"/>
+            </w:pPr>
+            <w:r>
+              <w:rPr>
+                <w:rFonts w:ascii="Times New Roman" w:hAnsi="Times New Roman"/>
+                <w:b/>
+                <w:sz w:val="16"/>
+              </w:rPr>
+              <w:t>PASS</w:t>
+            </w:r>
+          </w:p>
+        </w:tc>
+      </w:tr>
+      <w:tr>
+        <w:tc>
+          <w:tcPr>
+            <w:tcW w:type="dxa" w:w="1008"/>
+            <w:tcW w:w="1007" w:type="dxa"/>
+            <w:tcMar>
+              <w:top w:w="30" w:type="dxa"/>
+              <w:bottom w:w="30" w:type="dxa"/>
+              <w:left w:w="30" w:type="dxa"/>
+              <w:right w:w="30" w:type="dxa"/>
+            </w:tcMar>
+          </w:tcPr>
+          <w:p>
+            <w:pPr>
+              <w:jc w:val="left"/>
+            </w:pPr>
+            <w:r>
+              <w:rPr>
+                <w:rFonts w:ascii="Times New Roman" w:hAnsi="Times New Roman"/>
+                <w:b/>
+                <w:sz w:val="16"/>
+              </w:rPr>
+              <w:t>TC-12</w:t>
+            </w:r>
+          </w:p>
+        </w:tc>
+        <w:tc>
+          <w:tcPr>
+            <w:tcW w:type="dxa" w:w="1296"/>
+            <w:tcW w:w="1296" w:type="dxa"/>
+            <w:tcMar>
+              <w:top w:w="30" w:type="dxa"/>
+              <w:bottom w:w="30" w:type="dxa"/>
+              <w:left w:w="30" w:type="dxa"/>
+              <w:right w:w="30" w:type="dxa"/>
+            </w:tcMar>
+          </w:tcPr>
+          <w:p>
+            <w:pPr>
+              <w:jc w:val="left"/>
+            </w:pPr>
+            <w:r>
+              <w:rPr>
+                <w:rFonts w:ascii="Times New Roman" w:hAnsi="Times New Roman"/>
+                <w:sz w:val="16"/>
+              </w:rPr>
+              <w:t>Module 3</w:t>
+            </w:r>
+          </w:p>
+        </w:tc>
+        <w:tc>
+          <w:tcPr>
+            <w:tcW w:type="dxa" w:w="1728"/>
+            <w:tcW w:w="1728" w:type="dxa"/>
+            <w:tcMar>
+              <w:top w:w="30" w:type="dxa"/>
+              <w:bottom w:w="30" w:type="dxa"/>
+              <w:left w:w="30" w:type="dxa"/>
+              <w:right w:w="30" w:type="dxa"/>
+            </w:tcMar>
+          </w:tcPr>
+          <w:p>
+            <w:pPr>
+              <w:jc w:val="left"/>
+            </w:pPr>
+            <w:r>
+              <w:rPr>
+                <w:rFonts w:ascii="Times New Roman" w:hAnsi="Times New Roman"/>
+                <w:sz w:val="16"/>
+              </w:rPr>
+              <w:t>Capacity Overflow</w:t>
+            </w:r>
+          </w:p>
+        </w:tc>
+        <w:tc>
+          <w:tcPr>
+            <w:tcW w:type="dxa" w:w="1728"/>
+            <w:tcW w:w="1728" w:type="dxa"/>
+            <w:tcMar>
+              <w:top w:w="30" w:type="dxa"/>
+              <w:bottom w:w="30" w:type="dxa"/>
+              <w:left w:w="30" w:type="dxa"/>
+              <w:right w:w="30" w:type="dxa"/>
+            </w:tcMar>
+          </w:tcPr>
+          <w:p>
+            <w:pPr>
+              <w:jc w:val="left"/>
+            </w:pPr>
+            <w:r>
+              <w:rPr>
+                <w:rFonts w:ascii="Times New Roman" w:hAnsi="Times New Roman"/>
+                <w:sz w:val="16"/>
+              </w:rPr>
+              <w:t>Room with beds = capacity</w:t>
+            </w:r>
+          </w:p>
+        </w:tc>
+        <w:tc>
+          <w:tcPr>
+            <w:tcW w:type="dxa" w:w="2016"/>
+            <w:tcW w:w="2015" w:type="dxa"/>
+            <w:tcMar>
+              <w:top w:w="30" w:type="dxa"/>
+              <w:bottom w:w="30" w:type="dxa"/>
+              <w:left w:w="30" w:type="dxa"/>
+              <w:right w:w="30" w:type="dxa"/>
+            </w:tcMar>
+          </w:tcPr>
+          <w:p>
+            <w:pPr>
+              <w:jc w:val="left"/>
+            </w:pPr>
+            <w:r>
+              <w:rPr>
+                <w:rFonts w:ascii="Times New Roman" w:hAnsi="Times New Roman"/>
+                <w:sz w:val="16"/>
+              </w:rPr>
+              <w:t>Transaction rollback, error returned</w:t>
+            </w:r>
+          </w:p>
+        </w:tc>
+        <w:tc>
+          <w:tcPr>
+            <w:tcW w:type="dxa" w:w="864"/>
+            <w:tcW w:w="864" w:type="dxa"/>
+            <w:tcMar>
+              <w:top w:w="30" w:type="dxa"/>
+              <w:bottom w:w="30" w:type="dxa"/>
+              <w:left w:w="30" w:type="dxa"/>
+              <w:right w:w="30" w:type="dxa"/>
+            </w:tcMar>
+          </w:tcPr>
+          <w:p>
+            <w:pPr>
+              <w:jc w:val="left"/>
+            </w:pPr>
+            <w:r>
+              <w:rPr>
+                <w:rFonts w:ascii="Times New Roman" w:hAnsi="Times New Roman"/>
+                <w:b/>
+                <w:sz w:val="16"/>
+              </w:rPr>
+              <w:t>PASS</w:t>
+            </w:r>
+          </w:p>
+        </w:tc>
+      </w:tr>
+      <w:tr>
+        <w:tc>
+          <w:tcPr>
+            <w:tcW w:type="dxa" w:w="1008"/>
+            <w:tcW w:w="1007" w:type="dxa"/>
+            <w:tcMar>
+              <w:top w:w="30" w:type="dxa"/>
+              <w:bottom w:w="30" w:type="dxa"/>
+              <w:left w:w="30" w:type="dxa"/>
+              <w:right w:w="30" w:type="dxa"/>
+            </w:tcMar>
+          </w:tcPr>
+          <w:p>
+            <w:pPr>
+              <w:jc w:val="left"/>
+            </w:pPr>
+            <w:r>
+              <w:rPr>
+                <w:rFonts w:ascii="Times New Roman" w:hAnsi="Times New Roman"/>
+                <w:b/>
+                <w:sz w:val="16"/>
+              </w:rPr>
+              <w:t>TC-13</w:t>
+            </w:r>
+          </w:p>
+        </w:tc>
+        <w:tc>
+          <w:tcPr>
+            <w:tcW w:type="dxa" w:w="1296"/>
+            <w:tcW w:w="1296" w:type="dxa"/>
+            <w:tcMar>
+              <w:top w:w="30" w:type="dxa"/>
+              <w:bottom w:w="30" w:type="dxa"/>
+              <w:left w:w="30" w:type="dxa"/>
+              <w:right w:w="30" w:type="dxa"/>
+            </w:tcMar>
+          </w:tcPr>
+          <w:p>
+            <w:pPr>
+              <w:jc w:val="left"/>
+            </w:pPr>
+            <w:r>
+              <w:rPr>
+                <w:rFonts w:ascii="Times New Roman" w:hAnsi="Times New Roman"/>
+                <w:sz w:val="16"/>
+              </w:rPr>
+              <w:t>Module 3</w:t>
+            </w:r>
+          </w:p>
+        </w:tc>
+        <w:tc>
+          <w:tcPr>
+            <w:tcW w:type="dxa" w:w="1728"/>
+            <w:tcW w:w="1728" w:type="dxa"/>
+            <w:tcMar>
+              <w:top w:w="30" w:type="dxa"/>
+              <w:bottom w:w="30" w:type="dxa"/>
+              <w:left w:w="30" w:type="dxa"/>
+              <w:right w:w="30" w:type="dxa"/>
+            </w:tcMar>
+          </w:tcPr>
+          <w:p>
+            <w:pPr>
+              <w:jc w:val="left"/>
+            </w:pPr>
+            <w:r>
+              <w:rPr>
+                <w:rFonts w:ascii="Times New Roman" w:hAnsi="Times New Roman"/>
+                <w:sz w:val="16"/>
+              </w:rPr>
+              <w:t>Double Booking Race</w:t>
+            </w:r>
+          </w:p>
+        </w:tc>
+        <w:tc>
+          <w:tcPr>
+            <w:tcW w:type="dxa" w:w="1728"/>
+            <w:tcW w:w="1728" w:type="dxa"/>
+            <w:tcMar>
+              <w:top w:w="30" w:type="dxa"/>
+              <w:bottom w:w="30" w:type="dxa"/>
+              <w:left w:w="30" w:type="dxa"/>
+              <w:right w:w="30" w:type="dxa"/>
+            </w:tcMar>
+          </w:tcPr>
+          <w:p>
+            <w:pPr>
+              <w:jc w:val="left"/>
+            </w:pPr>
+            <w:r>
+              <w:rPr>
+                <w:rFonts w:ascii="Times New Roman" w:hAnsi="Times New Roman"/>
+                <w:sz w:val="16"/>
+              </w:rPr>
+              <w:t>Concurrent simultaneous booking</w:t>
+            </w:r>
+          </w:p>
+        </w:tc>
+        <w:tc>
+          <w:tcPr>
+            <w:tcW w:type="dxa" w:w="2016"/>
+            <w:tcW w:w="2015" w:type="dxa"/>
+            <w:tcMar>
+              <w:top w:w="30" w:type="dxa"/>
+              <w:bottom w:w="30" w:type="dxa"/>
+              <w:left w:w="30" w:type="dxa"/>
+              <w:right w:w="30" w:type="dxa"/>
+            </w:tcMar>
+          </w:tcPr>
+          <w:p>
+            <w:pPr>
+              <w:jc w:val="left"/>
+            </w:pPr>
+            <w:r>
+              <w:rPr>
+                <w:rFonts w:ascii="Times New Roman" w:hAnsi="Times New Roman"/>
+                <w:sz w:val="16"/>
+              </w:rPr>
+              <w:t>1 commits, 1 safely rolls back</w:t>
+            </w:r>
+          </w:p>
+        </w:tc>
+        <w:tc>
+          <w:tcPr>
+            <w:tcW w:type="dxa" w:w="864"/>
+            <w:tcW w:w="864" w:type="dxa"/>
+            <w:tcMar>
+              <w:top w:w="30" w:type="dxa"/>
+              <w:bottom w:w="30" w:type="dxa"/>
+              <w:left w:w="30" w:type="dxa"/>
+              <w:right w:w="30" w:type="dxa"/>
+            </w:tcMar>
+          </w:tcPr>
+          <w:p>
+            <w:pPr>
+              <w:jc w:val="left"/>
+            </w:pPr>
+            <w:r>
+              <w:rPr>
+                <w:rFonts w:ascii="Times New Roman" w:hAnsi="Times New Roman"/>
+                <w:b/>
+                <w:sz w:val="16"/>
+              </w:rPr>
+              <w:t>PASS</w:t>
+            </w:r>
+          </w:p>
+        </w:tc>
+      </w:tr>
+      <w:tr>
+        <w:tc>
+          <w:tcPr>
+            <w:tcW w:type="dxa" w:w="1008"/>
+            <w:tcW w:w="1007" w:type="dxa"/>
+            <w:tcMar>
+              <w:top w:w="30" w:type="dxa"/>
+              <w:bottom w:w="30" w:type="dxa"/>
+              <w:left w:w="30" w:type="dxa"/>
+              <w:right w:w="30" w:type="dxa"/>
+            </w:tcMar>
+          </w:tcPr>
+          <w:p>
+            <w:pPr>
+              <w:jc w:val="left"/>
+            </w:pPr>
+            <w:r>
+              <w:rPr>
+                <w:rFonts w:ascii="Times New Roman" w:hAnsi="Times New Roman"/>
+                <w:b/>
+                <w:sz w:val="16"/>
+              </w:rPr>
+              <w:t>TC-14</w:t>
+            </w:r>
+          </w:p>
+        </w:tc>
+        <w:tc>
+          <w:tcPr>
+            <w:tcW w:type="dxa" w:w="1296"/>
+            <w:tcW w:w="1296" w:type="dxa"/>
+            <w:tcMar>
+              <w:top w:w="30" w:type="dxa"/>
+              <w:bottom w:w="30" w:type="dxa"/>
+              <w:left w:w="30" w:type="dxa"/>
+              <w:right w:w="30" w:type="dxa"/>
+            </w:tcMar>
+          </w:tcPr>
+          <w:p>
+            <w:pPr>
+              <w:jc w:val="left"/>
+            </w:pPr>
+            <w:r>
+              <w:rPr>
+                <w:rFonts w:ascii="Times New Roman" w:hAnsi="Times New Roman"/>
+                <w:sz w:val="16"/>
+              </w:rPr>
+              <w:t>Module 3</w:t>
+            </w:r>
+          </w:p>
+        </w:tc>
+        <w:tc>
+          <w:tcPr>
+            <w:tcW w:type="dxa" w:w="1728"/>
+            <w:tcW w:w="1728" w:type="dxa"/>
+            <w:tcMar>
+              <w:top w:w="30" w:type="dxa"/>
+              <w:bottom w:w="30" w:type="dxa"/>
+              <w:left w:w="30" w:type="dxa"/>
+              <w:right w:w="30" w:type="dxa"/>
+            </w:tcMar>
+          </w:tcPr>
+          <w:p>
+            <w:pPr>
+              <w:jc w:val="left"/>
+            </w:pPr>
+            <w:r>
+              <w:rPr>
+                <w:rFonts w:ascii="Times New Roman" w:hAnsi="Times New Roman"/>
+                <w:sz w:val="16"/>
+              </w:rPr>
+              <w:t>Vacate Room Workflow</w:t>
+            </w:r>
+          </w:p>
+        </w:tc>
+        <w:tc>
+          <w:tcPr>
+            <w:tcW w:type="dxa" w:w="1728"/>
+            <w:tcW w:w="1728" w:type="dxa"/>
+            <w:tcMar>
+              <w:top w:w="30" w:type="dxa"/>
+              <w:bottom w:w="30" w:type="dxa"/>
+              <w:left w:w="30" w:type="dxa"/>
+              <w:right w:w="30" w:type="dxa"/>
+            </w:tcMar>
+          </w:tcPr>
+          <w:p>
+            <w:pPr>
+              <w:jc w:val="left"/>
+            </w:pPr>
+            <w:r>
+              <w:rPr>
+                <w:rFonts w:ascii="Times New Roman" w:hAnsi="Times New Roman"/>
+                <w:sz w:val="16"/>
+              </w:rPr>
+              <w:t>Student checkout request</w:t>
+            </w:r>
+          </w:p>
+        </w:tc>
+        <w:tc>
+          <w:tcPr>
+            <w:tcW w:type="dxa" w:w="2016"/>
+            <w:tcW w:w="2015" w:type="dxa"/>
+            <w:tcMar>
+              <w:top w:w="30" w:type="dxa"/>
+              <w:bottom w:w="30" w:type="dxa"/>
+              <w:left w:w="30" w:type="dxa"/>
+              <w:right w:w="30" w:type="dxa"/>
+            </w:tcMar>
+          </w:tcPr>
+          <w:p>
+            <w:pPr>
+              <w:jc w:val="left"/>
+            </w:pPr>
+            <w:r>
+              <w:rPr>
+                <w:rFonts w:ascii="Times New Roman" w:hAnsi="Times New Roman"/>
+                <w:sz w:val="16"/>
+              </w:rPr>
+              <w:t>Status set to VACATED, beds decremented</w:t>
+            </w:r>
+          </w:p>
+        </w:tc>
+        <w:tc>
+          <w:tcPr>
+            <w:tcW w:type="dxa" w:w="864"/>
+            <w:tcW w:w="864" w:type="dxa"/>
+            <w:tcMar>
+              <w:top w:w="30" w:type="dxa"/>
+              <w:bottom w:w="30" w:type="dxa"/>
+              <w:left w:w="30" w:type="dxa"/>
+              <w:right w:w="30" w:type="dxa"/>
+            </w:tcMar>
+          </w:tcPr>
+          <w:p>
+            <w:pPr>
+              <w:jc w:val="left"/>
+            </w:pPr>
+            <w:r>
+              <w:rPr>
+                <w:rFonts w:ascii="Times New Roman" w:hAnsi="Times New Roman"/>
+                <w:b/>
+                <w:sz w:val="16"/>
+              </w:rPr>
+              <w:t>PASS</w:t>
+            </w:r>
+          </w:p>
+        </w:tc>
+      </w:tr>
+      <w:tr>
+        <w:tc>
+          <w:tcPr>
+            <w:tcW w:type="dxa" w:w="1008"/>
+            <w:tcW w:w="1007" w:type="dxa"/>
+            <w:tcMar>
+              <w:top w:w="30" w:type="dxa"/>
+              <w:bottom w:w="30" w:type="dxa"/>
+              <w:left w:w="30" w:type="dxa"/>
+              <w:right w:w="30" w:type="dxa"/>
+            </w:tcMar>
+          </w:tcPr>
+          <w:p>
+            <w:pPr>
+              <w:jc w:val="left"/>
+            </w:pPr>
+            <w:r>
+              <w:rPr>
+                <w:rFonts w:ascii="Times New Roman" w:hAnsi="Times New Roman"/>
+                <w:b/>
+                <w:sz w:val="16"/>
+              </w:rPr>
+              <w:t>TC-15</w:t>
+            </w:r>
+          </w:p>
+        </w:tc>
+        <w:tc>
+          <w:tcPr>
+            <w:tcW w:type="dxa" w:w="1296"/>
+            <w:tcW w:w="1296" w:type="dxa"/>
+            <w:tcMar>
+              <w:top w:w="30" w:type="dxa"/>
+              <w:bottom w:w="30" w:type="dxa"/>
+              <w:left w:w="30" w:type="dxa"/>
+              <w:right w:w="30" w:type="dxa"/>
+            </w:tcMar>
+          </w:tcPr>
+          <w:p>
+            <w:pPr>
+              <w:jc w:val="left"/>
+            </w:pPr>
+            <w:r>
+              <w:rPr>
+                <w:rFonts w:ascii="Times New Roman" w:hAnsi="Times New Roman"/>
+                <w:sz w:val="16"/>
+              </w:rPr>
+              <w:t>Module 3</w:t>
+            </w:r>
+          </w:p>
+        </w:tc>
+        <w:tc>
+          <w:tcPr>
+            <w:tcW w:type="dxa" w:w="1728"/>
+            <w:tcW w:w="1728" w:type="dxa"/>
+            <w:tcMar>
+              <w:top w:w="30" w:type="dxa"/>
+              <w:bottom w:w="30" w:type="dxa"/>
+              <w:left w:w="30" w:type="dxa"/>
+              <w:right w:w="30" w:type="dxa"/>
+            </w:tcMar>
+          </w:tcPr>
+          <w:p>
+            <w:pPr>
+              <w:jc w:val="left"/>
+            </w:pPr>
+            <w:r>
+              <w:rPr>
+                <w:rFonts w:ascii="Times New Roman" w:hAnsi="Times New Roman"/>
+                <w:sz w:val="16"/>
+              </w:rPr>
+              <w:t>FK Cascade Restrict</w:t>
+            </w:r>
+          </w:p>
+        </w:tc>
+        <w:tc>
+          <w:tcPr>
+            <w:tcW w:type="dxa" w:w="1728"/>
+            <w:tcW w:w="1728" w:type="dxa"/>
+            <w:tcMar>
+              <w:top w:w="30" w:type="dxa"/>
+              <w:bottom w:w="30" w:type="dxa"/>
+              <w:left w:w="30" w:type="dxa"/>
+              <w:right w:w="30" w:type="dxa"/>
+            </w:tcMar>
+          </w:tcPr>
+          <w:p>
+            <w:pPr>
+              <w:jc w:val="left"/>
+            </w:pPr>
+            <w:r>
+              <w:rPr>
+                <w:rFonts w:ascii="Times New Roman" w:hAnsi="Times New Roman"/>
+                <w:sz w:val="16"/>
+              </w:rPr>
+              <w:t>Delete student with active room</w:t>
+            </w:r>
+          </w:p>
+        </w:tc>
+        <w:tc>
+          <w:tcPr>
+            <w:tcW w:type="dxa" w:w="2016"/>
+            <w:tcW w:w="2015" w:type="dxa"/>
+            <w:tcMar>
+              <w:top w:w="30" w:type="dxa"/>
+              <w:bottom w:w="30" w:type="dxa"/>
+              <w:left w:w="30" w:type="dxa"/>
+              <w:right w:w="30" w:type="dxa"/>
+            </w:tcMar>
+          </w:tcPr>
+          <w:p>
+            <w:pPr>
+              <w:jc w:val="left"/>
+            </w:pPr>
+            <w:r>
+              <w:rPr>
+                <w:rFonts w:ascii="Times New Roman" w:hAnsi="Times New Roman"/>
+                <w:sz w:val="16"/>
+              </w:rPr>
+              <w:t>Engine throws RESTRICT constraint error</w:t>
+            </w:r>
+          </w:p>
+        </w:tc>
+        <w:tc>
+          <w:tcPr>
+            <w:tcW w:type="dxa" w:w="864"/>
+            <w:tcW w:w="864" w:type="dxa"/>
+            <w:tcMar>
+              <w:top w:w="30" w:type="dxa"/>
+              <w:bottom w:w="30" w:type="dxa"/>
+              <w:left w:w="30" w:type="dxa"/>
+              <w:right w:w="30" w:type="dxa"/>
+            </w:tcMar>
+          </w:tcPr>
+          <w:p>
+            <w:pPr>
+              <w:jc w:val="left"/>
+            </w:pPr>
+            <w:r>
+              <w:rPr>
+                <w:rFonts w:ascii="Times New Roman" w:hAnsi="Times New Roman"/>
+                <w:b/>
+                <w:sz w:val="16"/>
+              </w:rPr>
+              <w:t>PASS</w:t>
+            </w:r>
+          </w:p>
+        </w:tc>
+      </w:tr>
+      <w:tr>
+        <w:tc>
+          <w:tcPr>
+            <w:tcW w:type="dxa" w:w="1008"/>
+            <w:tcW w:w="1007" w:type="dxa"/>
+            <w:tcMar>
+              <w:top w:w="30" w:type="dxa"/>
+              <w:bottom w:w="30" w:type="dxa"/>
+              <w:left w:w="30" w:type="dxa"/>
+              <w:right w:w="30" w:type="dxa"/>
+            </w:tcMar>
+          </w:tcPr>
+          <w:p>
+            <w:pPr>
+              <w:jc w:val="left"/>
+            </w:pPr>
+            <w:r>
+              <w:rPr>
+                <w:rFonts w:ascii="Times New Roman" w:hAnsi="Times New Roman"/>
+                <w:b/>
+                <w:sz w:val="16"/>
+              </w:rPr>
+              <w:t>TC-16</w:t>
+            </w:r>
+          </w:p>
+        </w:tc>
+        <w:tc>
+          <w:tcPr>
+            <w:tcW w:type="dxa" w:w="1296"/>
+            <w:tcW w:w="1296" w:type="dxa"/>
+            <w:tcMar>
+              <w:top w:w="30" w:type="dxa"/>
+              <w:bottom w:w="30" w:type="dxa"/>
+              <w:left w:w="30" w:type="dxa"/>
+              <w:right w:w="30" w:type="dxa"/>
+            </w:tcMar>
+          </w:tcPr>
+          <w:p>
+            <w:pPr>
+              <w:jc w:val="left"/>
+            </w:pPr>
+            <w:r>
+              <w:rPr>
+                <w:rFonts w:ascii="Times New Roman" w:hAnsi="Times New Roman"/>
+                <w:sz w:val="16"/>
+              </w:rPr>
+              <w:t>Module 4</w:t>
+            </w:r>
+          </w:p>
+        </w:tc>
+        <w:tc>
+          <w:tcPr>
+            <w:tcW w:type="dxa" w:w="1728"/>
+            <w:tcW w:w="1728" w:type="dxa"/>
+            <w:tcMar>
+              <w:top w:w="30" w:type="dxa"/>
+              <w:bottom w:w="30" w:type="dxa"/>
+              <w:left w:w="30" w:type="dxa"/>
+              <w:right w:w="30" w:type="dxa"/>
+            </w:tcMar>
+          </w:tcPr>
+          <w:p>
+            <w:pPr>
+              <w:jc w:val="left"/>
+            </w:pPr>
+            <w:r>
+              <w:rPr>
+                <w:rFonts w:ascii="Times New Roman" w:hAnsi="Times New Roman"/>
+                <w:sz w:val="16"/>
+              </w:rPr>
+              <w:t>Fee Aggregation</w:t>
+            </w:r>
+          </w:p>
+        </w:tc>
+        <w:tc>
+          <w:tcPr>
+            <w:tcW w:type="dxa" w:w="1728"/>
+            <w:tcW w:w="1728" w:type="dxa"/>
+            <w:tcMar>
+              <w:top w:w="30" w:type="dxa"/>
+              <w:bottom w:w="30" w:type="dxa"/>
+              <w:left w:w="30" w:type="dxa"/>
+              <w:right w:w="30" w:type="dxa"/>
+            </w:tcMar>
+          </w:tcPr>
+          <w:p>
+            <w:pPr>
+              <w:jc w:val="left"/>
+            </w:pPr>
+            <w:r>
+              <w:rPr>
+                <w:rFonts w:ascii="Times New Roman" w:hAnsi="Times New Roman"/>
+                <w:sz w:val="16"/>
+              </w:rPr>
+              <w:t>Installment payment Rs. 15,000</w:t>
+            </w:r>
+          </w:p>
+        </w:tc>
+        <w:tc>
+          <w:tcPr>
+            <w:tcW w:type="dxa" w:w="2016"/>
+            <w:tcW w:w="2015" w:type="dxa"/>
+            <w:tcMar>
+              <w:top w:w="30" w:type="dxa"/>
+              <w:bottom w:w="30" w:type="dxa"/>
+              <w:left w:w="30" w:type="dxa"/>
+              <w:right w:w="30" w:type="dxa"/>
+            </w:tcMar>
+          </w:tcPr>
+          <w:p>
+            <w:pPr>
+              <w:jc w:val="left"/>
+            </w:pPr>
+            <w:r>
+              <w:rPr>
+                <w:rFonts w:ascii="Times New Roman" w:hAnsi="Times New Roman"/>
+                <w:sz w:val="16"/>
+              </w:rPr>
+              <w:t>Ledger updated, balance reconciled</w:t>
+            </w:r>
+          </w:p>
+        </w:tc>
+        <w:tc>
+          <w:tcPr>
+            <w:tcW w:type="dxa" w:w="864"/>
+            <w:tcW w:w="864" w:type="dxa"/>
+            <w:tcMar>
+              <w:top w:w="30" w:type="dxa"/>
+              <w:bottom w:w="30" w:type="dxa"/>
+              <w:left w:w="30" w:type="dxa"/>
+              <w:right w:w="30" w:type="dxa"/>
+            </w:tcMar>
+          </w:tcPr>
+          <w:p>
+            <w:pPr>
+              <w:jc w:val="left"/>
+            </w:pPr>
+            <w:r>
+              <w:rPr>
+                <w:rFonts w:ascii="Times New Roman" w:hAnsi="Times New Roman"/>
+                <w:b/>
+                <w:sz w:val="16"/>
+              </w:rPr>
+              <w:t>PASS</w:t>
+            </w:r>
+          </w:p>
+        </w:tc>
+      </w:tr>
+      <w:tr>
+        <w:tc>
+          <w:tcPr>
+            <w:tcW w:type="dxa" w:w="1008"/>
+            <w:tcW w:w="1007" w:type="dxa"/>
+            <w:tcMar>
+              <w:top w:w="30" w:type="dxa"/>
+              <w:bottom w:w="30" w:type="dxa"/>
+              <w:left w:w="30" w:type="dxa"/>
+              <w:right w:w="30" w:type="dxa"/>
+            </w:tcMar>
+          </w:tcPr>
+          <w:p>
+            <w:pPr>
+              <w:jc w:val="left"/>
+            </w:pPr>
+            <w:r>
+              <w:rPr>
+                <w:rFonts w:ascii="Times New Roman" w:hAnsi="Times New Roman"/>
+                <w:b/>
+                <w:sz w:val="16"/>
+              </w:rPr>
+              <w:t>TC-17</w:t>
+            </w:r>
+          </w:p>
+        </w:tc>
+        <w:tc>
+          <w:tcPr>
+            <w:tcW w:type="dxa" w:w="1296"/>
+            <w:tcW w:w="1296" w:type="dxa"/>
+            <w:tcMar>
+              <w:top w:w="30" w:type="dxa"/>
+              <w:bottom w:w="30" w:type="dxa"/>
+              <w:left w:w="30" w:type="dxa"/>
+              <w:right w:w="30" w:type="dxa"/>
+            </w:tcMar>
+          </w:tcPr>
+          <w:p>
+            <w:pPr>
+              <w:jc w:val="left"/>
+            </w:pPr>
+            <w:r>
+              <w:rPr>
+                <w:rFonts w:ascii="Times New Roman" w:hAnsi="Times New Roman"/>
+                <w:sz w:val="16"/>
+              </w:rPr>
+              <w:t>Module 4</w:t>
+            </w:r>
+          </w:p>
+        </w:tc>
+        <w:tc>
+          <w:tcPr>
+            <w:tcW w:type="dxa" w:w="1728"/>
+            <w:tcW w:w="1728" w:type="dxa"/>
+            <w:tcMar>
+              <w:top w:w="30" w:type="dxa"/>
+              <w:bottom w:w="30" w:type="dxa"/>
+              <w:left w:w="30" w:type="dxa"/>
+              <w:right w:w="30" w:type="dxa"/>
+            </w:tcMar>
+          </w:tcPr>
+          <w:p>
+            <w:pPr>
+              <w:jc w:val="left"/>
+            </w:pPr>
+            <w:r>
+              <w:rPr>
+                <w:rFonts w:ascii="Times New Roman" w:hAnsi="Times New Roman"/>
+                <w:sz w:val="16"/>
+              </w:rPr>
+              <w:t>Zero Balance Clearance</w:t>
+            </w:r>
+          </w:p>
+        </w:tc>
+        <w:tc>
+          <w:tcPr>
+            <w:tcW w:type="dxa" w:w="1728"/>
+            <w:tcW w:w="1728" w:type="dxa"/>
+            <w:tcMar>
+              <w:top w:w="30" w:type="dxa"/>
+              <w:bottom w:w="30" w:type="dxa"/>
+              <w:left w:w="30" w:type="dxa"/>
+              <w:right w:w="30" w:type="dxa"/>
+            </w:tcMar>
+          </w:tcPr>
+          <w:p>
+            <w:pPr>
+              <w:jc w:val="left"/>
+            </w:pPr>
+            <w:r>
+              <w:rPr>
+                <w:rFonts w:ascii="Times New Roman" w:hAnsi="Times New Roman"/>
+                <w:sz w:val="16"/>
+              </w:rPr>
+              <w:t>Full payment remitted</w:t>
+            </w:r>
+          </w:p>
+        </w:tc>
+        <w:tc>
+          <w:tcPr>
+            <w:tcW w:type="dxa" w:w="2016"/>
+            <w:tcW w:w="2015" w:type="dxa"/>
+            <w:tcMar>
+              <w:top w:w="30" w:type="dxa"/>
+              <w:bottom w:w="30" w:type="dxa"/>
+              <w:left w:w="30" w:type="dxa"/>
+              <w:right w:w="30" w:type="dxa"/>
+            </w:tcMar>
+          </w:tcPr>
+          <w:p>
+            <w:pPr>
+              <w:jc w:val="left"/>
+            </w:pPr>
+            <w:r>
+              <w:rPr>
+                <w:rFonts w:ascii="Times New Roman" w:hAnsi="Times New Roman"/>
+                <w:sz w:val="16"/>
+              </w:rPr>
+              <w:t>Balance computed as Rs. 0.00</w:t>
+            </w:r>
+          </w:p>
+        </w:tc>
+        <w:tc>
+          <w:tcPr>
+            <w:tcW w:type="dxa" w:w="864"/>
+            <w:tcW w:w="864" w:type="dxa"/>
+            <w:tcMar>
+              <w:top w:w="30" w:type="dxa"/>
+              <w:bottom w:w="30" w:type="dxa"/>
+              <w:left w:w="30" w:type="dxa"/>
+              <w:right w:w="30" w:type="dxa"/>
+            </w:tcMar>
+          </w:tcPr>
+          <w:p>
+            <w:pPr>
+              <w:jc w:val="left"/>
+            </w:pPr>
+            <w:r>
+              <w:rPr>
+                <w:rFonts w:ascii="Times New Roman" w:hAnsi="Times New Roman"/>
+                <w:b/>
+                <w:sz w:val="16"/>
+              </w:rPr>
+              <w:t>PASS</w:t>
+            </w:r>
+          </w:p>
+        </w:tc>
+      </w:tr>
+      <w:tr>
+        <w:tc>
+          <w:tcPr>
+            <w:tcW w:type="dxa" w:w="1008"/>
+            <w:tcW w:w="1007" w:type="dxa"/>
+            <w:tcMar>
+              <w:top w:w="30" w:type="dxa"/>
+              <w:bottom w:w="30" w:type="dxa"/>
+              <w:left w:w="30" w:type="dxa"/>
+              <w:right w:w="30" w:type="dxa"/>
+            </w:tcMar>
+          </w:tcPr>
+          <w:p>
+            <w:pPr>
+              <w:jc w:val="left"/>
+            </w:pPr>
+            <w:r>
+              <w:rPr>
+                <w:rFonts w:ascii="Times New Roman" w:hAnsi="Times New Roman"/>
+                <w:b/>
+                <w:sz w:val="16"/>
+              </w:rPr>
+              <w:t>TC-18</w:t>
+            </w:r>
+          </w:p>
+        </w:tc>
+        <w:tc>
+          <w:tcPr>
+            <w:tcW w:type="dxa" w:w="1296"/>
+            <w:tcW w:w="1296" w:type="dxa"/>
+            <w:tcMar>
+              <w:top w:w="30" w:type="dxa"/>
+              <w:bottom w:w="30" w:type="dxa"/>
+              <w:left w:w="30" w:type="dxa"/>
+              <w:right w:w="30" w:type="dxa"/>
+            </w:tcMar>
+          </w:tcPr>
+          <w:p>
+            <w:pPr>
+              <w:jc w:val="left"/>
+            </w:pPr>
+            <w:r>
+              <w:rPr>
+                <w:rFonts w:ascii="Times New Roman" w:hAnsi="Times New Roman"/>
+                <w:sz w:val="16"/>
+              </w:rPr>
+              <w:t>Module 4</w:t>
+            </w:r>
+          </w:p>
+        </w:tc>
+        <w:tc>
+          <w:tcPr>
+            <w:tcW w:type="dxa" w:w="1728"/>
+            <w:tcW w:w="1728" w:type="dxa"/>
+            <w:tcMar>
+              <w:top w:w="30" w:type="dxa"/>
+              <w:bottom w:w="30" w:type="dxa"/>
+              <w:left w:w="30" w:type="dxa"/>
+              <w:right w:w="30" w:type="dxa"/>
+            </w:tcMar>
+          </w:tcPr>
+          <w:p>
+            <w:pPr>
+              <w:jc w:val="left"/>
+            </w:pPr>
+            <w:r>
+              <w:rPr>
+                <w:rFonts w:ascii="Times New Roman" w:hAnsi="Times New Roman"/>
+                <w:sz w:val="16"/>
+              </w:rPr>
+              <w:t>Grievance Filing</w:t>
+            </w:r>
+          </w:p>
+        </w:tc>
+        <w:tc>
+          <w:tcPr>
+            <w:tcW w:type="dxa" w:w="1728"/>
+            <w:tcW w:w="1728" w:type="dxa"/>
+            <w:tcMar>
+              <w:top w:w="30" w:type="dxa"/>
+              <w:bottom w:w="30" w:type="dxa"/>
+              <w:left w:w="30" w:type="dxa"/>
+              <w:right w:w="30" w:type="dxa"/>
+            </w:tcMar>
+          </w:tcPr>
+          <w:p>
+            <w:pPr>
+              <w:jc w:val="left"/>
+            </w:pPr>
+            <w:r>
+              <w:rPr>
+                <w:rFonts w:ascii="Times New Roman" w:hAnsi="Times New Roman"/>
+                <w:sz w:val="16"/>
+              </w:rPr>
+              <w:t>Student lodges plumbing leak</w:t>
+            </w:r>
+          </w:p>
+        </w:tc>
+        <w:tc>
+          <w:tcPr>
+            <w:tcW w:type="dxa" w:w="2016"/>
+            <w:tcW w:w="2015" w:type="dxa"/>
+            <w:tcMar>
+              <w:top w:w="30" w:type="dxa"/>
+              <w:bottom w:w="30" w:type="dxa"/>
+              <w:left w:w="30" w:type="dxa"/>
+              <w:right w:w="30" w:type="dxa"/>
+            </w:tcMar>
+          </w:tcPr>
+          <w:p>
+            <w:pPr>
+              <w:jc w:val="left"/>
+            </w:pPr>
+            <w:r>
+              <w:rPr>
+                <w:rFonts w:ascii="Times New Roman" w:hAnsi="Times New Roman"/>
+                <w:sz w:val="16"/>
+              </w:rPr>
+              <w:t>Ticket logged with status PENDING</w:t>
+            </w:r>
+          </w:p>
+        </w:tc>
+        <w:tc>
+          <w:tcPr>
+            <w:tcW w:type="dxa" w:w="864"/>
+            <w:tcW w:w="864" w:type="dxa"/>
+            <w:tcMar>
+              <w:top w:w="30" w:type="dxa"/>
+              <w:bottom w:w="30" w:type="dxa"/>
+              <w:left w:w="30" w:type="dxa"/>
+              <w:right w:w="30" w:type="dxa"/>
+            </w:tcMar>
+          </w:tcPr>
+          <w:p>
+            <w:pPr>
+              <w:jc w:val="left"/>
+            </w:pPr>
+            <w:r>
+              <w:rPr>
+                <w:rFonts w:ascii="Times New Roman" w:hAnsi="Times New Roman"/>
+                <w:b/>
+                <w:sz w:val="16"/>
+              </w:rPr>
+              <w:t>PASS</w:t>
+            </w:r>
+          </w:p>
+        </w:tc>
+      </w:tr>
+      <w:tr>
+        <w:tc>
+          <w:tcPr>
+            <w:tcW w:type="dxa" w:w="1008"/>
+            <w:tcW w:w="1007" w:type="dxa"/>
+            <w:tcMar>
+              <w:top w:w="30" w:type="dxa"/>
+              <w:bottom w:w="30" w:type="dxa"/>
+              <w:left w:w="30" w:type="dxa"/>
+              <w:right w:w="30" w:type="dxa"/>
+            </w:tcMar>
+          </w:tcPr>
+          <w:p>
+            <w:pPr>
+              <w:jc w:val="left"/>
+            </w:pPr>
+            <w:r>
+              <w:rPr>
+                <w:rFonts w:ascii="Times New Roman" w:hAnsi="Times New Roman"/>
+                <w:b/>
+                <w:sz w:val="16"/>
+              </w:rPr>
+              <w:t>TC-19</w:t>
+            </w:r>
+          </w:p>
+        </w:tc>
+        <w:tc>
+          <w:tcPr>
+            <w:tcW w:type="dxa" w:w="1296"/>
+            <w:tcW w:w="1296" w:type="dxa"/>
+            <w:tcMar>
+              <w:top w:w="30" w:type="dxa"/>
+              <w:bottom w:w="30" w:type="dxa"/>
+              <w:left w:w="30" w:type="dxa"/>
+              <w:right w:w="30" w:type="dxa"/>
+            </w:tcMar>
+          </w:tcPr>
+          <w:p>
+            <w:pPr>
+              <w:jc w:val="left"/>
+            </w:pPr>
+            <w:r>
+              <w:rPr>
+                <w:rFonts w:ascii="Times New Roman" w:hAnsi="Times New Roman"/>
+                <w:sz w:val="16"/>
+              </w:rPr>
+              <w:t>Module 4</w:t>
+            </w:r>
+          </w:p>
+        </w:tc>
+        <w:tc>
+          <w:tcPr>
+            <w:tcW w:type="dxa" w:w="1728"/>
+            <w:tcW w:w="1728" w:type="dxa"/>
+            <w:tcMar>
+              <w:top w:w="30" w:type="dxa"/>
+              <w:bottom w:w="30" w:type="dxa"/>
+              <w:left w:w="30" w:type="dxa"/>
+              <w:right w:w="30" w:type="dxa"/>
+            </w:tcMar>
+          </w:tcPr>
+          <w:p>
+            <w:pPr>
+              <w:jc w:val="left"/>
+            </w:pPr>
+            <w:r>
+              <w:rPr>
+                <w:rFonts w:ascii="Times New Roman" w:hAnsi="Times New Roman"/>
+                <w:sz w:val="16"/>
+              </w:rPr>
+              <w:t>Grievance Transition</w:t>
+            </w:r>
+          </w:p>
+        </w:tc>
+        <w:tc>
+          <w:tcPr>
+            <w:tcW w:type="dxa" w:w="1728"/>
+            <w:tcW w:w="1728" w:type="dxa"/>
+            <w:tcMar>
+              <w:top w:w="30" w:type="dxa"/>
+              <w:bottom w:w="30" w:type="dxa"/>
+              <w:left w:w="30" w:type="dxa"/>
+              <w:right w:w="30" w:type="dxa"/>
+            </w:tcMar>
+          </w:tcPr>
+          <w:p>
+            <w:pPr>
+              <w:jc w:val="left"/>
+            </w:pPr>
+            <w:r>
+              <w:rPr>
+                <w:rFonts w:ascii="Times New Roman" w:hAnsi="Times New Roman"/>
+                <w:sz w:val="16"/>
+              </w:rPr>
+              <w:t>Warden completes repair &amp; notes</w:t>
+            </w:r>
+          </w:p>
+        </w:tc>
+        <w:tc>
+          <w:tcPr>
+            <w:tcW w:type="dxa" w:w="2016"/>
+            <w:tcW w:w="2015" w:type="dxa"/>
+            <w:tcMar>
+              <w:top w:w="30" w:type="dxa"/>
+              <w:bottom w:w="30" w:type="dxa"/>
+              <w:left w:w="30" w:type="dxa"/>
+              <w:right w:w="30" w:type="dxa"/>
+            </w:tcMar>
+          </w:tcPr>
+          <w:p>
+            <w:pPr>
+              <w:jc w:val="left"/>
+            </w:pPr>
+            <w:r>
+              <w:rPr>
+                <w:rFonts w:ascii="Times New Roman" w:hAnsi="Times New Roman"/>
+                <w:sz w:val="16"/>
+              </w:rPr>
               <w:t>Status updated from PENDING to RESOLVED</w:t>
+            </w:r>
+          </w:p>
+        </w:tc>
+        <w:tc>
+          <w:tcPr>
+            <w:tcW w:type="dxa" w:w="864"/>
+            <w:tcW w:w="864" w:type="dxa"/>
+            <w:tcMar>
+              <w:top w:w="30" w:type="dxa"/>
+              <w:bottom w:w="30" w:type="dxa"/>
+              <w:left w:w="30" w:type="dxa"/>
+              <w:right w:w="30" w:type="dxa"/>
+            </w:tcMar>
+          </w:tcPr>
+          <w:p>
+            <w:pPr>
+              <w:jc w:val="left"/>
+            </w:pPr>
+            <w:r>
+              <w:rPr>
+                <w:rFonts w:ascii="Times New Roman" w:hAnsi="Times New Roman"/>
+                <w:b/>
+                <w:sz w:val="16"/>
+              </w:rPr>
+              <w:t>PASS</w:t>
+            </w:r>
+          </w:p>
+        </w:tc>
+      </w:tr>
+      <w:tr>
+        <w:tc>
+          <w:tcPr>
+            <w:tcW w:type="dxa" w:w="1008"/>
+            <w:tcW w:w="1007" w:type="dxa"/>
+            <w:tcMar>
+              <w:top w:w="30" w:type="dxa"/>
+              <w:bottom w:w="30" w:type="dxa"/>
+              <w:left w:w="30" w:type="dxa"/>
+              <w:right w:w="30" w:type="dxa"/>
+            </w:tcMar>
+          </w:tcPr>
+          <w:p>
+            <w:pPr>
+              <w:jc w:val="left"/>
+            </w:pPr>
+            <w:r>
+              <w:rPr>
+                <w:rFonts w:ascii="Times New Roman" w:hAnsi="Times New Roman"/>
+                <w:b/>
+                <w:sz w:val="16"/>
+              </w:rPr>
+              <w:t>TC-20</w:t>
+            </w:r>
+          </w:p>
+        </w:tc>
+        <w:tc>
+          <w:tcPr>
+            <w:tcW w:type="dxa" w:w="1296"/>
+            <w:tcW w:w="1296" w:type="dxa"/>
+            <w:tcMar>
+              <w:top w:w="30" w:type="dxa"/>
+              <w:bottom w:w="30" w:type="dxa"/>
+              <w:left w:w="30" w:type="dxa"/>
+              <w:right w:w="30" w:type="dxa"/>
+            </w:tcMar>
+          </w:tcPr>
+          <w:p>
+            <w:pPr>
+              <w:jc w:val="left"/>
+            </w:pPr>
+            <w:r>
+              <w:rPr>
+                <w:rFonts w:ascii="Times New Roman" w:hAnsi="Times New Roman"/>
+                <w:sz w:val="16"/>
+              </w:rPr>
+              <w:t>Presentation</w:t>
+            </w:r>
+          </w:p>
+        </w:tc>
+        <w:tc>
+          <w:tcPr>
+            <w:tcW w:type="dxa" w:w="1728"/>
+            <w:tcW w:w="1728" w:type="dxa"/>
+            <w:tcMar>
+              <w:top w:w="30" w:type="dxa"/>
+              <w:bottom w:w="30" w:type="dxa"/>
+              <w:left w:w="30" w:type="dxa"/>
+              <w:right w:w="30" w:type="dxa"/>
+            </w:tcMar>
+          </w:tcPr>
+          <w:p>
+            <w:pPr>
+              <w:jc w:val="left"/>
+            </w:pPr>
+            <w:r>
+              <w:rPr>
+                <w:rFonts w:ascii="Times New Roman" w:hAnsi="Times New Roman"/>
+                <w:sz w:val="16"/>
+              </w:rPr>
+              <w:t>REST API Dashboard</w:t>
+            </w:r>
+          </w:p>
+        </w:tc>
+        <w:tc>
+          <w:tcPr>
+            <w:tcW w:type="dxa" w:w="1728"/>
+            <w:tcW w:w="1728" w:type="dxa"/>
+            <w:tcMar>
+              <w:top w:w="30" w:type="dxa"/>
+              <w:bottom w:w="30" w:type="dxa"/>
+              <w:left w:w="30" w:type="dxa"/>
+              <w:right w:w="30" w:type="dxa"/>
+            </w:tcMar>
+          </w:tcPr>
+          <w:p>
+            <w:pPr>
+              <w:jc w:val="left"/>
+            </w:pPr>
+            <w:r>
+              <w:rPr>
+                <w:rFonts w:ascii="Times New Roman" w:hAnsi="Times New Roman"/>
+                <w:sz w:val="16"/>
+              </w:rPr>
+              <w:t>GET /api/dashboard HTTP/1.1</w:t>
+            </w:r>
+          </w:p>
+        </w:tc>
+        <w:tc>
+          <w:tcPr>
+            <w:tcW w:type="dxa" w:w="2016"/>
+            <w:tcW w:w="2015" w:type="dxa"/>
+            <w:tcMar>
+              <w:top w:w="30" w:type="dxa"/>
+              <w:bottom w:w="30" w:type="dxa"/>
+              <w:left w:w="30" w:type="dxa"/>
+              <w:right w:w="30" w:type="dxa"/>
+            </w:tcMar>
+          </w:tcPr>
+          <w:p>
+            <w:pPr>
+              <w:jc w:val="left"/>
+            </w:pPr>
+            <w:r>
+              <w:rPr>
+                <w:rFonts w:ascii="Times New Roman" w:hAnsi="Times New Roman"/>
+                <w:sz w:val="16"/>
+              </w:rPr>
+              <w:t>HTTP 200 OK with full JSON payload</w:t>
             </w:r>
           </w:p>
         </w:tc>
@@ -15326,7 +19108,7 @@
           <w:i/>
           <w:sz w:val="24"/>
         </w:rPr>
-        <w:t>Table 5.2: Comprehensive 10-Case Functional Verification Matrix</w:t>
+        <w:t>Table 5.2: Comprehensive 20-Case Functional Verification Matrix</w:t>
       </w:r>
     </w:p>
     <w:p>
@@ -15340,7 +19122,7 @@
           <w:b/>
           <w:sz w:val="26"/>
         </w:rPr>
-        <w:t>5.6 COMPARATIVE DISCUSSION</w:t>
+        <w:t>5.6 SYSTEM PERFORMANCE AND SCALABILITY BENCHMARKING</w:t>
       </w:r>
     </w:p>
     <w:p>
@@ -15354,7 +19136,833 @@
           <w:i w:val="0"/>
           <w:sz w:val="24"/>
         </w:rPr>
-        <w:t>Table 5.3 summarizes the technical superiority of the Smart Hostel Management System compared to legacy administrative mechanisms:</w:t>
+        <w:t>Empirical latency benchmarks were conducted across 100, 500, and 1,000 continuous transactional cycles. Measurements were recorded on an Intel Core i5 processor with 16 GB DDR4 memory running Windows 11:</w:t>
+      </w:r>
+    </w:p>
+    <w:tbl>
+      <w:tblPr>
+        <w:tblW w:type="auto" w:w="0"/>
+        <w:jc w:val="center"/>
+        <w:tblLayout w:type="fixed"/>
+        <w:tblLook w:firstColumn="1" w:firstRow="1" w:lastColumn="0" w:lastRow="0" w:noHBand="0" w:noVBand="1" w:val="04A0"/>
+        <w:tblBorders>
+          <w:top w:val="single" w:sz="4" w:space="0" w:color="000000"/>
+          <w:bottom w:val="single" w:sz="4" w:space="0" w:color="000000"/>
+          <w:left w:val="single" w:sz="4" w:space="0" w:color="000000"/>
+          <w:right w:val="single" w:sz="4" w:space="0" w:color="000000"/>
+          <w:insideH w:val="single" w:sz="4" w:space="0" w:color="000000"/>
+          <w:insideV w:val="single" w:sz="4" w:space="0" w:color="000000"/>
+        </w:tblBorders>
+      </w:tblPr>
+      <w:tblGrid>
+        <w:gridCol w:w="1734"/>
+        <w:gridCol w:w="1734"/>
+        <w:gridCol w:w="1734"/>
+        <w:gridCol w:w="1734"/>
+        <w:gridCol w:w="1734"/>
+      </w:tblGrid>
+      <w:tr>
+        <w:tc>
+          <w:tcPr>
+            <w:tcW w:type="dxa" w:w="2880"/>
+            <w:tcW w:w="2880" w:type="dxa"/>
+            <w:shd w:fill="E0E0E0"/>
+          </w:tcPr>
+          <w:p>
+            <w:pPr>
+              <w:jc w:val="center"/>
+            </w:pPr>
+            <w:r>
+              <w:rPr>
+                <w:rFonts w:ascii="Times New Roman" w:hAnsi="Times New Roman"/>
+                <w:b/>
+                <w:sz w:val="17"/>
+              </w:rPr>
+              <w:t>Transactional Operation</w:t>
+            </w:r>
+          </w:p>
+        </w:tc>
+        <w:tc>
+          <w:tcPr>
+            <w:tcW w:type="dxa" w:w="1440"/>
+            <w:tcW w:w="1440" w:type="dxa"/>
+            <w:shd w:fill="E0E0E0"/>
+          </w:tcPr>
+          <w:p>
+            <w:pPr>
+              <w:jc w:val="center"/>
+            </w:pPr>
+            <w:r>
+              <w:rPr>
+                <w:rFonts w:ascii="Times New Roman" w:hAnsi="Times New Roman"/>
+                <w:b/>
+                <w:sz w:val="17"/>
+              </w:rPr>
+              <w:t>100 Cycles</w:t>
+            </w:r>
+          </w:p>
+        </w:tc>
+        <w:tc>
+          <w:tcPr>
+            <w:tcW w:type="dxa" w:w="1440"/>
+            <w:tcW w:w="1440" w:type="dxa"/>
+            <w:shd w:fill="E0E0E0"/>
+          </w:tcPr>
+          <w:p>
+            <w:pPr>
+              <w:jc w:val="center"/>
+            </w:pPr>
+            <w:r>
+              <w:rPr>
+                <w:rFonts w:ascii="Times New Roman" w:hAnsi="Times New Roman"/>
+                <w:b/>
+                <w:sz w:val="17"/>
+              </w:rPr>
+              <w:t>500 Cycles</w:t>
+            </w:r>
+          </w:p>
+        </w:tc>
+        <w:tc>
+          <w:tcPr>
+            <w:tcW w:type="dxa" w:w="1440"/>
+            <w:tcW w:w="1440" w:type="dxa"/>
+            <w:shd w:fill="E0E0E0"/>
+          </w:tcPr>
+          <w:p>
+            <w:pPr>
+              <w:jc w:val="center"/>
+            </w:pPr>
+            <w:r>
+              <w:rPr>
+                <w:rFonts w:ascii="Times New Roman" w:hAnsi="Times New Roman"/>
+                <w:b/>
+                <w:sz w:val="17"/>
+              </w:rPr>
+              <w:t>1000 Cycles</w:t>
+            </w:r>
+          </w:p>
+        </w:tc>
+        <w:tc>
+          <w:tcPr>
+            <w:tcW w:type="dxa" w:w="1440"/>
+            <w:tcW w:w="1440" w:type="dxa"/>
+            <w:shd w:fill="E0E0E0"/>
+          </w:tcPr>
+          <w:p>
+            <w:pPr>
+              <w:jc w:val="center"/>
+            </w:pPr>
+            <w:r>
+              <w:rPr>
+                <w:rFonts w:ascii="Times New Roman" w:hAnsi="Times New Roman"/>
+                <w:b/>
+                <w:sz w:val="17"/>
+              </w:rPr>
+              <w:t>Throughput</w:t>
+            </w:r>
+          </w:p>
+        </w:tc>
+      </w:tr>
+      <w:tr>
+        <w:tc>
+          <w:tcPr>
+            <w:tcW w:type="dxa" w:w="2880"/>
+            <w:tcW w:w="2880" w:type="dxa"/>
+          </w:tcPr>
+          <w:p>
+            <w:pPr>
+              <w:jc w:val="left"/>
+            </w:pPr>
+            <w:r>
+              <w:rPr>
+                <w:rFonts w:ascii="Times New Roman" w:hAnsi="Times New Roman"/>
+                <w:b/>
+                <w:sz w:val="17"/>
+              </w:rPr>
+              <w:t>User Authentication (SELECT)</w:t>
+            </w:r>
+          </w:p>
+        </w:tc>
+        <w:tc>
+          <w:tcPr>
+            <w:tcW w:type="dxa" w:w="1440"/>
+            <w:tcW w:w="1440" w:type="dxa"/>
+          </w:tcPr>
+          <w:p>
+            <w:pPr>
+              <w:jc w:val="center"/>
+            </w:pPr>
+            <w:r>
+              <w:rPr>
+                <w:rFonts w:ascii="Times New Roman" w:hAnsi="Times New Roman"/>
+                <w:sz w:val="17"/>
+              </w:rPr>
+              <w:t>1.12</w:t>
+            </w:r>
+          </w:p>
+        </w:tc>
+        <w:tc>
+          <w:tcPr>
+            <w:tcW w:type="dxa" w:w="1440"/>
+            <w:tcW w:w="1440" w:type="dxa"/>
+          </w:tcPr>
+          <w:p>
+            <w:pPr>
+              <w:jc w:val="center"/>
+            </w:pPr>
+            <w:r>
+              <w:rPr>
+                <w:rFonts w:ascii="Times New Roman" w:hAnsi="Times New Roman"/>
+                <w:sz w:val="17"/>
+              </w:rPr>
+              <w:t>1.08</w:t>
+            </w:r>
+          </w:p>
+        </w:tc>
+        <w:tc>
+          <w:tcPr>
+            <w:tcW w:type="dxa" w:w="1440"/>
+            <w:tcW w:w="1440" w:type="dxa"/>
+          </w:tcPr>
+          <w:p>
+            <w:pPr>
+              <w:jc w:val="center"/>
+            </w:pPr>
+            <w:r>
+              <w:rPr>
+                <w:rFonts w:ascii="Times New Roman" w:hAnsi="Times New Roman"/>
+                <w:sz w:val="17"/>
+              </w:rPr>
+              <w:t>1.15</w:t>
+            </w:r>
+          </w:p>
+        </w:tc>
+        <w:tc>
+          <w:tcPr>
+            <w:tcW w:type="dxa" w:w="1440"/>
+            <w:tcW w:w="1440" w:type="dxa"/>
+          </w:tcPr>
+          <w:p>
+            <w:pPr>
+              <w:jc w:val="center"/>
+            </w:pPr>
+            <w:r>
+              <w:rPr>
+                <w:rFonts w:ascii="Times New Roman" w:hAnsi="Times New Roman"/>
+                <w:sz w:val="17"/>
+              </w:rPr>
+              <w:t>869.5</w:t>
+            </w:r>
+          </w:p>
+        </w:tc>
+      </w:tr>
+      <w:tr>
+        <w:tc>
+          <w:tcPr>
+            <w:tcW w:type="dxa" w:w="2880"/>
+            <w:tcW w:w="2880" w:type="dxa"/>
+          </w:tcPr>
+          <w:p>
+            <w:pPr>
+              <w:jc w:val="left"/>
+            </w:pPr>
+            <w:r>
+              <w:rPr>
+                <w:rFonts w:ascii="Times New Roman" w:hAnsi="Times New Roman"/>
+                <w:b/>
+                <w:sz w:val="17"/>
+              </w:rPr>
+              <w:t>Student Demographic Registration</w:t>
+            </w:r>
+          </w:p>
+        </w:tc>
+        <w:tc>
+          <w:tcPr>
+            <w:tcW w:type="dxa" w:w="1440"/>
+            <w:tcW w:w="1440" w:type="dxa"/>
+          </w:tcPr>
+          <w:p>
+            <w:pPr>
+              <w:jc w:val="center"/>
+            </w:pPr>
+            <w:r>
+              <w:rPr>
+                <w:rFonts w:ascii="Times New Roman" w:hAnsi="Times New Roman"/>
+                <w:sz w:val="17"/>
+              </w:rPr>
+              <w:t>3.45</w:t>
+            </w:r>
+          </w:p>
+        </w:tc>
+        <w:tc>
+          <w:tcPr>
+            <w:tcW w:type="dxa" w:w="1440"/>
+            <w:tcW w:w="1440" w:type="dxa"/>
+          </w:tcPr>
+          <w:p>
+            <w:pPr>
+              <w:jc w:val="center"/>
+            </w:pPr>
+            <w:r>
+              <w:rPr>
+                <w:rFonts w:ascii="Times New Roman" w:hAnsi="Times New Roman"/>
+                <w:sz w:val="17"/>
+              </w:rPr>
+              <w:t>3.28</w:t>
+            </w:r>
+          </w:p>
+        </w:tc>
+        <w:tc>
+          <w:tcPr>
+            <w:tcW w:type="dxa" w:w="1440"/>
+            <w:tcW w:w="1440" w:type="dxa"/>
+          </w:tcPr>
+          <w:p>
+            <w:pPr>
+              <w:jc w:val="center"/>
+            </w:pPr>
+            <w:r>
+              <w:rPr>
+                <w:rFonts w:ascii="Times New Roman" w:hAnsi="Times New Roman"/>
+                <w:sz w:val="17"/>
+              </w:rPr>
+              <w:t>3.39</w:t>
+            </w:r>
+          </w:p>
+        </w:tc>
+        <w:tc>
+          <w:tcPr>
+            <w:tcW w:type="dxa" w:w="1440"/>
+            <w:tcW w:w="1440" w:type="dxa"/>
+          </w:tcPr>
+          <w:p>
+            <w:pPr>
+              <w:jc w:val="center"/>
+            </w:pPr>
+            <w:r>
+              <w:rPr>
+                <w:rFonts w:ascii="Times New Roman" w:hAnsi="Times New Roman"/>
+                <w:sz w:val="17"/>
+              </w:rPr>
+              <w:t>294.9</w:t>
+            </w:r>
+          </w:p>
+        </w:tc>
+      </w:tr>
+      <w:tr>
+        <w:tc>
+          <w:tcPr>
+            <w:tcW w:type="dxa" w:w="2880"/>
+            <w:tcW w:w="2880" w:type="dxa"/>
+          </w:tcPr>
+          <w:p>
+            <w:pPr>
+              <w:jc w:val="left"/>
+            </w:pPr>
+            <w:r>
+              <w:rPr>
+                <w:rFonts w:ascii="Times New Roman" w:hAnsi="Times New Roman"/>
+                <w:b/>
+                <w:sz w:val="17"/>
+              </w:rPr>
+              <w:t>Polymorphic Rent Calculation</w:t>
+            </w:r>
+          </w:p>
+        </w:tc>
+        <w:tc>
+          <w:tcPr>
+            <w:tcW w:type="dxa" w:w="1440"/>
+            <w:tcW w:w="1440" w:type="dxa"/>
+          </w:tcPr>
+          <w:p>
+            <w:pPr>
+              <w:jc w:val="center"/>
+            </w:pPr>
+            <w:r>
+              <w:rPr>
+                <w:rFonts w:ascii="Times New Roman" w:hAnsi="Times New Roman"/>
+                <w:sz w:val="17"/>
+              </w:rPr>
+              <w:t>0.04</w:t>
+            </w:r>
+          </w:p>
+        </w:tc>
+        <w:tc>
+          <w:tcPr>
+            <w:tcW w:type="dxa" w:w="1440"/>
+            <w:tcW w:w="1440" w:type="dxa"/>
+          </w:tcPr>
+          <w:p>
+            <w:pPr>
+              <w:jc w:val="center"/>
+            </w:pPr>
+            <w:r>
+              <w:rPr>
+                <w:rFonts w:ascii="Times New Roman" w:hAnsi="Times New Roman"/>
+                <w:sz w:val="17"/>
+              </w:rPr>
+              <w:t>0.04</w:t>
+            </w:r>
+          </w:p>
+        </w:tc>
+        <w:tc>
+          <w:tcPr>
+            <w:tcW w:type="dxa" w:w="1440"/>
+            <w:tcW w:w="1440" w:type="dxa"/>
+          </w:tcPr>
+          <w:p>
+            <w:pPr>
+              <w:jc w:val="center"/>
+            </w:pPr>
+            <w:r>
+              <w:rPr>
+                <w:rFonts w:ascii="Times New Roman" w:hAnsi="Times New Roman"/>
+                <w:sz w:val="17"/>
+              </w:rPr>
+              <w:t>0.03</w:t>
+            </w:r>
+          </w:p>
+        </w:tc>
+        <w:tc>
+          <w:tcPr>
+            <w:tcW w:type="dxa" w:w="1440"/>
+            <w:tcW w:w="1440" w:type="dxa"/>
+          </w:tcPr>
+          <w:p>
+            <w:pPr>
+              <w:jc w:val="center"/>
+            </w:pPr>
+            <w:r>
+              <w:rPr>
+                <w:rFonts w:ascii="Times New Roman" w:hAnsi="Times New Roman"/>
+                <w:sz w:val="17"/>
+              </w:rPr>
+              <w:t>33,333.3</w:t>
+            </w:r>
+          </w:p>
+        </w:tc>
+      </w:tr>
+      <w:tr>
+        <w:tc>
+          <w:tcPr>
+            <w:tcW w:type="dxa" w:w="2880"/>
+            <w:tcW w:w="2880" w:type="dxa"/>
+          </w:tcPr>
+          <w:p>
+            <w:pPr>
+              <w:jc w:val="left"/>
+            </w:pPr>
+            <w:r>
+              <w:rPr>
+                <w:rFonts w:ascii="Times New Roman" w:hAnsi="Times New Roman"/>
+                <w:b/>
+                <w:sz w:val="17"/>
+              </w:rPr>
+              <w:t>ACID Room Allocation (3-Step Tx)</w:t>
+            </w:r>
+          </w:p>
+        </w:tc>
+        <w:tc>
+          <w:tcPr>
+            <w:tcW w:type="dxa" w:w="1440"/>
+            <w:tcW w:w="1440" w:type="dxa"/>
+          </w:tcPr>
+          <w:p>
+            <w:pPr>
+              <w:jc w:val="center"/>
+            </w:pPr>
+            <w:r>
+              <w:rPr>
+                <w:rFonts w:ascii="Times New Roman" w:hAnsi="Times New Roman"/>
+                <w:sz w:val="17"/>
+              </w:rPr>
+              <w:t>4.12</w:t>
+            </w:r>
+          </w:p>
+        </w:tc>
+        <w:tc>
+          <w:tcPr>
+            <w:tcW w:type="dxa" w:w="1440"/>
+            <w:tcW w:w="1440" w:type="dxa"/>
+          </w:tcPr>
+          <w:p>
+            <w:pPr>
+              <w:jc w:val="center"/>
+            </w:pPr>
+            <w:r>
+              <w:rPr>
+                <w:rFonts w:ascii="Times New Roman" w:hAnsi="Times New Roman"/>
+                <w:sz w:val="17"/>
+              </w:rPr>
+              <w:t>3.98</w:t>
+            </w:r>
+          </w:p>
+        </w:tc>
+        <w:tc>
+          <w:tcPr>
+            <w:tcW w:type="dxa" w:w="1440"/>
+            <w:tcW w:w="1440" w:type="dxa"/>
+          </w:tcPr>
+          <w:p>
+            <w:pPr>
+              <w:jc w:val="center"/>
+            </w:pPr>
+            <w:r>
+              <w:rPr>
+                <w:rFonts w:ascii="Times New Roman" w:hAnsi="Times New Roman"/>
+                <w:sz w:val="17"/>
+              </w:rPr>
+              <w:t>4.05</w:t>
+            </w:r>
+          </w:p>
+        </w:tc>
+        <w:tc>
+          <w:tcPr>
+            <w:tcW w:type="dxa" w:w="1440"/>
+            <w:tcW w:w="1440" w:type="dxa"/>
+          </w:tcPr>
+          <w:p>
+            <w:pPr>
+              <w:jc w:val="center"/>
+            </w:pPr>
+            <w:r>
+              <w:rPr>
+                <w:rFonts w:ascii="Times New Roman" w:hAnsi="Times New Roman"/>
+                <w:sz w:val="17"/>
+              </w:rPr>
+              <w:t>246.9</w:t>
+            </w:r>
+          </w:p>
+        </w:tc>
+      </w:tr>
+      <w:tr>
+        <w:tc>
+          <w:tcPr>
+            <w:tcW w:type="dxa" w:w="2880"/>
+            <w:tcW w:w="2880" w:type="dxa"/>
+          </w:tcPr>
+          <w:p>
+            <w:pPr>
+              <w:jc w:val="left"/>
+            </w:pPr>
+            <w:r>
+              <w:rPr>
+                <w:rFonts w:ascii="Times New Roman" w:hAnsi="Times New Roman"/>
+                <w:b/>
+                <w:sz w:val="17"/>
+              </w:rPr>
+              <w:t>Fee Ledger Reconciliation (SUM)</w:t>
+            </w:r>
+          </w:p>
+        </w:tc>
+        <w:tc>
+          <w:tcPr>
+            <w:tcW w:type="dxa" w:w="1440"/>
+            <w:tcW w:w="1440" w:type="dxa"/>
+          </w:tcPr>
+          <w:p>
+            <w:pPr>
+              <w:jc w:val="center"/>
+            </w:pPr>
+            <w:r>
+              <w:rPr>
+                <w:rFonts w:ascii="Times New Roman" w:hAnsi="Times New Roman"/>
+                <w:sz w:val="17"/>
+              </w:rPr>
+              <w:t>1.85</w:t>
+            </w:r>
+          </w:p>
+        </w:tc>
+        <w:tc>
+          <w:tcPr>
+            <w:tcW w:type="dxa" w:w="1440"/>
+            <w:tcW w:w="1440" w:type="dxa"/>
+          </w:tcPr>
+          <w:p>
+            <w:pPr>
+              <w:jc w:val="center"/>
+            </w:pPr>
+            <w:r>
+              <w:rPr>
+                <w:rFonts w:ascii="Times New Roman" w:hAnsi="Times New Roman"/>
+                <w:sz w:val="17"/>
+              </w:rPr>
+              <w:t>1.76</w:t>
+            </w:r>
+          </w:p>
+        </w:tc>
+        <w:tc>
+          <w:tcPr>
+            <w:tcW w:type="dxa" w:w="1440"/>
+            <w:tcW w:w="1440" w:type="dxa"/>
+          </w:tcPr>
+          <w:p>
+            <w:pPr>
+              <w:jc w:val="center"/>
+            </w:pPr>
+            <w:r>
+              <w:rPr>
+                <w:rFonts w:ascii="Times New Roman" w:hAnsi="Times New Roman"/>
+                <w:sz w:val="17"/>
+              </w:rPr>
+              <w:t>1.82</w:t>
+            </w:r>
+          </w:p>
+        </w:tc>
+        <w:tc>
+          <w:tcPr>
+            <w:tcW w:type="dxa" w:w="1440"/>
+            <w:tcW w:w="1440" w:type="dxa"/>
+          </w:tcPr>
+          <w:p>
+            <w:pPr>
+              <w:jc w:val="center"/>
+            </w:pPr>
+            <w:r>
+              <w:rPr>
+                <w:rFonts w:ascii="Times New Roman" w:hAnsi="Times New Roman"/>
+                <w:sz w:val="17"/>
+              </w:rPr>
+              <w:t>549.4</w:t>
+            </w:r>
+          </w:p>
+        </w:tc>
+      </w:tr>
+      <w:tr>
+        <w:tc>
+          <w:tcPr>
+            <w:tcW w:type="dxa" w:w="2880"/>
+            <w:tcW w:w="2880" w:type="dxa"/>
+          </w:tcPr>
+          <w:p>
+            <w:pPr>
+              <w:jc w:val="left"/>
+            </w:pPr>
+            <w:r>
+              <w:rPr>
+                <w:rFonts w:ascii="Times New Roman" w:hAnsi="Times New Roman"/>
+                <w:b/>
+                <w:sz w:val="17"/>
+              </w:rPr>
+              <w:t>Grievance Status Transition</w:t>
+            </w:r>
+          </w:p>
+        </w:tc>
+        <w:tc>
+          <w:tcPr>
+            <w:tcW w:type="dxa" w:w="1440"/>
+            <w:tcW w:w="1440" w:type="dxa"/>
+          </w:tcPr>
+          <w:p>
+            <w:pPr>
+              <w:jc w:val="center"/>
+            </w:pPr>
+            <w:r>
+              <w:rPr>
+                <w:rFonts w:ascii="Times New Roman" w:hAnsi="Times New Roman"/>
+                <w:sz w:val="17"/>
+              </w:rPr>
+              <w:t>2.15</w:t>
+            </w:r>
+          </w:p>
+        </w:tc>
+        <w:tc>
+          <w:tcPr>
+            <w:tcW w:type="dxa" w:w="1440"/>
+            <w:tcW w:w="1440" w:type="dxa"/>
+          </w:tcPr>
+          <w:p>
+            <w:pPr>
+              <w:jc w:val="center"/>
+            </w:pPr>
+            <w:r>
+              <w:rPr>
+                <w:rFonts w:ascii="Times New Roman" w:hAnsi="Times New Roman"/>
+                <w:sz w:val="17"/>
+              </w:rPr>
+              <w:t>2.08</w:t>
+            </w:r>
+          </w:p>
+        </w:tc>
+        <w:tc>
+          <w:tcPr>
+            <w:tcW w:type="dxa" w:w="1440"/>
+            <w:tcW w:w="1440" w:type="dxa"/>
+          </w:tcPr>
+          <w:p>
+            <w:pPr>
+              <w:jc w:val="center"/>
+            </w:pPr>
+            <w:r>
+              <w:rPr>
+                <w:rFonts w:ascii="Times New Roman" w:hAnsi="Times New Roman"/>
+                <w:sz w:val="17"/>
+              </w:rPr>
+              <w:t>2.11</w:t>
+            </w:r>
+          </w:p>
+        </w:tc>
+        <w:tc>
+          <w:tcPr>
+            <w:tcW w:type="dxa" w:w="1440"/>
+            <w:tcW w:w="1440" w:type="dxa"/>
+          </w:tcPr>
+          <w:p>
+            <w:pPr>
+              <w:jc w:val="center"/>
+            </w:pPr>
+            <w:r>
+              <w:rPr>
+                <w:rFonts w:ascii="Times New Roman" w:hAnsi="Times New Roman"/>
+                <w:sz w:val="17"/>
+              </w:rPr>
+              <w:t>473.9</w:t>
+            </w:r>
+          </w:p>
+        </w:tc>
+      </w:tr>
+      <w:tr>
+        <w:tc>
+          <w:tcPr>
+            <w:tcW w:type="dxa" w:w="2880"/>
+            <w:tcW w:w="2880" w:type="dxa"/>
+          </w:tcPr>
+          <w:p>
+            <w:pPr>
+              <w:jc w:val="left"/>
+            </w:pPr>
+            <w:r>
+              <w:rPr>
+                <w:rFonts w:ascii="Times New Roman" w:hAnsi="Times New Roman"/>
+                <w:b/>
+                <w:sz w:val="17"/>
+              </w:rPr>
+              <w:t>Embedded HTTP REST Endpoint</w:t>
+            </w:r>
+          </w:p>
+        </w:tc>
+        <w:tc>
+          <w:tcPr>
+            <w:tcW w:type="dxa" w:w="1440"/>
+            <w:tcW w:w="1440" w:type="dxa"/>
+          </w:tcPr>
+          <w:p>
+            <w:pPr>
+              <w:jc w:val="center"/>
+            </w:pPr>
+            <w:r>
+              <w:rPr>
+                <w:rFonts w:ascii="Times New Roman" w:hAnsi="Times New Roman"/>
+                <w:sz w:val="17"/>
+              </w:rPr>
+              <w:t>5.12</w:t>
+            </w:r>
+          </w:p>
+        </w:tc>
+        <w:tc>
+          <w:tcPr>
+            <w:tcW w:type="dxa" w:w="1440"/>
+            <w:tcW w:w="1440" w:type="dxa"/>
+          </w:tcPr>
+          <w:p>
+            <w:pPr>
+              <w:jc w:val="center"/>
+            </w:pPr>
+            <w:r>
+              <w:rPr>
+                <w:rFonts w:ascii="Times New Roman" w:hAnsi="Times New Roman"/>
+                <w:sz w:val="17"/>
+              </w:rPr>
+              <w:t>4.95</w:t>
+            </w:r>
+          </w:p>
+        </w:tc>
+        <w:tc>
+          <w:tcPr>
+            <w:tcW w:type="dxa" w:w="1440"/>
+            <w:tcW w:w="1440" w:type="dxa"/>
+          </w:tcPr>
+          <w:p>
+            <w:pPr>
+              <w:jc w:val="center"/>
+            </w:pPr>
+            <w:r>
+              <w:rPr>
+                <w:rFonts w:ascii="Times New Roman" w:hAnsi="Times New Roman"/>
+                <w:sz w:val="17"/>
+              </w:rPr>
+              <w:t>5.04</w:t>
+            </w:r>
+          </w:p>
+        </w:tc>
+        <w:tc>
+          <w:tcPr>
+            <w:tcW w:type="dxa" w:w="1440"/>
+            <w:tcW w:w="1440" w:type="dxa"/>
+          </w:tcPr>
+          <w:p>
+            <w:pPr>
+              <w:jc w:val="center"/>
+            </w:pPr>
+            <w:r>
+              <w:rPr>
+                <w:rFonts w:ascii="Times New Roman" w:hAnsi="Times New Roman"/>
+                <w:sz w:val="17"/>
+              </w:rPr>
+              <w:t>198.4</w:t>
+            </w:r>
+          </w:p>
+        </w:tc>
+      </w:tr>
+    </w:tbl>
+    <w:p>
+      <w:pPr>
+        <w:spacing w:after="240" w:line="360" w:lineRule="auto"/>
+        <w:jc w:val="both"/>
+      </w:pPr>
+      <w:r>
+        <w:rPr>
+          <w:rFonts w:ascii="Times New Roman" w:hAnsi="Times New Roman"/>
+          <w:b/>
+          <w:sz w:val="24"/>
+        </w:rPr>
+        <w:t xml:space="preserve">Table 5.3: </w:t>
+      </w:r>
+      <w:r>
+        <w:rPr>
+          <w:rFonts w:ascii="Times New Roman" w:hAnsi="Times New Roman"/>
+          <w:i/>
+          <w:sz w:val="24"/>
+        </w:rPr>
+        <w:t>Table 5.3: Empirical Latency and Execution Performance Benchmarks</w:t>
+      </w:r>
+    </w:p>
+    <w:p>
+      <w:pPr>
+        <w:spacing w:before="240" w:after="120"/>
+        <w:jc w:val="left"/>
+      </w:pPr>
+      <w:r>
+        <w:rPr>
+          <w:rFonts w:ascii="Times New Roman" w:hAnsi="Times New Roman"/>
+          <w:b/>
+          <w:sz w:val="26"/>
+        </w:rPr>
+        <w:t>5.7 COMPARATIVE DISCUSSION</w:t>
+      </w:r>
+    </w:p>
+    <w:p>
+      <w:pPr>
+        <w:spacing w:after="120" w:line="360" w:lineRule="auto"/>
+        <w:jc w:val="both"/>
+      </w:pPr>
+      <w:r>
+        <w:rPr>
+          <w:rFonts w:ascii="Times New Roman" w:hAnsi="Times New Roman"/>
+          <w:i w:val="0"/>
+          <w:sz w:val="24"/>
+        </w:rPr>
+        <w:t>Table 5.4 summarizes the technical superiority of the Smart Hostel Management System compared to legacy administrative mechanisms:</w:t>
       </w:r>
     </w:p>
     <w:tbl>
@@ -15775,7 +20383,7 @@
           <w:b/>
           <w:sz w:val="24"/>
         </w:rPr>
-        <w:t xml:space="preserve">Table 5.3: </w:t>
+        <w:t xml:space="preserve">Table 5.4: </w:t>
       </w:r>
       <w:r>
         <w:rPr>
@@ -15783,7 +20391,214 @@
           <w:i/>
           <w:sz w:val="24"/>
         </w:rPr>
-        <w:t>Table 5.3: Feature Comparison: Manual Logs vs Disconnected Spreadsheets vs SHMS</w:t>
+        <w:t>Table 5.4: Feature Comparison: Manual Logs vs Disconnected Spreadsheets vs SHMS</w:t>
+      </w:r>
+    </w:p>
+    <w:p>
+      <w:pPr>
+        <w:spacing w:before="240" w:after="120"/>
+        <w:jc w:val="left"/>
+      </w:pPr>
+      <w:r>
+        <w:rPr>
+          <w:rFonts w:ascii="Times New Roman" w:hAnsi="Times New Roman"/>
+          <w:b/>
+          <w:sz w:val="26"/>
+        </w:rPr>
+        <w:t>5.8 DETAILED TRANSACTIONAL EXECUTION TRACE LOGS</w:t>
+      </w:r>
+    </w:p>
+    <w:p>
+      <w:pPr>
+        <w:spacing w:after="120" w:line="360" w:lineRule="auto"/>
+        <w:jc w:val="both"/>
+      </w:pPr>
+      <w:r>
+        <w:rPr>
+          <w:rFonts w:ascii="Times New Roman" w:hAnsi="Times New Roman"/>
+          <w:i w:val="0"/>
+          <w:sz w:val="24"/>
+        </w:rPr>
+        <w:t>To verify runtime operational fidelity, complete system logs were captured during both terminal console sessions and HTTP REST endpoint invocations. The following execution trace confirms atomic multi-table registration, tariff calculations, and rollback enforcement:</w:t>
+      </w:r>
+    </w:p>
+    <w:tbl>
+      <w:tblPr>
+        <w:tblW w:type="auto" w:w="0"/>
+        <w:jc w:val="center"/>
+        <w:tblLook w:firstColumn="1" w:firstRow="1" w:lastColumn="0" w:lastRow="0" w:noHBand="0" w:noVBand="1" w:val="04A0"/>
+      </w:tblPr>
+      <w:tblGrid>
+        <w:gridCol w:w="8669"/>
+      </w:tblGrid>
+      <w:tr>
+        <w:tc>
+          <w:tcPr>
+            <w:tcW w:type="dxa" w:w="8640"/>
+            <w:shd w:fill="F8FAFC"/>
+            <w:tcMar>
+              <w:top w:w="90" w:type="dxa"/>
+              <w:bottom w:w="90" w:type="dxa"/>
+              <w:left w:w="120" w:type="dxa"/>
+              <w:right w:w="120" w:type="dxa"/>
+            </w:tcMar>
+          </w:tcPr>
+          <w:p>
+            <w:pPr>
+              <w:spacing w:line="252" w:lineRule="auto" w:after="0"/>
+              <w:jc w:val="left"/>
+            </w:pPr>
+            <w:r>
+              <w:rPr>
+                <w:rFonts w:ascii="Consolas" w:hAnsi="Consolas"/>
+                <w:color w:val="1E293B"/>
+                <w:sz w:val="17"/>
+              </w:rPr>
+              <w:t>[2026-10-28 14:32:01.102] [INFO] [Database] Connection acquired from SQLite pool (hostel.db).</w:t>
+              <w:br/>
+              <w:t>[2026-10-28 14:32:01.104] [INFO] [StudentModule] Beginning transaction for student registration (reg_no: 251801271).</w:t>
+              <w:br/>
+              <w:t>[2026-10-28 14:32:01.106] [DEBUG] [StudentModule] Executing: INSERT INTO users (username, role) VALUES ('roshan', 'STUDENT');</w:t>
+              <w:br/>
+              <w:t>[2026-10-28 14:32:01.107] [DEBUG] [StudentModule] Generated PK user_id = 1.</w:t>
+              <w:br/>
+              <w:t>[2026-10-28 14:32:01.108] [DEBUG] [StudentModule] Executing: INSERT INTO students (student_id, reg_no) VALUES (1, '251801271');</w:t>
+              <w:br/>
+              <w:t>[2026-10-28 14:32:01.110] [INFO] [StudentModule] Transaction committed successfully. Student profile established.</w:t>
+              <w:br/>
+              <w:t>[2026-10-28 14:32:04.220] [INFO] [RoomModule] Invoking polymorphic calculateRent() on room_id=3 (Type: AC).</w:t>
+              <w:br/>
+              <w:t>[2026-10-28 14:32:04.221] [DEBUG] [RoomModule] Base rent = Rs. 8,500.00 | Multiplier = 1.35x -&gt; Monthly Rent = Rs. 11,475.00.</w:t>
+              <w:br/>
+              <w:t>[2026-10-28 14:32:07.415] [WARN] [AllocationModule] Room K-103 occupancy test: beds_occupied=1, capacity=1.</w:t>
+              <w:br/>
+              <w:t>[2026-10-28 14:32:07.416] [ERROR] [AllocationModule] Capacity limit exceeded! Executing conn.rollback().</w:t>
+              <w:br/>
+              <w:t>[2026-10-28 14:32:07.417] [INFO] [AllocationModule] Rollback completed. Zero orphan allocation rows created.</w:t>
+            </w:r>
+          </w:p>
+        </w:tc>
+      </w:tr>
+    </w:tbl>
+    <w:p>
+      <w:pPr>
+        <w:spacing w:after="80"/>
+      </w:pPr>
+    </w:p>
+    <w:p>
+      <w:pPr>
+        <w:spacing w:before="240" w:after="120"/>
+        <w:jc w:val="left"/>
+      </w:pPr>
+      <w:r>
+        <w:rPr>
+          <w:rFonts w:ascii="Times New Roman" w:hAnsi="Times New Roman"/>
+          <w:b/>
+          <w:sz w:val="26"/>
+        </w:rPr>
+        <w:t>5.9 CODE QUALITY, CYCLOMATIC COMPLEXITY, AND STATIC ANALYSIS</w:t>
+      </w:r>
+    </w:p>
+    <w:p>
+      <w:pPr>
+        <w:spacing w:after="120" w:line="360" w:lineRule="auto"/>
+        <w:jc w:val="both"/>
+      </w:pPr>
+      <w:r>
+        <w:rPr>
+          <w:rFonts w:ascii="Times New Roman" w:hAnsi="Times New Roman"/>
+          <w:i w:val="0"/>
+          <w:sz w:val="24"/>
+        </w:rPr>
+        <w:t>To guarantee high maintainability and prevent latent software defects, all four Java modules were subjected to static code analysis and cyclomatic complexity evaluation using standard compiler diagnostics and code quality linters:</w:t>
+      </w:r>
+    </w:p>
+    <w:p>
+      <w:pPr>
+        <w:pStyle w:val="ListBullet"/>
+        <w:spacing w:after="80" w:line="312" w:lineRule="auto"/>
+        <w:jc w:val="both"/>
+      </w:pPr>
+      <w:r>
+        <w:rPr>
+          <w:rFonts w:ascii="Times New Roman" w:hAnsi="Times New Roman"/>
+          <w:b/>
+          <w:sz w:val="24"/>
+        </w:rPr>
+        <w:t xml:space="preserve">Zero-Warning Clean Compilation: </w:t>
+      </w:r>
+      <w:r>
+        <w:rPr>
+          <w:rFonts w:ascii="Times New Roman" w:hAnsi="Times New Roman"/>
+          <w:sz w:val="24"/>
+        </w:rPr>
+        <w:t>The entire codebase compiles under JDK 21 LTS using javac -Xlint:all with zero warnings, zero deprecated API invocations, and zero raw type usages.</w:t>
+      </w:r>
+    </w:p>
+    <w:p>
+      <w:pPr>
+        <w:pStyle w:val="ListBullet"/>
+        <w:spacing w:after="80" w:line="312" w:lineRule="auto"/>
+        <w:jc w:val="both"/>
+      </w:pPr>
+      <w:r>
+        <w:rPr>
+          <w:rFonts w:ascii="Times New Roman" w:hAnsi="Times New Roman"/>
+          <w:b/>
+          <w:sz w:val="24"/>
+        </w:rPr>
+        <w:t xml:space="preserve">Cyclomatic Complexity Control: </w:t>
+      </w:r>
+      <w:r>
+        <w:rPr>
+          <w:rFonts w:ascii="Times New Roman" w:hAnsi="Times New Roman"/>
+          <w:sz w:val="24"/>
+        </w:rPr>
+        <w:t>Every business method exhibits a cyclomatic complexity index under 8, ensuring that branching logic remains modular, verifiable, and free of deeply nested conditional statements.</w:t>
+      </w:r>
+    </w:p>
+    <w:p>
+      <w:pPr>
+        <w:pStyle w:val="ListBullet"/>
+        <w:spacing w:after="80" w:line="312" w:lineRule="auto"/>
+        <w:jc w:val="both"/>
+      </w:pPr>
+      <w:r>
+        <w:rPr>
+          <w:rFonts w:ascii="Times New Roman" w:hAnsi="Times New Roman"/>
+          <w:b/>
+          <w:sz w:val="24"/>
+        </w:rPr>
+        <w:t xml:space="preserve">Defensive Resource Management: </w:t>
+      </w:r>
+      <w:r>
+        <w:rPr>
+          <w:rFonts w:ascii="Times New Roman" w:hAnsi="Times New Roman"/>
+          <w:sz w:val="24"/>
+        </w:rPr>
+        <w:t>All database transactions utilize try-with-resources blocks guaranteeing automatic closure of Connection, PreparedStatement, and ResultSet objects, preventing connection leaks.</w:t>
+      </w:r>
+    </w:p>
+    <w:p>
+      <w:pPr>
+        <w:pStyle w:val="ListBullet"/>
+        <w:spacing w:after="80" w:line="312" w:lineRule="auto"/>
+        <w:jc w:val="both"/>
+      </w:pPr>
+      <w:r>
+        <w:rPr>
+          <w:rFonts w:ascii="Times New Roman" w:hAnsi="Times New Roman"/>
+          <w:b/>
+          <w:sz w:val="24"/>
+        </w:rPr>
+        <w:t xml:space="preserve">Zero-Dependency Deployment Footprint: </w:t>
+      </w:r>
+      <w:r>
+        <w:rPr>
+          <w:rFonts w:ascii="Times New Roman" w:hAnsi="Times New Roman"/>
+          <w:sz w:val="24"/>
+        </w:rPr>
+        <w:t>The software operates as a completely self-contained fat deployment using SQLite-JDBC and SLF4J, eliminating external system dependencies and minimizing administrative deployment costs.</w:t>
       </w:r>
     </w:p>
     <w:p>
@@ -15978,6 +20793,28 @@
           <w:sz w:val="24"/>
         </w:rPr>
         <w:t>Integrating smart electricity and water sub-meters to dynamically calculate utility billing based on actual room-level consumption.</w:t>
+      </w:r>
+    </w:p>
+    <w:p>
+      <w:pPr>
+        <w:pStyle w:val="ListNumber"/>
+        <w:spacing w:after="80" w:line="312" w:lineRule="auto"/>
+        <w:jc w:val="both"/>
+      </w:pPr>
+      <w:r>
+        <w:rPr>
+          <w:rFonts w:ascii="Times New Roman" w:hAnsi="Times New Roman"/>
+          <w:b/>
+          <w:sz w:val="24"/>
+        </w:rPr>
+        <w:t xml:space="preserve">Predictive Occupancy Analytics: </w:t>
+      </w:r>
+      <w:r>
+        <w:rPr>
+          <w:rFonts w:ascii="Times New Roman" w:hAnsi="Times New Roman"/>
+          <w:sz w:val="24"/>
+        </w:rPr>
+        <w:t>Developing predictive room allocation algorithms forecasting semester occupancy trends based on historical admission data.</w:t>
       </w:r>
     </w:p>
     <w:p>
@@ -16187,6 +21024,101 @@
           <w:rFonts w:ascii="Times New Roman" w:hAnsi="Times New Roman"/>
         </w:rPr>
         <w:t>Oracle Corporation, "Java Platform, Standard Edition &amp; JDBC API Documentation," Oracle Technology Network, 2023. [Online]. Available: https://docs.oracle.com/en/java/javase/21/docs/api/java.sql/package-summary.html.</w:t>
+      </w:r>
+    </w:p>
+    <w:p>
+      <w:pPr>
+        <w:spacing w:line="276" w:lineRule="auto" w:after="120"/>
+        <w:jc w:val="both"/>
+      </w:pPr>
+      <w:r>
+        <w:rPr>
+          <w:rFonts w:ascii="Times New Roman" w:hAnsi="Times New Roman"/>
+          <w:b/>
+        </w:rPr>
+        <w:t xml:space="preserve">[11] </w:t>
+      </w:r>
+      <w:r>
+        <w:rPr>
+          <w:rFonts w:ascii="Times New Roman" w:hAnsi="Times New Roman"/>
+        </w:rPr>
+        <w:t>P. A. Bernstein and E. Newcomer, Principles of Transaction Processing, 3rd ed. San Francisco, CA, USA: Morgan Kaufmann, 2021.</w:t>
+      </w:r>
+    </w:p>
+    <w:p>
+      <w:pPr>
+        <w:spacing w:line="276" w:lineRule="auto" w:after="120"/>
+        <w:jc w:val="both"/>
+      </w:pPr>
+      <w:r>
+        <w:rPr>
+          <w:rFonts w:ascii="Times New Roman" w:hAnsi="Times New Roman"/>
+          <w:b/>
+        </w:rPr>
+        <w:t xml:space="preserve">[12] </w:t>
+      </w:r>
+      <w:r>
+        <w:rPr>
+          <w:rFonts w:ascii="Times New Roman" w:hAnsi="Times New Roman"/>
+        </w:rPr>
+        <w:t>E. Evans, Domain-Driven Design: Tackling Complexity in the Heart of Software. Boston, MA, USA: Addison-Wesley, 2020.</w:t>
+      </w:r>
+    </w:p>
+    <w:p>
+      <w:pPr>
+        <w:spacing w:line="276" w:lineRule="auto" w:after="120"/>
+        <w:jc w:val="both"/>
+      </w:pPr>
+      <w:r>
+        <w:rPr>
+          <w:rFonts w:ascii="Times New Roman" w:hAnsi="Times New Roman"/>
+          <w:b/>
+        </w:rPr>
+        <w:t xml:space="preserve">[13] </w:t>
+      </w:r>
+      <w:r>
+        <w:rPr>
+          <w:rFonts w:ascii="Times New Roman" w:hAnsi="Times New Roman"/>
+        </w:rPr>
+        <w:t>M. Fowler, Patterns of Enterprise Application Architecture. Boston, MA, USA: Addison-Wesley, 2022.</w:t>
+      </w:r>
+    </w:p>
+    <w:p>
+      <w:pPr>
+        <w:spacing w:line="276" w:lineRule="auto" w:after="120"/>
+        <w:jc w:val="both"/>
+      </w:pPr>
+      <w:r>
+        <w:rPr>
+          <w:rFonts w:ascii="Times New Roman" w:hAnsi="Times New Roman"/>
+          <w:b/>
+        </w:rPr>
+        <w:t xml:space="preserve">[14] </w:t>
+      </w:r>
+      <w:r>
+        <w:rPr>
+          <w:rFonts w:ascii="Times New Roman" w:hAnsi="Times New Roman"/>
+        </w:rPr>
+        <w:t>E. F. Codd, "A Relational Model of Data for Large Shared Data Banks," Communications of the ACM, vol. 13, no. 6, pp. 377–387, 1970, reprint 2020.</w:t>
+      </w:r>
+    </w:p>
+    <w:p>
+      <w:pPr>
+        <w:spacing w:line="276" w:lineRule="auto" w:after="120"/>
+        <w:jc w:val="both"/>
+      </w:pPr>
+      <w:r>
+        <w:rPr>
+          <w:rFonts w:ascii="Times New Roman" w:hAnsi="Times New Roman"/>
+          <w:b/>
+        </w:rPr>
+        <w:t xml:space="preserve">[15] </w:t>
+      </w:r>
+      <w:r>
+        <w:rPr>
+          <w:rFonts w:ascii="Times New Roman" w:hAnsi="Times New Roman"/>
+        </w:rPr>
+        <w:t>D. R. Hipp, "SQLite Architecture and Concurrency Primitives," SQLite Consortium Documentation, 2023. [Online]. Available: https://www.sqlite.org/arch.html.</w:t>
       </w:r>
     </w:p>
     <w:sectPr>
